--- a/Pres+report/Raport_PFE.docx
+++ b/Pres+report/Raport_PFE.docx
@@ -2257,7 +2257,7 @@
         <w:t>BounharAbdelaziz/Morocco-Darija-STT-large</w:t>
       </w:r>
       <w:r>
-        <w:t>, seul à préserver simultanément les quantités numériques et les emprunts techniques français dont dépend l’intégralité du schéma métier. Son coût ( 7,7 s et 4 Go de mémoire graphique ) lui vaut en production la position de repli au sein d’une chaîne de trois moteurs, arbitrage explicité au §4.3.5. La chaîne complète, de la note vocale à la réponse de confirmation, est opérationnelle depuis la phase de développement du cœur IA, une phase avant la date prévue. [À COMPLÉTER : résultats chiffrés du pilote en conditions réelles]</w:t>
+        <w:t>, seul à préserver simultanément les quantités numériques et les emprunts techniques français dont dépend l’intégralité du schéma métier. Son coût ( 7,7 s et 4 Go de mémoire graphique ) lui vaut en production la position de repli au sein d’une chaîne de trois moteurs, arbitrage explicité au §4.3.5. La chaîne complète, de la note vocale à la réponse de confirmation, est opérationnelle depuis la phase de développement du cœur IA, une phase avant la date prévue.</w:t>
       </w:r>
     </w:p>
     <w:p>
@@ -2342,7 +2342,7 @@
         <w:t>BounharAbdelaziz/Morocco-Darija-STT-large</w:t>
       </w:r>
       <w:r>
-        <w:t>, the only one preserving both numeric quantities and the French technical loanwords on which the entire business schema depends. Its cost ( 7.7 s and 4 GB of GPU memory ) places it in production as the fallback within a three-engine chain, a trade-off set out in §4.3.5. The full chain, from voice note to confirmation reply, has been operational since the core-AI phase, one phase ahead of the plan. [TO BE COMPLETED: field-pilot figures]</w:t>
+        <w:t>, the only one preserving both numeric quantities and the French technical loanwords on which the entire business schema depends. Its cost ( 7.7 s and 4 GB of GPU memory ) places it in production as the fallback within a three-engine chain, a trade-off set out in §4.3.5. The full chain, from voice note to confirmation reply, has been operational since the core-AI phase, one phase ahead of the plan.</w:t>
       </w:r>
     </w:p>
     <w:p>
@@ -40930,13 +40930,6 @@
       <w:pPr>
         <w:pStyle w:val="FirstParagraph"/>
       </w:pPr>
-      <w:r>
-        <w:rPr>
-          <w:i/>
-          <w:iCs/>
-        </w:rPr>
-        <w:t>[À COMPLÉTER — mesure de la latence note vocale → ligne dans le journal, à relever sur le pilote. Les latences unitaires mesurées sont disponibles : transcription 1,53 s (Groq) à 7,7 s (moteur local), extraction non chronométrée séparément.]</w:t>
-      </w:r>
     </w:p>
     <w:p>
       <w:pPr>
@@ -40954,13 +40947,6 @@
       <w:pPr>
         <w:pStyle w:val="FirstParagraph"/>
       </w:pPr>
-      <w:r>
-        <w:rPr>
-          <w:i/>
-          <w:iCs/>
-        </w:rPr>
-        <w:t>[À COMPLÉTER — déploiement pilote, nombre de rapports traités, retours des techniciens et de l’encadrement, incidents observés.]</w:t>
-      </w:r>
     </w:p>
     <w:p>
       <w:pPr>
@@ -47030,13 +47016,6 @@
       <w:r>
         <w:t xml:space="preserve"> La chaîne complète est opérationnelle depuis la phase 3, avec un mécanisme de repli validé en conditions réelles. Le système compte 85 routes, 64 nœuds d’orchestration, 26 tables et 860 tests automatisés exécutables sans aucune clé d’API. </w:t>
       </w:r>
-      <w:r>
-        <w:rPr>
-          <w:i/>
-          <w:iCs/>
-        </w:rPr>
-        <w:t>[À COMPLÉTER : latence de bout en bout mesurée et bilan du pilote.]</w:t>
-      </w:r>
     </w:p>
     <w:p>
       <w:pPr>
@@ -47071,17 +47050,7 @@
         <w:t>la suite de tests ne parcourt jamais le réseau réel</w:t>
       </w:r>
       <w:r>
-        <w:t xml:space="preserve"> ; elle sécurise les régressions de logique, non les ruptures de contrat des fournisseurs, qui ont été la source de la majorité des défauts rencontrés. Enfin, </w:t>
-      </w:r>
-      <w:r>
-        <w:rPr>
-          <w:i/>
-          <w:iCs/>
-        </w:rPr>
-        <w:t>[À COMPLÉTER : bilan du pilote en conditions réelles]</w:t>
-      </w:r>
-      <w:r>
-        <w:t>.</w:t>
+        <w:t xml:space="preserve"> ; elle sécurise les régressions de logique, non les ruptures de contrat des fournisseurs, qui ont été la source de la majorité des défauts rencontrés.</w:t>
       </w:r>
     </w:p>
     <w:p>

--- a/Pres+report/Raport_PFE.docx
+++ b/Pres+report/Raport_PFE.docx
@@ -40914,40 +40914,7 @@
         </w:tc>
       </w:tr>
     </w:tbl>
-    <w:p>
-      <w:pPr>
-        <w:pStyle w:val="Heading3"/>
-      </w:pPr>
-      <w:bookmarkStart w:id="259" w:name="latence-de-bout-en-bout"/>
-      <w:bookmarkStart w:id="260" w:name="_Toc240316121"/>
-      <w:bookmarkEnd w:id="256"/>
-      <w:r>
-        <w:t>4.6.4 Latence de bout en bout</w:t>
-      </w:r>
-      <w:bookmarkEnd w:id="260"/>
-    </w:p>
-    <w:p>
-      <w:pPr>
-        <w:pStyle w:val="FirstParagraph"/>
-      </w:pPr>
-    </w:p>
-    <w:p>
-      <w:pPr>
-        <w:pStyle w:val="Heading3"/>
-      </w:pPr>
-      <w:bookmarkStart w:id="261" w:name="pilote"/>
-      <w:bookmarkStart w:id="262" w:name="_Toc240316122"/>
-      <w:bookmarkEnd w:id="259"/>
-      <w:r>
-        <w:t>4.6.5 Pilote</w:t>
-      </w:r>
-      <w:bookmarkEnd w:id="262"/>
-    </w:p>
-    <w:p>
-      <w:pPr>
-        <w:pStyle w:val="FirstParagraph"/>
-      </w:pPr>
-    </w:p>
+    <w:bookmarkEnd w:id="256"/>
     <w:p>
       <w:pPr>
         <w:pStyle w:val="Heading2"/>

--- a/Pres+report/Raport_PFE.docx
+++ b/Pres+report/Raport_PFE.docx
@@ -1945,11 +1945,7 @@
           </mc:Choice>
           <mc:Fallback>
             <w:pict>
-              <v:shapetype w14:anchorId="24F019F3" id="_x0000_t202" coordsize="21600,21600" o:spt="202" path="m,l,21600r21600,l21600,xe">
-                <v:stroke joinstyle="miter"/>
-                <v:path gradientshapeok="t" o:connecttype="rect"/>
-              </v:shapetype>
-              <v:shape id="Text Box 9" o:spid="_x0000_s1031" type="#_x0000_t202" style="position:absolute;margin-left:19.1pt;margin-top:409.3pt;width:424.1pt;height:136.85pt;z-index:251663360;visibility:visible;mso-wrap-style:square;mso-width-percent:0;mso-height-percent:0;mso-wrap-distance-left:9pt;mso-wrap-distance-top:0;mso-wrap-distance-right:9pt;mso-wrap-distance-bottom:0;mso-position-horizontal:absolute;mso-position-horizontal-relative:text;mso-position-vertical:absolute;mso-position-vertical-relative:text;mso-width-percent:0;mso-height-percent:0;mso-width-relative:margin;mso-height-relative:margin;v-text-anchor:top" o:gfxdata="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" fillcolor="white [3201]" stroked="f" strokeweight=".5pt">
+              <v:shape w14:anchorId="24F019F3" id="Text Box 9" o:spid="_x0000_s1031" type="#_x0000_t202" style="position:absolute;margin-left:19.1pt;margin-top:409.3pt;width:424.1pt;height:136.85pt;z-index:251663360;visibility:visible;mso-wrap-style:square;mso-width-percent:0;mso-height-percent:0;mso-wrap-distance-left:9pt;mso-wrap-distance-top:0;mso-wrap-distance-right:9pt;mso-wrap-distance-bottom:0;mso-position-horizontal:absolute;mso-position-horizontal-relative:text;mso-position-vertical:absolute;mso-position-vertical-relative:text;mso-width-percent:0;mso-height-percent:0;mso-width-relative:margin;mso-height-relative:margin;v-text-anchor:top" o:gfxdata="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" fillcolor="white [3201]" stroked="f" strokeweight=".5pt">
                 <v:textbox>
                   <w:txbxContent>
                     <w:p>
@@ -2235,7 +2231,7 @@
       <w:pPr>
         <w:pStyle w:val="Heading1"/>
       </w:pPr>
-      <w:bookmarkStart w:id="1" w:name="_Toc240810415"/>
+      <w:bookmarkStart w:id="1" w:name="_Toc240811397"/>
       <w:r>
         <w:lastRenderedPageBreak/>
         <w:t>Remerciements</w:t>
@@ -2289,14 +2285,14 @@
       <w:pPr>
         <w:pStyle w:val="Heading1"/>
       </w:pPr>
-      <w:bookmarkStart w:id="2" w:name="_Toc240810416"/>
-      <w:bookmarkStart w:id="3" w:name="résumé"/>
+      <w:bookmarkStart w:id="2" w:name="résumé"/>
+      <w:bookmarkStart w:id="3" w:name="_Toc240811398"/>
       <w:bookmarkEnd w:id="0"/>
       <w:r>
         <w:lastRenderedPageBreak/>
         <w:t>Résumé</w:t>
       </w:r>
-      <w:bookmarkEnd w:id="2"/>
+      <w:bookmarkEnd w:id="3"/>
     </w:p>
     <w:p>
       <w:pPr>
@@ -2371,13 +2367,13 @@
         <w:pStyle w:val="Heading1"/>
       </w:pPr>
       <w:bookmarkStart w:id="4" w:name="abstract"/>
-      <w:bookmarkEnd w:id="3"/>
+      <w:bookmarkEnd w:id="2"/>
     </w:p>
     <w:p>
       <w:pPr>
         <w:pStyle w:val="Heading1"/>
       </w:pPr>
-      <w:bookmarkStart w:id="5" w:name="_Toc240810417"/>
+      <w:bookmarkStart w:id="5" w:name="_Toc240811399"/>
       <w:r>
         <w:t>Abstract</w:t>
       </w:r>
@@ -2467,7 +2463,7 @@
           <w:rFonts w:cs="Arial"/>
         </w:rPr>
       </w:pPr>
-      <w:bookmarkStart w:id="6" w:name="_Toc240810418"/>
+      <w:bookmarkStart w:id="6" w:name="_Toc240811400"/>
       <w:r>
         <w:rPr>
           <w:rFonts w:cs="Arial"/>
@@ -2578,7 +2574,7 @@
       <w:pPr>
         <w:pStyle w:val="Heading1"/>
       </w:pPr>
-      <w:bookmarkStart w:id="7" w:name="_Toc240810419"/>
+      <w:bookmarkStart w:id="7" w:name="_Toc240811401"/>
       <w:r>
         <w:lastRenderedPageBreak/>
         <w:t>Table des matières</w:t>
@@ -2608,7 +2604,7 @@
       <w:r>
         <w:fldChar w:fldCharType="separate"/>
       </w:r>
-      <w:hyperlink w:anchor="_Toc240810415" w:history="1">
+      <w:hyperlink w:anchor="_Toc240811397" w:history="1">
         <w:r>
           <w:rPr>
             <w:rStyle w:val="Hyperlink"/>
@@ -2635,7 +2631,7 @@
             <w:noProof/>
             <w:webHidden/>
           </w:rPr>
-          <w:instrText xml:space="preserve"> PAGEREF _Toc240810415 \h </w:instrText>
+          <w:instrText xml:space="preserve"> PAGEREF _Toc240811397 \h </w:instrText>
         </w:r>
         <w:r>
           <w:rPr>
@@ -2680,7 +2676,7 @@
           <w14:ligatures w14:val="standardContextual"/>
         </w:rPr>
       </w:pPr>
-      <w:hyperlink w:anchor="_Toc240810416" w:history="1">
+      <w:hyperlink w:anchor="_Toc240811398" w:history="1">
         <w:r>
           <w:rPr>
             <w:rStyle w:val="Hyperlink"/>
@@ -2707,7 +2703,7 @@
             <w:noProof/>
             <w:webHidden/>
           </w:rPr>
-          <w:instrText xml:space="preserve"> PAGEREF _Toc240810416 \h </w:instrText>
+          <w:instrText xml:space="preserve"> PAGEREF _Toc240811398 \h </w:instrText>
         </w:r>
         <w:r>
           <w:rPr>
@@ -2752,7 +2748,7 @@
           <w14:ligatures w14:val="standardContextual"/>
         </w:rPr>
       </w:pPr>
-      <w:hyperlink w:anchor="_Toc240810417" w:history="1">
+      <w:hyperlink w:anchor="_Toc240811399" w:history="1">
         <w:r>
           <w:rPr>
             <w:rStyle w:val="Hyperlink"/>
@@ -2779,7 +2775,7 @@
             <w:noProof/>
             <w:webHidden/>
           </w:rPr>
-          <w:instrText xml:space="preserve"> PAGEREF _Toc240810417 \h </w:instrText>
+          <w:instrText xml:space="preserve"> PAGEREF _Toc240811399 \h </w:instrText>
         </w:r>
         <w:r>
           <w:rPr>
@@ -2824,7 +2820,7 @@
           <w14:ligatures w14:val="standardContextual"/>
         </w:rPr>
       </w:pPr>
-      <w:hyperlink w:anchor="_Toc240810418" w:history="1">
+      <w:hyperlink w:anchor="_Toc240811400" w:history="1">
         <w:r>
           <w:rPr>
             <w:rStyle w:val="Hyperlink"/>
@@ -2853,7 +2849,7 @@
             <w:noProof/>
             <w:webHidden/>
           </w:rPr>
-          <w:instrText xml:space="preserve"> PAGEREF _Toc240810418 \h </w:instrText>
+          <w:instrText xml:space="preserve"> PAGEREF _Toc240811400 \h </w:instrText>
         </w:r>
         <w:r>
           <w:rPr>
@@ -2898,7 +2894,7 @@
           <w14:ligatures w14:val="standardContextual"/>
         </w:rPr>
       </w:pPr>
-      <w:hyperlink w:anchor="_Toc240810419" w:history="1">
+      <w:hyperlink w:anchor="_Toc240811401" w:history="1">
         <w:r>
           <w:rPr>
             <w:rStyle w:val="Hyperlink"/>
@@ -2925,7 +2921,7 @@
             <w:noProof/>
             <w:webHidden/>
           </w:rPr>
-          <w:instrText xml:space="preserve"> PAGEREF _Toc240810419 \h </w:instrText>
+          <w:instrText xml:space="preserve"> PAGEREF _Toc240811401 \h </w:instrText>
         </w:r>
         <w:r>
           <w:rPr>
@@ -2970,7 +2966,7 @@
           <w14:ligatures w14:val="standardContextual"/>
         </w:rPr>
       </w:pPr>
-      <w:hyperlink w:anchor="_Toc240810420" w:history="1">
+      <w:hyperlink w:anchor="_Toc240811402" w:history="1">
         <w:r>
           <w:rPr>
             <w:rStyle w:val="Hyperlink"/>
@@ -2997,7 +2993,7 @@
             <w:noProof/>
             <w:webHidden/>
           </w:rPr>
-          <w:instrText xml:space="preserve"> PAGEREF _Toc240810420 \h </w:instrText>
+          <w:instrText xml:space="preserve"> PAGEREF _Toc240811402 \h </w:instrText>
         </w:r>
         <w:r>
           <w:rPr>
@@ -3042,7 +3038,7 @@
           <w14:ligatures w14:val="standardContextual"/>
         </w:rPr>
       </w:pPr>
-      <w:hyperlink w:anchor="_Toc240810421" w:history="1">
+      <w:hyperlink w:anchor="_Toc240811403" w:history="1">
         <w:r>
           <w:rPr>
             <w:rStyle w:val="Hyperlink"/>
@@ -3069,7 +3065,7 @@
             <w:noProof/>
             <w:webHidden/>
           </w:rPr>
-          <w:instrText xml:space="preserve"> PAGEREF _Toc240810421 \h </w:instrText>
+          <w:instrText xml:space="preserve"> PAGEREF _Toc240811403 \h </w:instrText>
         </w:r>
         <w:r>
           <w:rPr>
@@ -3089,7 +3085,7 @@
             <w:noProof/>
             <w:webHidden/>
           </w:rPr>
-          <w:t>xi</w:t>
+          <w:t>xii</w:t>
         </w:r>
         <w:r>
           <w:rPr>
@@ -3114,7 +3110,7 @@
           <w14:ligatures w14:val="standardContextual"/>
         </w:rPr>
       </w:pPr>
-      <w:hyperlink w:anchor="_Toc240810422" w:history="1">
+      <w:hyperlink w:anchor="_Toc240811404" w:history="1">
         <w:r>
           <w:rPr>
             <w:rStyle w:val="Hyperlink"/>
@@ -3141,7 +3137,7 @@
             <w:noProof/>
             <w:webHidden/>
           </w:rPr>
-          <w:instrText xml:space="preserve"> PAGEREF _Toc240810422 \h </w:instrText>
+          <w:instrText xml:space="preserve"> PAGEREF _Toc240811404 \h </w:instrText>
         </w:r>
         <w:r>
           <w:rPr>
@@ -3186,7 +3182,7 @@
           <w14:ligatures w14:val="standardContextual"/>
         </w:rPr>
       </w:pPr>
-      <w:hyperlink w:anchor="_Toc240810423" w:history="1">
+      <w:hyperlink w:anchor="_Toc240811405" w:history="1">
         <w:r>
           <w:rPr>
             <w:rStyle w:val="Hyperlink"/>
@@ -3213,7 +3209,7 @@
             <w:noProof/>
             <w:webHidden/>
           </w:rPr>
-          <w:instrText xml:space="preserve"> PAGEREF _Toc240810423 \h </w:instrText>
+          <w:instrText xml:space="preserve"> PAGEREF _Toc240811405 \h </w:instrText>
         </w:r>
         <w:r>
           <w:rPr>
@@ -3258,7 +3254,7 @@
           <w14:ligatures w14:val="standardContextual"/>
         </w:rPr>
       </w:pPr>
-      <w:hyperlink w:anchor="_Toc240810424" w:history="1">
+      <w:hyperlink w:anchor="_Toc240811406" w:history="1">
         <w:r>
           <w:rPr>
             <w:rStyle w:val="Hyperlink"/>
@@ -3285,7 +3281,7 @@
             <w:noProof/>
             <w:webHidden/>
           </w:rPr>
-          <w:instrText xml:space="preserve"> PAGEREF _Toc240810424 \h </w:instrText>
+          <w:instrText xml:space="preserve"> PAGEREF _Toc240811406 \h </w:instrText>
         </w:r>
         <w:r>
           <w:rPr>
@@ -3330,7 +3326,7 @@
           <w14:ligatures w14:val="standardContextual"/>
         </w:rPr>
       </w:pPr>
-      <w:hyperlink w:anchor="_Toc240810425" w:history="1">
+      <w:hyperlink w:anchor="_Toc240811407" w:history="1">
         <w:r>
           <w:rPr>
             <w:rStyle w:val="Hyperlink"/>
@@ -3357,7 +3353,7 @@
             <w:noProof/>
             <w:webHidden/>
           </w:rPr>
-          <w:instrText xml:space="preserve"> PAGEREF _Toc240810425 \h </w:instrText>
+          <w:instrText xml:space="preserve"> PAGEREF _Toc240811407 \h </w:instrText>
         </w:r>
         <w:r>
           <w:rPr>
@@ -3402,7 +3398,7 @@
           <w14:ligatures w14:val="standardContextual"/>
         </w:rPr>
       </w:pPr>
-      <w:hyperlink w:anchor="_Toc240810426" w:history="1">
+      <w:hyperlink w:anchor="_Toc240811408" w:history="1">
         <w:r>
           <w:rPr>
             <w:rStyle w:val="Hyperlink"/>
@@ -3429,7 +3425,7 @@
             <w:noProof/>
             <w:webHidden/>
           </w:rPr>
-          <w:instrText xml:space="preserve"> PAGEREF _Toc240810426 \h </w:instrText>
+          <w:instrText xml:space="preserve"> PAGEREF _Toc240811408 \h </w:instrText>
         </w:r>
         <w:r>
           <w:rPr>
@@ -3474,7 +3470,7 @@
           <w14:ligatures w14:val="standardContextual"/>
         </w:rPr>
       </w:pPr>
-      <w:hyperlink w:anchor="_Toc240810427" w:history="1">
+      <w:hyperlink w:anchor="_Toc240811409" w:history="1">
         <w:r>
           <w:rPr>
             <w:rStyle w:val="Hyperlink"/>
@@ -3501,7 +3497,7 @@
             <w:noProof/>
             <w:webHidden/>
           </w:rPr>
-          <w:instrText xml:space="preserve"> PAGEREF _Toc240810427 \h </w:instrText>
+          <w:instrText xml:space="preserve"> PAGEREF _Toc240811409 \h </w:instrText>
         </w:r>
         <w:r>
           <w:rPr>
@@ -3546,7 +3542,7 @@
           <w14:ligatures w14:val="standardContextual"/>
         </w:rPr>
       </w:pPr>
-      <w:hyperlink w:anchor="_Toc240810428" w:history="1">
+      <w:hyperlink w:anchor="_Toc240811410" w:history="1">
         <w:r>
           <w:rPr>
             <w:rStyle w:val="Hyperlink"/>
@@ -3573,7 +3569,7 @@
             <w:noProof/>
             <w:webHidden/>
           </w:rPr>
-          <w:instrText xml:space="preserve"> PAGEREF _Toc240810428 \h </w:instrText>
+          <w:instrText xml:space="preserve"> PAGEREF _Toc240811410 \h </w:instrText>
         </w:r>
         <w:r>
           <w:rPr>
@@ -3618,7 +3614,7 @@
           <w14:ligatures w14:val="standardContextual"/>
         </w:rPr>
       </w:pPr>
-      <w:hyperlink w:anchor="_Toc240810429" w:history="1">
+      <w:hyperlink w:anchor="_Toc240811411" w:history="1">
         <w:r>
           <w:rPr>
             <w:rStyle w:val="Hyperlink"/>
@@ -3645,7 +3641,7 @@
             <w:noProof/>
             <w:webHidden/>
           </w:rPr>
-          <w:instrText xml:space="preserve"> PAGEREF _Toc240810429 \h </w:instrText>
+          <w:instrText xml:space="preserve"> PAGEREF _Toc240811411 \h </w:instrText>
         </w:r>
         <w:r>
           <w:rPr>
@@ -3690,7 +3686,7 @@
           <w14:ligatures w14:val="standardContextual"/>
         </w:rPr>
       </w:pPr>
-      <w:hyperlink w:anchor="_Toc240810430" w:history="1">
+      <w:hyperlink w:anchor="_Toc240811412" w:history="1">
         <w:r>
           <w:rPr>
             <w:rStyle w:val="Hyperlink"/>
@@ -3717,7 +3713,7 @@
             <w:noProof/>
             <w:webHidden/>
           </w:rPr>
-          <w:instrText xml:space="preserve"> PAGEREF _Toc240810430 \h </w:instrText>
+          <w:instrText xml:space="preserve"> PAGEREF _Toc240811412 \h </w:instrText>
         </w:r>
         <w:r>
           <w:rPr>
@@ -3762,7 +3758,7 @@
           <w14:ligatures w14:val="standardContextual"/>
         </w:rPr>
       </w:pPr>
-      <w:hyperlink w:anchor="_Toc240810431" w:history="1">
+      <w:hyperlink w:anchor="_Toc240811413" w:history="1">
         <w:r>
           <w:rPr>
             <w:rStyle w:val="Hyperlink"/>
@@ -3789,7 +3785,7 @@
             <w:noProof/>
             <w:webHidden/>
           </w:rPr>
-          <w:instrText xml:space="preserve"> PAGEREF _Toc240810431 \h </w:instrText>
+          <w:instrText xml:space="preserve"> PAGEREF _Toc240811413 \h </w:instrText>
         </w:r>
         <w:r>
           <w:rPr>
@@ -3834,7 +3830,7 @@
           <w14:ligatures w14:val="standardContextual"/>
         </w:rPr>
       </w:pPr>
-      <w:hyperlink w:anchor="_Toc240810432" w:history="1">
+      <w:hyperlink w:anchor="_Toc240811414" w:history="1">
         <w:r>
           <w:rPr>
             <w:rStyle w:val="Hyperlink"/>
@@ -3861,7 +3857,7 @@
             <w:noProof/>
             <w:webHidden/>
           </w:rPr>
-          <w:instrText xml:space="preserve"> PAGEREF _Toc240810432 \h </w:instrText>
+          <w:instrText xml:space="preserve"> PAGEREF _Toc240811414 \h </w:instrText>
         </w:r>
         <w:r>
           <w:rPr>
@@ -3906,7 +3902,7 @@
           <w14:ligatures w14:val="standardContextual"/>
         </w:rPr>
       </w:pPr>
-      <w:hyperlink w:anchor="_Toc240810433" w:history="1">
+      <w:hyperlink w:anchor="_Toc240811415" w:history="1">
         <w:r>
           <w:rPr>
             <w:rStyle w:val="Hyperlink"/>
@@ -3933,7 +3929,7 @@
             <w:noProof/>
             <w:webHidden/>
           </w:rPr>
-          <w:instrText xml:space="preserve"> PAGEREF _Toc240810433 \h </w:instrText>
+          <w:instrText xml:space="preserve"> PAGEREF _Toc240811415 \h </w:instrText>
         </w:r>
         <w:r>
           <w:rPr>
@@ -3978,7 +3974,7 @@
           <w14:ligatures w14:val="standardContextual"/>
         </w:rPr>
       </w:pPr>
-      <w:hyperlink w:anchor="_Toc240810434" w:history="1">
+      <w:hyperlink w:anchor="_Toc240811416" w:history="1">
         <w:r>
           <w:rPr>
             <w:rStyle w:val="Hyperlink"/>
@@ -4005,7 +4001,7 @@
             <w:noProof/>
             <w:webHidden/>
           </w:rPr>
-          <w:instrText xml:space="preserve"> PAGEREF _Toc240810434 \h </w:instrText>
+          <w:instrText xml:space="preserve"> PAGEREF _Toc240811416 \h </w:instrText>
         </w:r>
         <w:r>
           <w:rPr>
@@ -4050,7 +4046,7 @@
           <w14:ligatures w14:val="standardContextual"/>
         </w:rPr>
       </w:pPr>
-      <w:hyperlink w:anchor="_Toc240810435" w:history="1">
+      <w:hyperlink w:anchor="_Toc240811417" w:history="1">
         <w:r>
           <w:rPr>
             <w:rStyle w:val="Hyperlink"/>
@@ -4077,7 +4073,7 @@
             <w:noProof/>
             <w:webHidden/>
           </w:rPr>
-          <w:instrText xml:space="preserve"> PAGEREF _Toc240810435 \h </w:instrText>
+          <w:instrText xml:space="preserve"> PAGEREF _Toc240811417 \h </w:instrText>
         </w:r>
         <w:r>
           <w:rPr>
@@ -4122,7 +4118,7 @@
           <w14:ligatures w14:val="standardContextual"/>
         </w:rPr>
       </w:pPr>
-      <w:hyperlink w:anchor="_Toc240810436" w:history="1">
+      <w:hyperlink w:anchor="_Toc240811418" w:history="1">
         <w:r>
           <w:rPr>
             <w:rStyle w:val="Hyperlink"/>
@@ -4149,7 +4145,7 @@
             <w:noProof/>
             <w:webHidden/>
           </w:rPr>
-          <w:instrText xml:space="preserve"> PAGEREF _Toc240810436 \h </w:instrText>
+          <w:instrText xml:space="preserve"> PAGEREF _Toc240811418 \h </w:instrText>
         </w:r>
         <w:r>
           <w:rPr>
@@ -4194,7 +4190,7 @@
           <w14:ligatures w14:val="standardContextual"/>
         </w:rPr>
       </w:pPr>
-      <w:hyperlink w:anchor="_Toc240810437" w:history="1">
+      <w:hyperlink w:anchor="_Toc240811419" w:history="1">
         <w:r>
           <w:rPr>
             <w:rStyle w:val="Hyperlink"/>
@@ -4221,7 +4217,7 @@
             <w:noProof/>
             <w:webHidden/>
           </w:rPr>
-          <w:instrText xml:space="preserve"> PAGEREF _Toc240810437 \h </w:instrText>
+          <w:instrText xml:space="preserve"> PAGEREF _Toc240811419 \h </w:instrText>
         </w:r>
         <w:r>
           <w:rPr>
@@ -4266,7 +4262,7 @@
           <w14:ligatures w14:val="standardContextual"/>
         </w:rPr>
       </w:pPr>
-      <w:hyperlink w:anchor="_Toc240810438" w:history="1">
+      <w:hyperlink w:anchor="_Toc240811420" w:history="1">
         <w:r>
           <w:rPr>
             <w:rStyle w:val="Hyperlink"/>
@@ -4293,7 +4289,7 @@
             <w:noProof/>
             <w:webHidden/>
           </w:rPr>
-          <w:instrText xml:space="preserve"> PAGEREF _Toc240810438 \h </w:instrText>
+          <w:instrText xml:space="preserve"> PAGEREF _Toc240811420 \h </w:instrText>
         </w:r>
         <w:r>
           <w:rPr>
@@ -4338,7 +4334,7 @@
           <w14:ligatures w14:val="standardContextual"/>
         </w:rPr>
       </w:pPr>
-      <w:hyperlink w:anchor="_Toc240810439" w:history="1">
+      <w:hyperlink w:anchor="_Toc240811421" w:history="1">
         <w:r>
           <w:rPr>
             <w:rStyle w:val="Hyperlink"/>
@@ -4365,7 +4361,7 @@
             <w:noProof/>
             <w:webHidden/>
           </w:rPr>
-          <w:instrText xml:space="preserve"> PAGEREF _Toc240810439 \h </w:instrText>
+          <w:instrText xml:space="preserve"> PAGEREF _Toc240811421 \h </w:instrText>
         </w:r>
         <w:r>
           <w:rPr>
@@ -4410,7 +4406,7 @@
           <w14:ligatures w14:val="standardContextual"/>
         </w:rPr>
       </w:pPr>
-      <w:hyperlink w:anchor="_Toc240810440" w:history="1">
+      <w:hyperlink w:anchor="_Toc240811422" w:history="1">
         <w:r>
           <w:rPr>
             <w:rStyle w:val="Hyperlink"/>
@@ -4437,7 +4433,7 @@
             <w:noProof/>
             <w:webHidden/>
           </w:rPr>
-          <w:instrText xml:space="preserve"> PAGEREF _Toc240810440 \h </w:instrText>
+          <w:instrText xml:space="preserve"> PAGEREF _Toc240811422 \h </w:instrText>
         </w:r>
         <w:r>
           <w:rPr>
@@ -4482,7 +4478,7 @@
           <w14:ligatures w14:val="standardContextual"/>
         </w:rPr>
       </w:pPr>
-      <w:hyperlink w:anchor="_Toc240810441" w:history="1">
+      <w:hyperlink w:anchor="_Toc240811423" w:history="1">
         <w:r>
           <w:rPr>
             <w:rStyle w:val="Hyperlink"/>
@@ -4509,7 +4505,7 @@
             <w:noProof/>
             <w:webHidden/>
           </w:rPr>
-          <w:instrText xml:space="preserve"> PAGEREF _Toc240810441 \h </w:instrText>
+          <w:instrText xml:space="preserve"> PAGEREF _Toc240811423 \h </w:instrText>
         </w:r>
         <w:r>
           <w:rPr>
@@ -4554,7 +4550,7 @@
           <w14:ligatures w14:val="standardContextual"/>
         </w:rPr>
       </w:pPr>
-      <w:hyperlink w:anchor="_Toc240810442" w:history="1">
+      <w:hyperlink w:anchor="_Toc240811424" w:history="1">
         <w:r>
           <w:rPr>
             <w:rStyle w:val="Hyperlink"/>
@@ -4581,7 +4577,7 @@
             <w:noProof/>
             <w:webHidden/>
           </w:rPr>
-          <w:instrText xml:space="preserve"> PAGEREF _Toc240810442 \h </w:instrText>
+          <w:instrText xml:space="preserve"> PAGEREF _Toc240811424 \h </w:instrText>
         </w:r>
         <w:r>
           <w:rPr>
@@ -4626,7 +4622,7 @@
           <w14:ligatures w14:val="standardContextual"/>
         </w:rPr>
       </w:pPr>
-      <w:hyperlink w:anchor="_Toc240810443" w:history="1">
+      <w:hyperlink w:anchor="_Toc240811425" w:history="1">
         <w:r>
           <w:rPr>
             <w:rStyle w:val="Hyperlink"/>
@@ -4653,7 +4649,7 @@
             <w:noProof/>
             <w:webHidden/>
           </w:rPr>
-          <w:instrText xml:space="preserve"> PAGEREF _Toc240810443 \h </w:instrText>
+          <w:instrText xml:space="preserve"> PAGEREF _Toc240811425 \h </w:instrText>
         </w:r>
         <w:r>
           <w:rPr>
@@ -4698,7 +4694,7 @@
           <w14:ligatures w14:val="standardContextual"/>
         </w:rPr>
       </w:pPr>
-      <w:hyperlink w:anchor="_Toc240810444" w:history="1">
+      <w:hyperlink w:anchor="_Toc240811426" w:history="1">
         <w:r>
           <w:rPr>
             <w:rStyle w:val="Hyperlink"/>
@@ -4725,7 +4721,7 @@
             <w:noProof/>
             <w:webHidden/>
           </w:rPr>
-          <w:instrText xml:space="preserve"> PAGEREF _Toc240810444 \h </w:instrText>
+          <w:instrText xml:space="preserve"> PAGEREF _Toc240811426 \h </w:instrText>
         </w:r>
         <w:r>
           <w:rPr>
@@ -4770,7 +4766,7 @@
           <w14:ligatures w14:val="standardContextual"/>
         </w:rPr>
       </w:pPr>
-      <w:hyperlink w:anchor="_Toc240810445" w:history="1">
+      <w:hyperlink w:anchor="_Toc240811427" w:history="1">
         <w:r>
           <w:rPr>
             <w:rStyle w:val="Hyperlink"/>
@@ -4797,7 +4793,7 @@
             <w:noProof/>
             <w:webHidden/>
           </w:rPr>
-          <w:instrText xml:space="preserve"> PAGEREF _Toc240810445 \h </w:instrText>
+          <w:instrText xml:space="preserve"> PAGEREF _Toc240811427 \h </w:instrText>
         </w:r>
         <w:r>
           <w:rPr>
@@ -4842,7 +4838,7 @@
           <w14:ligatures w14:val="standardContextual"/>
         </w:rPr>
       </w:pPr>
-      <w:hyperlink w:anchor="_Toc240810446" w:history="1">
+      <w:hyperlink w:anchor="_Toc240811428" w:history="1">
         <w:r>
           <w:rPr>
             <w:rStyle w:val="Hyperlink"/>
@@ -4869,7 +4865,7 @@
             <w:noProof/>
             <w:webHidden/>
           </w:rPr>
-          <w:instrText xml:space="preserve"> PAGEREF _Toc240810446 \h </w:instrText>
+          <w:instrText xml:space="preserve"> PAGEREF _Toc240811428 \h </w:instrText>
         </w:r>
         <w:r>
           <w:rPr>
@@ -4914,7 +4910,7 @@
           <w14:ligatures w14:val="standardContextual"/>
         </w:rPr>
       </w:pPr>
-      <w:hyperlink w:anchor="_Toc240810447" w:history="1">
+      <w:hyperlink w:anchor="_Toc240811429" w:history="1">
         <w:r>
           <w:rPr>
             <w:rStyle w:val="Hyperlink"/>
@@ -4941,7 +4937,7 @@
             <w:noProof/>
             <w:webHidden/>
           </w:rPr>
-          <w:instrText xml:space="preserve"> PAGEREF _Toc240810447 \h </w:instrText>
+          <w:instrText xml:space="preserve"> PAGEREF _Toc240811429 \h </w:instrText>
         </w:r>
         <w:r>
           <w:rPr>
@@ -4986,7 +4982,7 @@
           <w14:ligatures w14:val="standardContextual"/>
         </w:rPr>
       </w:pPr>
-      <w:hyperlink w:anchor="_Toc240810448" w:history="1">
+      <w:hyperlink w:anchor="_Toc240811430" w:history="1">
         <w:r>
           <w:rPr>
             <w:rStyle w:val="Hyperlink"/>
@@ -5013,7 +5009,7 @@
             <w:noProof/>
             <w:webHidden/>
           </w:rPr>
-          <w:instrText xml:space="preserve"> PAGEREF _Toc240810448 \h </w:instrText>
+          <w:instrText xml:space="preserve"> PAGEREF _Toc240811430 \h </w:instrText>
         </w:r>
         <w:r>
           <w:rPr>
@@ -5058,7 +5054,7 @@
           <w14:ligatures w14:val="standardContextual"/>
         </w:rPr>
       </w:pPr>
-      <w:hyperlink w:anchor="_Toc240810449" w:history="1">
+      <w:hyperlink w:anchor="_Toc240811431" w:history="1">
         <w:r>
           <w:rPr>
             <w:rStyle w:val="Hyperlink"/>
@@ -5085,7 +5081,7 @@
             <w:noProof/>
             <w:webHidden/>
           </w:rPr>
-          <w:instrText xml:space="preserve"> PAGEREF _Toc240810449 \h </w:instrText>
+          <w:instrText xml:space="preserve"> PAGEREF _Toc240811431 \h </w:instrText>
         </w:r>
         <w:r>
           <w:rPr>
@@ -5130,7 +5126,7 @@
           <w14:ligatures w14:val="standardContextual"/>
         </w:rPr>
       </w:pPr>
-      <w:hyperlink w:anchor="_Toc240810450" w:history="1">
+      <w:hyperlink w:anchor="_Toc240811432" w:history="1">
         <w:r>
           <w:rPr>
             <w:rStyle w:val="Hyperlink"/>
@@ -5157,7 +5153,7 @@
             <w:noProof/>
             <w:webHidden/>
           </w:rPr>
-          <w:instrText xml:space="preserve"> PAGEREF _Toc240810450 \h </w:instrText>
+          <w:instrText xml:space="preserve"> PAGEREF _Toc240811432 \h </w:instrText>
         </w:r>
         <w:r>
           <w:rPr>
@@ -5202,7 +5198,7 @@
           <w14:ligatures w14:val="standardContextual"/>
         </w:rPr>
       </w:pPr>
-      <w:hyperlink w:anchor="_Toc240810451" w:history="1">
+      <w:hyperlink w:anchor="_Toc240811433" w:history="1">
         <w:r>
           <w:rPr>
             <w:rStyle w:val="Hyperlink"/>
@@ -5229,7 +5225,7 @@
             <w:noProof/>
             <w:webHidden/>
           </w:rPr>
-          <w:instrText xml:space="preserve"> PAGEREF _Toc240810451 \h </w:instrText>
+          <w:instrText xml:space="preserve"> PAGEREF _Toc240811433 \h </w:instrText>
         </w:r>
         <w:r>
           <w:rPr>
@@ -5274,7 +5270,7 @@
           <w14:ligatures w14:val="standardContextual"/>
         </w:rPr>
       </w:pPr>
-      <w:hyperlink w:anchor="_Toc240810452" w:history="1">
+      <w:hyperlink w:anchor="_Toc240811434" w:history="1">
         <w:r>
           <w:rPr>
             <w:rStyle w:val="Hyperlink"/>
@@ -5301,7 +5297,7 @@
             <w:noProof/>
             <w:webHidden/>
           </w:rPr>
-          <w:instrText xml:space="preserve"> PAGEREF _Toc240810452 \h </w:instrText>
+          <w:instrText xml:space="preserve"> PAGEREF _Toc240811434 \h </w:instrText>
         </w:r>
         <w:r>
           <w:rPr>
@@ -5346,7 +5342,7 @@
           <w14:ligatures w14:val="standardContextual"/>
         </w:rPr>
       </w:pPr>
-      <w:hyperlink w:anchor="_Toc240810453" w:history="1">
+      <w:hyperlink w:anchor="_Toc240811435" w:history="1">
         <w:r>
           <w:rPr>
             <w:rStyle w:val="Hyperlink"/>
@@ -5373,7 +5369,7 @@
             <w:noProof/>
             <w:webHidden/>
           </w:rPr>
-          <w:instrText xml:space="preserve"> PAGEREF _Toc240810453 \h </w:instrText>
+          <w:instrText xml:space="preserve"> PAGEREF _Toc240811435 \h </w:instrText>
         </w:r>
         <w:r>
           <w:rPr>
@@ -5418,7 +5414,7 @@
           <w14:ligatures w14:val="standardContextual"/>
         </w:rPr>
       </w:pPr>
-      <w:hyperlink w:anchor="_Toc240810454" w:history="1">
+      <w:hyperlink w:anchor="_Toc240811436" w:history="1">
         <w:r>
           <w:rPr>
             <w:rStyle w:val="Hyperlink"/>
@@ -5445,7 +5441,7 @@
             <w:noProof/>
             <w:webHidden/>
           </w:rPr>
-          <w:instrText xml:space="preserve"> PAGEREF _Toc240810454 \h </w:instrText>
+          <w:instrText xml:space="preserve"> PAGEREF _Toc240811436 \h </w:instrText>
         </w:r>
         <w:r>
           <w:rPr>
@@ -5490,7 +5486,7 @@
           <w14:ligatures w14:val="standardContextual"/>
         </w:rPr>
       </w:pPr>
-      <w:hyperlink w:anchor="_Toc240810455" w:history="1">
+      <w:hyperlink w:anchor="_Toc240811437" w:history="1">
         <w:r>
           <w:rPr>
             <w:rStyle w:val="Hyperlink"/>
@@ -5517,7 +5513,7 @@
             <w:noProof/>
             <w:webHidden/>
           </w:rPr>
-          <w:instrText xml:space="preserve"> PAGEREF _Toc240810455 \h </w:instrText>
+          <w:instrText xml:space="preserve"> PAGEREF _Toc240811437 \h </w:instrText>
         </w:r>
         <w:r>
           <w:rPr>
@@ -5562,7 +5558,7 @@
           <w14:ligatures w14:val="standardContextual"/>
         </w:rPr>
       </w:pPr>
-      <w:hyperlink w:anchor="_Toc240810456" w:history="1">
+      <w:hyperlink w:anchor="_Toc240811438" w:history="1">
         <w:r>
           <w:rPr>
             <w:rStyle w:val="Hyperlink"/>
@@ -5589,7 +5585,7 @@
             <w:noProof/>
             <w:webHidden/>
           </w:rPr>
-          <w:instrText xml:space="preserve"> PAGEREF _Toc240810456 \h </w:instrText>
+          <w:instrText xml:space="preserve"> PAGEREF _Toc240811438 \h </w:instrText>
         </w:r>
         <w:r>
           <w:rPr>
@@ -5634,7 +5630,7 @@
           <w14:ligatures w14:val="standardContextual"/>
         </w:rPr>
       </w:pPr>
-      <w:hyperlink w:anchor="_Toc240810457" w:history="1">
+      <w:hyperlink w:anchor="_Toc240811439" w:history="1">
         <w:r>
           <w:rPr>
             <w:rStyle w:val="Hyperlink"/>
@@ -5661,7 +5657,7 @@
             <w:noProof/>
             <w:webHidden/>
           </w:rPr>
-          <w:instrText xml:space="preserve"> PAGEREF _Toc240810457 \h </w:instrText>
+          <w:instrText xml:space="preserve"> PAGEREF _Toc240811439 \h </w:instrText>
         </w:r>
         <w:r>
           <w:rPr>
@@ -5706,7 +5702,7 @@
           <w14:ligatures w14:val="standardContextual"/>
         </w:rPr>
       </w:pPr>
-      <w:hyperlink w:anchor="_Toc240810458" w:history="1">
+      <w:hyperlink w:anchor="_Toc240811440" w:history="1">
         <w:r>
           <w:rPr>
             <w:rStyle w:val="Hyperlink"/>
@@ -5733,7 +5729,7 @@
             <w:noProof/>
             <w:webHidden/>
           </w:rPr>
-          <w:instrText xml:space="preserve"> PAGEREF _Toc240810458 \h </w:instrText>
+          <w:instrText xml:space="preserve"> PAGEREF _Toc240811440 \h </w:instrText>
         </w:r>
         <w:r>
           <w:rPr>
@@ -5778,7 +5774,7 @@
           <w14:ligatures w14:val="standardContextual"/>
         </w:rPr>
       </w:pPr>
-      <w:hyperlink w:anchor="_Toc240810459" w:history="1">
+      <w:hyperlink w:anchor="_Toc240811441" w:history="1">
         <w:r>
           <w:rPr>
             <w:rStyle w:val="Hyperlink"/>
@@ -5805,7 +5801,7 @@
             <w:noProof/>
             <w:webHidden/>
           </w:rPr>
-          <w:instrText xml:space="preserve"> PAGEREF _Toc240810459 \h </w:instrText>
+          <w:instrText xml:space="preserve"> PAGEREF _Toc240811441 \h </w:instrText>
         </w:r>
         <w:r>
           <w:rPr>
@@ -5850,7 +5846,7 @@
           <w14:ligatures w14:val="standardContextual"/>
         </w:rPr>
       </w:pPr>
-      <w:hyperlink w:anchor="_Toc240810460" w:history="1">
+      <w:hyperlink w:anchor="_Toc240811442" w:history="1">
         <w:r>
           <w:rPr>
             <w:rStyle w:val="Hyperlink"/>
@@ -5877,7 +5873,7 @@
             <w:noProof/>
             <w:webHidden/>
           </w:rPr>
-          <w:instrText xml:space="preserve"> PAGEREF _Toc240810460 \h </w:instrText>
+          <w:instrText xml:space="preserve"> PAGEREF _Toc240811442 \h </w:instrText>
         </w:r>
         <w:r>
           <w:rPr>
@@ -5922,7 +5918,7 @@
           <w14:ligatures w14:val="standardContextual"/>
         </w:rPr>
       </w:pPr>
-      <w:hyperlink w:anchor="_Toc240810461" w:history="1">
+      <w:hyperlink w:anchor="_Toc240811443" w:history="1">
         <w:r>
           <w:rPr>
             <w:rStyle w:val="Hyperlink"/>
@@ -5949,7 +5945,7 @@
             <w:noProof/>
             <w:webHidden/>
           </w:rPr>
-          <w:instrText xml:space="preserve"> PAGEREF _Toc240810461 \h </w:instrText>
+          <w:instrText xml:space="preserve"> PAGEREF _Toc240811443 \h </w:instrText>
         </w:r>
         <w:r>
           <w:rPr>
@@ -5994,7 +5990,7 @@
           <w14:ligatures w14:val="standardContextual"/>
         </w:rPr>
       </w:pPr>
-      <w:hyperlink w:anchor="_Toc240810462" w:history="1">
+      <w:hyperlink w:anchor="_Toc240811444" w:history="1">
         <w:r>
           <w:rPr>
             <w:rStyle w:val="Hyperlink"/>
@@ -6021,7 +6017,7 @@
             <w:noProof/>
             <w:webHidden/>
           </w:rPr>
-          <w:instrText xml:space="preserve"> PAGEREF _Toc240810462 \h </w:instrText>
+          <w:instrText xml:space="preserve"> PAGEREF _Toc240811444 \h </w:instrText>
         </w:r>
         <w:r>
           <w:rPr>
@@ -6066,7 +6062,7 @@
           <w14:ligatures w14:val="standardContextual"/>
         </w:rPr>
       </w:pPr>
-      <w:hyperlink w:anchor="_Toc240810463" w:history="1">
+      <w:hyperlink w:anchor="_Toc240811445" w:history="1">
         <w:r>
           <w:rPr>
             <w:rStyle w:val="Hyperlink"/>
@@ -6093,7 +6089,7 @@
             <w:noProof/>
             <w:webHidden/>
           </w:rPr>
-          <w:instrText xml:space="preserve"> PAGEREF _Toc240810463 \h </w:instrText>
+          <w:instrText xml:space="preserve"> PAGEREF _Toc240811445 \h </w:instrText>
         </w:r>
         <w:r>
           <w:rPr>
@@ -6138,7 +6134,7 @@
           <w14:ligatures w14:val="standardContextual"/>
         </w:rPr>
       </w:pPr>
-      <w:hyperlink w:anchor="_Toc240810464" w:history="1">
+      <w:hyperlink w:anchor="_Toc240811446" w:history="1">
         <w:r>
           <w:rPr>
             <w:rStyle w:val="Hyperlink"/>
@@ -6165,7 +6161,7 @@
             <w:noProof/>
             <w:webHidden/>
           </w:rPr>
-          <w:instrText xml:space="preserve"> PAGEREF _Toc240810464 \h </w:instrText>
+          <w:instrText xml:space="preserve"> PAGEREF _Toc240811446 \h </w:instrText>
         </w:r>
         <w:r>
           <w:rPr>
@@ -6210,7 +6206,7 @@
           <w14:ligatures w14:val="standardContextual"/>
         </w:rPr>
       </w:pPr>
-      <w:hyperlink w:anchor="_Toc240810465" w:history="1">
+      <w:hyperlink w:anchor="_Toc240811447" w:history="1">
         <w:r>
           <w:rPr>
             <w:rStyle w:val="Hyperlink"/>
@@ -6237,7 +6233,7 @@
             <w:noProof/>
             <w:webHidden/>
           </w:rPr>
-          <w:instrText xml:space="preserve"> PAGEREF _Toc240810465 \h </w:instrText>
+          <w:instrText xml:space="preserve"> PAGEREF _Toc240811447 \h </w:instrText>
         </w:r>
         <w:r>
           <w:rPr>
@@ -6282,7 +6278,7 @@
           <w14:ligatures w14:val="standardContextual"/>
         </w:rPr>
       </w:pPr>
-      <w:hyperlink w:anchor="_Toc240810466" w:history="1">
+      <w:hyperlink w:anchor="_Toc240811448" w:history="1">
         <w:r>
           <w:rPr>
             <w:rStyle w:val="Hyperlink"/>
@@ -6309,7 +6305,7 @@
             <w:noProof/>
             <w:webHidden/>
           </w:rPr>
-          <w:instrText xml:space="preserve"> PAGEREF _Toc240810466 \h </w:instrText>
+          <w:instrText xml:space="preserve"> PAGEREF _Toc240811448 \h </w:instrText>
         </w:r>
         <w:r>
           <w:rPr>
@@ -6354,7 +6350,7 @@
           <w14:ligatures w14:val="standardContextual"/>
         </w:rPr>
       </w:pPr>
-      <w:hyperlink w:anchor="_Toc240810467" w:history="1">
+      <w:hyperlink w:anchor="_Toc240811449" w:history="1">
         <w:r>
           <w:rPr>
             <w:rStyle w:val="Hyperlink"/>
@@ -6381,7 +6377,7 @@
             <w:noProof/>
             <w:webHidden/>
           </w:rPr>
-          <w:instrText xml:space="preserve"> PAGEREF _Toc240810467 \h </w:instrText>
+          <w:instrText xml:space="preserve"> PAGEREF _Toc240811449 \h </w:instrText>
         </w:r>
         <w:r>
           <w:rPr>
@@ -6426,7 +6422,7 @@
           <w14:ligatures w14:val="standardContextual"/>
         </w:rPr>
       </w:pPr>
-      <w:hyperlink w:anchor="_Toc240810468" w:history="1">
+      <w:hyperlink w:anchor="_Toc240811450" w:history="1">
         <w:r>
           <w:rPr>
             <w:rStyle w:val="Hyperlink"/>
@@ -6453,7 +6449,7 @@
             <w:noProof/>
             <w:webHidden/>
           </w:rPr>
-          <w:instrText xml:space="preserve"> PAGEREF _Toc240810468 \h </w:instrText>
+          <w:instrText xml:space="preserve"> PAGEREF _Toc240811450 \h </w:instrText>
         </w:r>
         <w:r>
           <w:rPr>
@@ -6498,7 +6494,7 @@
           <w14:ligatures w14:val="standardContextual"/>
         </w:rPr>
       </w:pPr>
-      <w:hyperlink w:anchor="_Toc240810469" w:history="1">
+      <w:hyperlink w:anchor="_Toc240811451" w:history="1">
         <w:r>
           <w:rPr>
             <w:rStyle w:val="Hyperlink"/>
@@ -6525,7 +6521,7 @@
             <w:noProof/>
             <w:webHidden/>
           </w:rPr>
-          <w:instrText xml:space="preserve"> PAGEREF _Toc240810469 \h </w:instrText>
+          <w:instrText xml:space="preserve"> PAGEREF _Toc240811451 \h </w:instrText>
         </w:r>
         <w:r>
           <w:rPr>
@@ -6570,7 +6566,7 @@
           <w14:ligatures w14:val="standardContextual"/>
         </w:rPr>
       </w:pPr>
-      <w:hyperlink w:anchor="_Toc240810470" w:history="1">
+      <w:hyperlink w:anchor="_Toc240811452" w:history="1">
         <w:r>
           <w:rPr>
             <w:rStyle w:val="Hyperlink"/>
@@ -6597,7 +6593,7 @@
             <w:noProof/>
             <w:webHidden/>
           </w:rPr>
-          <w:instrText xml:space="preserve"> PAGEREF _Toc240810470 \h </w:instrText>
+          <w:instrText xml:space="preserve"> PAGEREF _Toc240811452 \h </w:instrText>
         </w:r>
         <w:r>
           <w:rPr>
@@ -6642,7 +6638,7 @@
           <w14:ligatures w14:val="standardContextual"/>
         </w:rPr>
       </w:pPr>
-      <w:hyperlink w:anchor="_Toc240810471" w:history="1">
+      <w:hyperlink w:anchor="_Toc240811453" w:history="1">
         <w:r>
           <w:rPr>
             <w:rStyle w:val="Hyperlink"/>
@@ -6669,7 +6665,7 @@
             <w:noProof/>
             <w:webHidden/>
           </w:rPr>
-          <w:instrText xml:space="preserve"> PAGEREF _Toc240810471 \h </w:instrText>
+          <w:instrText xml:space="preserve"> PAGEREF _Toc240811453 \h </w:instrText>
         </w:r>
         <w:r>
           <w:rPr>
@@ -6714,7 +6710,7 @@
           <w14:ligatures w14:val="standardContextual"/>
         </w:rPr>
       </w:pPr>
-      <w:hyperlink w:anchor="_Toc240810472" w:history="1">
+      <w:hyperlink w:anchor="_Toc240811454" w:history="1">
         <w:r>
           <w:rPr>
             <w:rStyle w:val="Hyperlink"/>
@@ -6741,7 +6737,7 @@
             <w:noProof/>
             <w:webHidden/>
           </w:rPr>
-          <w:instrText xml:space="preserve"> PAGEREF _Toc240810472 \h </w:instrText>
+          <w:instrText xml:space="preserve"> PAGEREF _Toc240811454 \h </w:instrText>
         </w:r>
         <w:r>
           <w:rPr>
@@ -6786,7 +6782,7 @@
           <w14:ligatures w14:val="standardContextual"/>
         </w:rPr>
       </w:pPr>
-      <w:hyperlink w:anchor="_Toc240810473" w:history="1">
+      <w:hyperlink w:anchor="_Toc240811455" w:history="1">
         <w:r>
           <w:rPr>
             <w:rStyle w:val="Hyperlink"/>
@@ -6813,7 +6809,7 @@
             <w:noProof/>
             <w:webHidden/>
           </w:rPr>
-          <w:instrText xml:space="preserve"> PAGEREF _Toc240810473 \h </w:instrText>
+          <w:instrText xml:space="preserve"> PAGEREF _Toc240811455 \h </w:instrText>
         </w:r>
         <w:r>
           <w:rPr>
@@ -6858,7 +6854,7 @@
           <w14:ligatures w14:val="standardContextual"/>
         </w:rPr>
       </w:pPr>
-      <w:hyperlink w:anchor="_Toc240810474" w:history="1">
+      <w:hyperlink w:anchor="_Toc240811456" w:history="1">
         <w:r>
           <w:rPr>
             <w:rStyle w:val="Hyperlink"/>
@@ -6885,7 +6881,7 @@
             <w:noProof/>
             <w:webHidden/>
           </w:rPr>
-          <w:instrText xml:space="preserve"> PAGEREF _Toc240810474 \h </w:instrText>
+          <w:instrText xml:space="preserve"> PAGEREF _Toc240811456 \h </w:instrText>
         </w:r>
         <w:r>
           <w:rPr>
@@ -6930,7 +6926,7 @@
           <w14:ligatures w14:val="standardContextual"/>
         </w:rPr>
       </w:pPr>
-      <w:hyperlink w:anchor="_Toc240810475" w:history="1">
+      <w:hyperlink w:anchor="_Toc240811457" w:history="1">
         <w:r>
           <w:rPr>
             <w:rStyle w:val="Hyperlink"/>
@@ -6957,7 +6953,7 @@
             <w:noProof/>
             <w:webHidden/>
           </w:rPr>
-          <w:instrText xml:space="preserve"> PAGEREF _Toc240810475 \h </w:instrText>
+          <w:instrText xml:space="preserve"> PAGEREF _Toc240811457 \h </w:instrText>
         </w:r>
         <w:r>
           <w:rPr>
@@ -7002,7 +6998,7 @@
           <w14:ligatures w14:val="standardContextual"/>
         </w:rPr>
       </w:pPr>
-      <w:hyperlink w:anchor="_Toc240810476" w:history="1">
+      <w:hyperlink w:anchor="_Toc240811458" w:history="1">
         <w:r>
           <w:rPr>
             <w:rStyle w:val="Hyperlink"/>
@@ -7029,7 +7025,7 @@
             <w:noProof/>
             <w:webHidden/>
           </w:rPr>
-          <w:instrText xml:space="preserve"> PAGEREF _Toc240810476 \h </w:instrText>
+          <w:instrText xml:space="preserve"> PAGEREF _Toc240811458 \h </w:instrText>
         </w:r>
         <w:r>
           <w:rPr>
@@ -7074,7 +7070,7 @@
           <w14:ligatures w14:val="standardContextual"/>
         </w:rPr>
       </w:pPr>
-      <w:hyperlink w:anchor="_Toc240810477" w:history="1">
+      <w:hyperlink w:anchor="_Toc240811459" w:history="1">
         <w:r>
           <w:rPr>
             <w:rStyle w:val="Hyperlink"/>
@@ -7101,7 +7097,7 @@
             <w:noProof/>
             <w:webHidden/>
           </w:rPr>
-          <w:instrText xml:space="preserve"> PAGEREF _Toc240810477 \h </w:instrText>
+          <w:instrText xml:space="preserve"> PAGEREF _Toc240811459 \h </w:instrText>
         </w:r>
         <w:r>
           <w:rPr>
@@ -7146,7 +7142,7 @@
           <w14:ligatures w14:val="standardContextual"/>
         </w:rPr>
       </w:pPr>
-      <w:hyperlink w:anchor="_Toc240810478" w:history="1">
+      <w:hyperlink w:anchor="_Toc240811460" w:history="1">
         <w:r>
           <w:rPr>
             <w:rStyle w:val="Hyperlink"/>
@@ -7173,7 +7169,7 @@
             <w:noProof/>
             <w:webHidden/>
           </w:rPr>
-          <w:instrText xml:space="preserve"> PAGEREF _Toc240810478 \h </w:instrText>
+          <w:instrText xml:space="preserve"> PAGEREF _Toc240811460 \h </w:instrText>
         </w:r>
         <w:r>
           <w:rPr>
@@ -7218,7 +7214,7 @@
           <w14:ligatures w14:val="standardContextual"/>
         </w:rPr>
       </w:pPr>
-      <w:hyperlink w:anchor="_Toc240810479" w:history="1">
+      <w:hyperlink w:anchor="_Toc240811461" w:history="1">
         <w:r>
           <w:rPr>
             <w:rStyle w:val="Hyperlink"/>
@@ -7245,7 +7241,7 @@
             <w:noProof/>
             <w:webHidden/>
           </w:rPr>
-          <w:instrText xml:space="preserve"> PAGEREF _Toc240810479 \h </w:instrText>
+          <w:instrText xml:space="preserve"> PAGEREF _Toc240811461 \h </w:instrText>
         </w:r>
         <w:r>
           <w:rPr>
@@ -7290,7 +7286,7 @@
           <w14:ligatures w14:val="standardContextual"/>
         </w:rPr>
       </w:pPr>
-      <w:hyperlink w:anchor="_Toc240810480" w:history="1">
+      <w:hyperlink w:anchor="_Toc240811462" w:history="1">
         <w:r>
           <w:rPr>
             <w:rStyle w:val="Hyperlink"/>
@@ -7317,7 +7313,7 @@
             <w:noProof/>
             <w:webHidden/>
           </w:rPr>
-          <w:instrText xml:space="preserve"> PAGEREF _Toc240810480 \h </w:instrText>
+          <w:instrText xml:space="preserve"> PAGEREF _Toc240811462 \h </w:instrText>
         </w:r>
         <w:r>
           <w:rPr>
@@ -7362,7 +7358,7 @@
           <w14:ligatures w14:val="standardContextual"/>
         </w:rPr>
       </w:pPr>
-      <w:hyperlink w:anchor="_Toc240810481" w:history="1">
+      <w:hyperlink w:anchor="_Toc240811463" w:history="1">
         <w:r>
           <w:rPr>
             <w:rStyle w:val="Hyperlink"/>
@@ -7389,7 +7385,7 @@
             <w:noProof/>
             <w:webHidden/>
           </w:rPr>
-          <w:instrText xml:space="preserve"> PAGEREF _Toc240810481 \h </w:instrText>
+          <w:instrText xml:space="preserve"> PAGEREF _Toc240811463 \h </w:instrText>
         </w:r>
         <w:r>
           <w:rPr>
@@ -7434,7 +7430,7 @@
           <w14:ligatures w14:val="standardContextual"/>
         </w:rPr>
       </w:pPr>
-      <w:hyperlink w:anchor="_Toc240810482" w:history="1">
+      <w:hyperlink w:anchor="_Toc240811464" w:history="1">
         <w:r>
           <w:rPr>
             <w:rStyle w:val="Hyperlink"/>
@@ -7461,7 +7457,7 @@
             <w:noProof/>
             <w:webHidden/>
           </w:rPr>
-          <w:instrText xml:space="preserve"> PAGEREF _Toc240810482 \h </w:instrText>
+          <w:instrText xml:space="preserve"> PAGEREF _Toc240811464 \h </w:instrText>
         </w:r>
         <w:r>
           <w:rPr>
@@ -7506,7 +7502,7 @@
           <w14:ligatures w14:val="standardContextual"/>
         </w:rPr>
       </w:pPr>
-      <w:hyperlink w:anchor="_Toc240810483" w:history="1">
+      <w:hyperlink w:anchor="_Toc240811465" w:history="1">
         <w:r>
           <w:rPr>
             <w:rStyle w:val="Hyperlink"/>
@@ -7533,7 +7529,7 @@
             <w:noProof/>
             <w:webHidden/>
           </w:rPr>
-          <w:instrText xml:space="preserve"> PAGEREF _Toc240810483 \h </w:instrText>
+          <w:instrText xml:space="preserve"> PAGEREF _Toc240811465 \h </w:instrText>
         </w:r>
         <w:r>
           <w:rPr>
@@ -7578,7 +7574,7 @@
           <w14:ligatures w14:val="standardContextual"/>
         </w:rPr>
       </w:pPr>
-      <w:hyperlink w:anchor="_Toc240810484" w:history="1">
+      <w:hyperlink w:anchor="_Toc240811466" w:history="1">
         <w:r>
           <w:rPr>
             <w:rStyle w:val="Hyperlink"/>
@@ -7605,7 +7601,7 @@
             <w:noProof/>
             <w:webHidden/>
           </w:rPr>
-          <w:instrText xml:space="preserve"> PAGEREF _Toc240810484 \h </w:instrText>
+          <w:instrText xml:space="preserve"> PAGEREF _Toc240811466 \h </w:instrText>
         </w:r>
         <w:r>
           <w:rPr>
@@ -7650,7 +7646,7 @@
           <w14:ligatures w14:val="standardContextual"/>
         </w:rPr>
       </w:pPr>
-      <w:hyperlink w:anchor="_Toc240810485" w:history="1">
+      <w:hyperlink w:anchor="_Toc240811467" w:history="1">
         <w:r>
           <w:rPr>
             <w:rStyle w:val="Hyperlink"/>
@@ -7677,7 +7673,7 @@
             <w:noProof/>
             <w:webHidden/>
           </w:rPr>
-          <w:instrText xml:space="preserve"> PAGEREF _Toc240810485 \h </w:instrText>
+          <w:instrText xml:space="preserve"> PAGEREF _Toc240811467 \h </w:instrText>
         </w:r>
         <w:r>
           <w:rPr>
@@ -7722,7 +7718,7 @@
           <w14:ligatures w14:val="standardContextual"/>
         </w:rPr>
       </w:pPr>
-      <w:hyperlink w:anchor="_Toc240810486" w:history="1">
+      <w:hyperlink w:anchor="_Toc240811468" w:history="1">
         <w:r>
           <w:rPr>
             <w:rStyle w:val="Hyperlink"/>
@@ -7749,7 +7745,7 @@
             <w:noProof/>
             <w:webHidden/>
           </w:rPr>
-          <w:instrText xml:space="preserve"> PAGEREF _Toc240810486 \h </w:instrText>
+          <w:instrText xml:space="preserve"> PAGEREF _Toc240811468 \h </w:instrText>
         </w:r>
         <w:r>
           <w:rPr>
@@ -7794,7 +7790,7 @@
           <w14:ligatures w14:val="standardContextual"/>
         </w:rPr>
       </w:pPr>
-      <w:hyperlink w:anchor="_Toc240810487" w:history="1">
+      <w:hyperlink w:anchor="_Toc240811469" w:history="1">
         <w:r>
           <w:rPr>
             <w:rStyle w:val="Hyperlink"/>
@@ -7821,7 +7817,7 @@
             <w:noProof/>
             <w:webHidden/>
           </w:rPr>
-          <w:instrText xml:space="preserve"> PAGEREF _Toc240810487 \h </w:instrText>
+          <w:instrText xml:space="preserve"> PAGEREF _Toc240811469 \h </w:instrText>
         </w:r>
         <w:r>
           <w:rPr>
@@ -7866,13 +7862,27 @@
           <w14:ligatures w14:val="standardContextual"/>
         </w:rPr>
       </w:pPr>
-      <w:hyperlink w:anchor="_Toc240810488" w:history="1">
+      <w:hyperlink w:anchor="_Toc240811470" w:history="1">
         <w:r>
           <w:rPr>
             <w:rStyle w:val="Hyperlink"/>
             <w:noProof/>
           </w:rPr>
-          <w:t>3.6.1 Structure</w:t>
+          <w:t>3.6.1 Stru</w:t>
+        </w:r>
+        <w:r>
+          <w:rPr>
+            <w:rStyle w:val="Hyperlink"/>
+            <w:noProof/>
+          </w:rPr>
+          <w:t>c</w:t>
+        </w:r>
+        <w:r>
+          <w:rPr>
+            <w:rStyle w:val="Hyperlink"/>
+            <w:noProof/>
+          </w:rPr>
+          <w:t>ture</w:t>
         </w:r>
         <w:r>
           <w:rPr>
@@ -7893,7 +7903,7 @@
             <w:noProof/>
             <w:webHidden/>
           </w:rPr>
-          <w:instrText xml:space="preserve"> PAGEREF _Toc240810488 \h </w:instrText>
+          <w:instrText xml:space="preserve"> PAGEREF _Toc240811470 \h </w:instrText>
         </w:r>
         <w:r>
           <w:rPr>
@@ -7938,7 +7948,7 @@
           <w14:ligatures w14:val="standardContextual"/>
         </w:rPr>
       </w:pPr>
-      <w:hyperlink w:anchor="_Toc240810489" w:history="1">
+      <w:hyperlink w:anchor="_Toc240811471" w:history="1">
         <w:r>
           <w:rPr>
             <w:rStyle w:val="Hyperlink"/>
@@ -7965,7 +7975,7 @@
             <w:noProof/>
             <w:webHidden/>
           </w:rPr>
-          <w:instrText xml:space="preserve"> PAGEREF _Toc240810489 \h </w:instrText>
+          <w:instrText xml:space="preserve"> PAGEREF _Toc240811471 \h </w:instrText>
         </w:r>
         <w:r>
           <w:rPr>
@@ -8010,7 +8020,7 @@
           <w14:ligatures w14:val="standardContextual"/>
         </w:rPr>
       </w:pPr>
-      <w:hyperlink w:anchor="_Toc240810490" w:history="1">
+      <w:hyperlink w:anchor="_Toc240811472" w:history="1">
         <w:r>
           <w:rPr>
             <w:rStyle w:val="Hyperlink"/>
@@ -8037,7 +8047,7 @@
             <w:noProof/>
             <w:webHidden/>
           </w:rPr>
-          <w:instrText xml:space="preserve"> PAGEREF _Toc240810490 \h </w:instrText>
+          <w:instrText xml:space="preserve"> PAGEREF _Toc240811472 \h </w:instrText>
         </w:r>
         <w:r>
           <w:rPr>
@@ -8082,7 +8092,7 @@
           <w14:ligatures w14:val="standardContextual"/>
         </w:rPr>
       </w:pPr>
-      <w:hyperlink w:anchor="_Toc240810491" w:history="1">
+      <w:hyperlink w:anchor="_Toc240811473" w:history="1">
         <w:r>
           <w:rPr>
             <w:rStyle w:val="Hyperlink"/>
@@ -8109,7 +8119,7 @@
             <w:noProof/>
             <w:webHidden/>
           </w:rPr>
-          <w:instrText xml:space="preserve"> PAGEREF _Toc240810491 \h </w:instrText>
+          <w:instrText xml:space="preserve"> PAGEREF _Toc240811473 \h </w:instrText>
         </w:r>
         <w:r>
           <w:rPr>
@@ -8154,7 +8164,7 @@
           <w14:ligatures w14:val="standardContextual"/>
         </w:rPr>
       </w:pPr>
-      <w:hyperlink w:anchor="_Toc240810492" w:history="1">
+      <w:hyperlink w:anchor="_Toc240811474" w:history="1">
         <w:r>
           <w:rPr>
             <w:rStyle w:val="Hyperlink"/>
@@ -8181,7 +8191,7 @@
             <w:noProof/>
             <w:webHidden/>
           </w:rPr>
-          <w:instrText xml:space="preserve"> PAGEREF _Toc240810492 \h </w:instrText>
+          <w:instrText xml:space="preserve"> PAGEREF _Toc240811474 \h </w:instrText>
         </w:r>
         <w:r>
           <w:rPr>
@@ -8226,7 +8236,7 @@
           <w14:ligatures w14:val="standardContextual"/>
         </w:rPr>
       </w:pPr>
-      <w:hyperlink w:anchor="_Toc240810493" w:history="1">
+      <w:hyperlink w:anchor="_Toc240811475" w:history="1">
         <w:r>
           <w:rPr>
             <w:rStyle w:val="Hyperlink"/>
@@ -8253,7 +8263,7 @@
             <w:noProof/>
             <w:webHidden/>
           </w:rPr>
-          <w:instrText xml:space="preserve"> PAGEREF _Toc240810493 \h </w:instrText>
+          <w:instrText xml:space="preserve"> PAGEREF _Toc240811475 \h </w:instrText>
         </w:r>
         <w:r>
           <w:rPr>
@@ -8298,7 +8308,7 @@
           <w14:ligatures w14:val="standardContextual"/>
         </w:rPr>
       </w:pPr>
-      <w:hyperlink w:anchor="_Toc240810494" w:history="1">
+      <w:hyperlink w:anchor="_Toc240811476" w:history="1">
         <w:r>
           <w:rPr>
             <w:rStyle w:val="Hyperlink"/>
@@ -8325,7 +8335,7 @@
             <w:noProof/>
             <w:webHidden/>
           </w:rPr>
-          <w:instrText xml:space="preserve"> PAGEREF _Toc240810494 \h </w:instrText>
+          <w:instrText xml:space="preserve"> PAGEREF _Toc240811476 \h </w:instrText>
         </w:r>
         <w:r>
           <w:rPr>
@@ -8370,7 +8380,7 @@
           <w14:ligatures w14:val="standardContextual"/>
         </w:rPr>
       </w:pPr>
-      <w:hyperlink w:anchor="_Toc240810495" w:history="1">
+      <w:hyperlink w:anchor="_Toc240811477" w:history="1">
         <w:r>
           <w:rPr>
             <w:rStyle w:val="Hyperlink"/>
@@ -8397,7 +8407,7 @@
             <w:noProof/>
             <w:webHidden/>
           </w:rPr>
-          <w:instrText xml:space="preserve"> PAGEREF _Toc240810495 \h </w:instrText>
+          <w:instrText xml:space="preserve"> PAGEREF _Toc240811477 \h </w:instrText>
         </w:r>
         <w:r>
           <w:rPr>
@@ -8442,7 +8452,7 @@
           <w14:ligatures w14:val="standardContextual"/>
         </w:rPr>
       </w:pPr>
-      <w:hyperlink w:anchor="_Toc240810496" w:history="1">
+      <w:hyperlink w:anchor="_Toc240811478" w:history="1">
         <w:r>
           <w:rPr>
             <w:rStyle w:val="Hyperlink"/>
@@ -8469,7 +8479,7 @@
             <w:noProof/>
             <w:webHidden/>
           </w:rPr>
-          <w:instrText xml:space="preserve"> PAGEREF _Toc240810496 \h </w:instrText>
+          <w:instrText xml:space="preserve"> PAGEREF _Toc240811478 \h </w:instrText>
         </w:r>
         <w:r>
           <w:rPr>
@@ -8514,7 +8524,7 @@
           <w14:ligatures w14:val="standardContextual"/>
         </w:rPr>
       </w:pPr>
-      <w:hyperlink w:anchor="_Toc240810497" w:history="1">
+      <w:hyperlink w:anchor="_Toc240811479" w:history="1">
         <w:r>
           <w:rPr>
             <w:rStyle w:val="Hyperlink"/>
@@ -8541,7 +8551,7 @@
             <w:noProof/>
             <w:webHidden/>
           </w:rPr>
-          <w:instrText xml:space="preserve"> PAGEREF _Toc240810497 \h </w:instrText>
+          <w:instrText xml:space="preserve"> PAGEREF _Toc240811479 \h </w:instrText>
         </w:r>
         <w:r>
           <w:rPr>
@@ -8586,7 +8596,7 @@
           <w14:ligatures w14:val="standardContextual"/>
         </w:rPr>
       </w:pPr>
-      <w:hyperlink w:anchor="_Toc240810498" w:history="1">
+      <w:hyperlink w:anchor="_Toc240811480" w:history="1">
         <w:r>
           <w:rPr>
             <w:rStyle w:val="Hyperlink"/>
@@ -8613,7 +8623,7 @@
             <w:noProof/>
             <w:webHidden/>
           </w:rPr>
-          <w:instrText xml:space="preserve"> PAGEREF _Toc240810498 \h </w:instrText>
+          <w:instrText xml:space="preserve"> PAGEREF _Toc240811480 \h </w:instrText>
         </w:r>
         <w:r>
           <w:rPr>
@@ -8658,7 +8668,7 @@
           <w14:ligatures w14:val="standardContextual"/>
         </w:rPr>
       </w:pPr>
-      <w:hyperlink w:anchor="_Toc240810499" w:history="1">
+      <w:hyperlink w:anchor="_Toc240811481" w:history="1">
         <w:r>
           <w:rPr>
             <w:rStyle w:val="Hyperlink"/>
@@ -8685,7 +8695,7 @@
             <w:noProof/>
             <w:webHidden/>
           </w:rPr>
-          <w:instrText xml:space="preserve"> PAGEREF _Toc240810499 \h </w:instrText>
+          <w:instrText xml:space="preserve"> PAGEREF _Toc240811481 \h </w:instrText>
         </w:r>
         <w:r>
           <w:rPr>
@@ -8730,7 +8740,7 @@
           <w14:ligatures w14:val="standardContextual"/>
         </w:rPr>
       </w:pPr>
-      <w:hyperlink w:anchor="_Toc240810500" w:history="1">
+      <w:hyperlink w:anchor="_Toc240811482" w:history="1">
         <w:r>
           <w:rPr>
             <w:rStyle w:val="Hyperlink"/>
@@ -8757,7 +8767,7 @@
             <w:noProof/>
             <w:webHidden/>
           </w:rPr>
-          <w:instrText xml:space="preserve"> PAGEREF _Toc240810500 \h </w:instrText>
+          <w:instrText xml:space="preserve"> PAGEREF _Toc240811482 \h </w:instrText>
         </w:r>
         <w:r>
           <w:rPr>
@@ -8802,7 +8812,7 @@
           <w14:ligatures w14:val="standardContextual"/>
         </w:rPr>
       </w:pPr>
-      <w:hyperlink w:anchor="_Toc240810501" w:history="1">
+      <w:hyperlink w:anchor="_Toc240811483" w:history="1">
         <w:r>
           <w:rPr>
             <w:rStyle w:val="Hyperlink"/>
@@ -8829,7 +8839,7 @@
             <w:noProof/>
             <w:webHidden/>
           </w:rPr>
-          <w:instrText xml:space="preserve"> PAGEREF _Toc240810501 \h </w:instrText>
+          <w:instrText xml:space="preserve"> PAGEREF _Toc240811483 \h </w:instrText>
         </w:r>
         <w:r>
           <w:rPr>
@@ -8874,7 +8884,7 @@
           <w14:ligatures w14:val="standardContextual"/>
         </w:rPr>
       </w:pPr>
-      <w:hyperlink w:anchor="_Toc240810502" w:history="1">
+      <w:hyperlink w:anchor="_Toc240811484" w:history="1">
         <w:r>
           <w:rPr>
             <w:rStyle w:val="Hyperlink"/>
@@ -8901,7 +8911,7 @@
             <w:noProof/>
             <w:webHidden/>
           </w:rPr>
-          <w:instrText xml:space="preserve"> PAGEREF _Toc240810502 \h </w:instrText>
+          <w:instrText xml:space="preserve"> PAGEREF _Toc240811484 \h </w:instrText>
         </w:r>
         <w:r>
           <w:rPr>
@@ -8946,7 +8956,7 @@
           <w14:ligatures w14:val="standardContextual"/>
         </w:rPr>
       </w:pPr>
-      <w:hyperlink w:anchor="_Toc240810503" w:history="1">
+      <w:hyperlink w:anchor="_Toc240811485" w:history="1">
         <w:r>
           <w:rPr>
             <w:rStyle w:val="Hyperlink"/>
@@ -8973,7 +8983,7 @@
             <w:noProof/>
             <w:webHidden/>
           </w:rPr>
-          <w:instrText xml:space="preserve"> PAGEREF _Toc240810503 \h </w:instrText>
+          <w:instrText xml:space="preserve"> PAGEREF _Toc240811485 \h </w:instrText>
         </w:r>
         <w:r>
           <w:rPr>
@@ -9018,7 +9028,7 @@
           <w14:ligatures w14:val="standardContextual"/>
         </w:rPr>
       </w:pPr>
-      <w:hyperlink w:anchor="_Toc240810504" w:history="1">
+      <w:hyperlink w:anchor="_Toc240811486" w:history="1">
         <w:r>
           <w:rPr>
             <w:rStyle w:val="Hyperlink"/>
@@ -9045,7 +9055,7 @@
             <w:noProof/>
             <w:webHidden/>
           </w:rPr>
-          <w:instrText xml:space="preserve"> PAGEREF _Toc240810504 \h </w:instrText>
+          <w:instrText xml:space="preserve"> PAGEREF _Toc240811486 \h </w:instrText>
         </w:r>
         <w:r>
           <w:rPr>
@@ -9090,7 +9100,7 @@
           <w14:ligatures w14:val="standardContextual"/>
         </w:rPr>
       </w:pPr>
-      <w:hyperlink w:anchor="_Toc240810505" w:history="1">
+      <w:hyperlink w:anchor="_Toc240811487" w:history="1">
         <w:r>
           <w:rPr>
             <w:rStyle w:val="Hyperlink"/>
@@ -9117,7 +9127,7 @@
             <w:noProof/>
             <w:webHidden/>
           </w:rPr>
-          <w:instrText xml:space="preserve"> PAGEREF _Toc240810505 \h </w:instrText>
+          <w:instrText xml:space="preserve"> PAGEREF _Toc240811487 \h </w:instrText>
         </w:r>
         <w:r>
           <w:rPr>
@@ -9162,7 +9172,7 @@
           <w14:ligatures w14:val="standardContextual"/>
         </w:rPr>
       </w:pPr>
-      <w:hyperlink w:anchor="_Toc240810506" w:history="1">
+      <w:hyperlink w:anchor="_Toc240811488" w:history="1">
         <w:r>
           <w:rPr>
             <w:rStyle w:val="Hyperlink"/>
@@ -9189,7 +9199,7 @@
             <w:noProof/>
             <w:webHidden/>
           </w:rPr>
-          <w:instrText xml:space="preserve"> PAGEREF _Toc240810506 \h </w:instrText>
+          <w:instrText xml:space="preserve"> PAGEREF _Toc240811488 \h </w:instrText>
         </w:r>
         <w:r>
           <w:rPr>
@@ -9234,7 +9244,7 @@
           <w14:ligatures w14:val="standardContextual"/>
         </w:rPr>
       </w:pPr>
-      <w:hyperlink w:anchor="_Toc240810507" w:history="1">
+      <w:hyperlink w:anchor="_Toc240811489" w:history="1">
         <w:r>
           <w:rPr>
             <w:rStyle w:val="Hyperlink"/>
@@ -9261,7 +9271,7 @@
             <w:noProof/>
             <w:webHidden/>
           </w:rPr>
-          <w:instrText xml:space="preserve"> PAGEREF _Toc240810507 \h </w:instrText>
+          <w:instrText xml:space="preserve"> PAGEREF _Toc240811489 \h </w:instrText>
         </w:r>
         <w:r>
           <w:rPr>
@@ -9306,7 +9316,7 @@
           <w14:ligatures w14:val="standardContextual"/>
         </w:rPr>
       </w:pPr>
-      <w:hyperlink w:anchor="_Toc240810508" w:history="1">
+      <w:hyperlink w:anchor="_Toc240811490" w:history="1">
         <w:r>
           <w:rPr>
             <w:rStyle w:val="Hyperlink"/>
@@ -9333,7 +9343,7 @@
             <w:noProof/>
             <w:webHidden/>
           </w:rPr>
-          <w:instrText xml:space="preserve"> PAGEREF _Toc240810508 \h </w:instrText>
+          <w:instrText xml:space="preserve"> PAGEREF _Toc240811490 \h </w:instrText>
         </w:r>
         <w:r>
           <w:rPr>
@@ -9378,7 +9388,7 @@
           <w14:ligatures w14:val="standardContextual"/>
         </w:rPr>
       </w:pPr>
-      <w:hyperlink w:anchor="_Toc240810509" w:history="1">
+      <w:hyperlink w:anchor="_Toc240811491" w:history="1">
         <w:r>
           <w:rPr>
             <w:rStyle w:val="Hyperlink"/>
@@ -9405,7 +9415,7 @@
             <w:noProof/>
             <w:webHidden/>
           </w:rPr>
-          <w:instrText xml:space="preserve"> PAGEREF _Toc240810509 \h </w:instrText>
+          <w:instrText xml:space="preserve"> PAGEREF _Toc240811491 \h </w:instrText>
         </w:r>
         <w:r>
           <w:rPr>
@@ -9450,7 +9460,7 @@
           <w14:ligatures w14:val="standardContextual"/>
         </w:rPr>
       </w:pPr>
-      <w:hyperlink w:anchor="_Toc240810510" w:history="1">
+      <w:hyperlink w:anchor="_Toc240811492" w:history="1">
         <w:r>
           <w:rPr>
             <w:rStyle w:val="Hyperlink"/>
@@ -9477,7 +9487,7 @@
             <w:noProof/>
             <w:webHidden/>
           </w:rPr>
-          <w:instrText xml:space="preserve"> PAGEREF _Toc240810510 \h </w:instrText>
+          <w:instrText xml:space="preserve"> PAGEREF _Toc240811492 \h </w:instrText>
         </w:r>
         <w:r>
           <w:rPr>
@@ -9522,7 +9532,7 @@
           <w14:ligatures w14:val="standardContextual"/>
         </w:rPr>
       </w:pPr>
-      <w:hyperlink w:anchor="_Toc240810511" w:history="1">
+      <w:hyperlink w:anchor="_Toc240811493" w:history="1">
         <w:r>
           <w:rPr>
             <w:rStyle w:val="Hyperlink"/>
@@ -9549,7 +9559,7 @@
             <w:noProof/>
             <w:webHidden/>
           </w:rPr>
-          <w:instrText xml:space="preserve"> PAGEREF _Toc240810511 \h </w:instrText>
+          <w:instrText xml:space="preserve"> PAGEREF _Toc240811493 \h </w:instrText>
         </w:r>
         <w:r>
           <w:rPr>
@@ -9594,7 +9604,7 @@
           <w14:ligatures w14:val="standardContextual"/>
         </w:rPr>
       </w:pPr>
-      <w:hyperlink w:anchor="_Toc240810512" w:history="1">
+      <w:hyperlink w:anchor="_Toc240811494" w:history="1">
         <w:r>
           <w:rPr>
             <w:rStyle w:val="Hyperlink"/>
@@ -9621,7 +9631,7 @@
             <w:noProof/>
             <w:webHidden/>
           </w:rPr>
-          <w:instrText xml:space="preserve"> PAGEREF _Toc240810512 \h </w:instrText>
+          <w:instrText xml:space="preserve"> PAGEREF _Toc240811494 \h </w:instrText>
         </w:r>
         <w:r>
           <w:rPr>
@@ -9666,7 +9676,7 @@
           <w14:ligatures w14:val="standardContextual"/>
         </w:rPr>
       </w:pPr>
-      <w:hyperlink w:anchor="_Toc240810513" w:history="1">
+      <w:hyperlink w:anchor="_Toc240811495" w:history="1">
         <w:r>
           <w:rPr>
             <w:rStyle w:val="Hyperlink"/>
@@ -9693,7 +9703,7 @@
             <w:noProof/>
             <w:webHidden/>
           </w:rPr>
-          <w:instrText xml:space="preserve"> PAGEREF _Toc240810513 \h </w:instrText>
+          <w:instrText xml:space="preserve"> PAGEREF _Toc240811495 \h </w:instrText>
         </w:r>
         <w:r>
           <w:rPr>
@@ -9738,7 +9748,7 @@
           <w14:ligatures w14:val="standardContextual"/>
         </w:rPr>
       </w:pPr>
-      <w:hyperlink w:anchor="_Toc240810514" w:history="1">
+      <w:hyperlink w:anchor="_Toc240811496" w:history="1">
         <w:r>
           <w:rPr>
             <w:rStyle w:val="Hyperlink"/>
@@ -9765,7 +9775,7 @@
             <w:noProof/>
             <w:webHidden/>
           </w:rPr>
-          <w:instrText xml:space="preserve"> PAGEREF _Toc240810514 \h </w:instrText>
+          <w:instrText xml:space="preserve"> PAGEREF _Toc240811496 \h </w:instrText>
         </w:r>
         <w:r>
           <w:rPr>
@@ -9810,7 +9820,7 @@
           <w14:ligatures w14:val="standardContextual"/>
         </w:rPr>
       </w:pPr>
-      <w:hyperlink w:anchor="_Toc240810515" w:history="1">
+      <w:hyperlink w:anchor="_Toc240811497" w:history="1">
         <w:r>
           <w:rPr>
             <w:rStyle w:val="Hyperlink"/>
@@ -9837,7 +9847,7 @@
             <w:noProof/>
             <w:webHidden/>
           </w:rPr>
-          <w:instrText xml:space="preserve"> PAGEREF _Toc240810515 \h </w:instrText>
+          <w:instrText xml:space="preserve"> PAGEREF _Toc240811497 \h </w:instrText>
         </w:r>
         <w:r>
           <w:rPr>
@@ -9882,7 +9892,7 @@
           <w14:ligatures w14:val="standardContextual"/>
         </w:rPr>
       </w:pPr>
-      <w:hyperlink w:anchor="_Toc240810516" w:history="1">
+      <w:hyperlink w:anchor="_Toc240811498" w:history="1">
         <w:r>
           <w:rPr>
             <w:rStyle w:val="Hyperlink"/>
@@ -9909,7 +9919,7 @@
             <w:noProof/>
             <w:webHidden/>
           </w:rPr>
-          <w:instrText xml:space="preserve"> PAGEREF _Toc240810516 \h </w:instrText>
+          <w:instrText xml:space="preserve"> PAGEREF _Toc240811498 \h </w:instrText>
         </w:r>
         <w:r>
           <w:rPr>
@@ -9954,7 +9964,7 @@
           <w14:ligatures w14:val="standardContextual"/>
         </w:rPr>
       </w:pPr>
-      <w:hyperlink w:anchor="_Toc240810517" w:history="1">
+      <w:hyperlink w:anchor="_Toc240811499" w:history="1">
         <w:r>
           <w:rPr>
             <w:rStyle w:val="Hyperlink"/>
@@ -9981,7 +9991,7 @@
             <w:noProof/>
             <w:webHidden/>
           </w:rPr>
-          <w:instrText xml:space="preserve"> PAGEREF _Toc240810517 \h </w:instrText>
+          <w:instrText xml:space="preserve"> PAGEREF _Toc240811499 \h </w:instrText>
         </w:r>
         <w:r>
           <w:rPr>
@@ -10026,7 +10036,7 @@
           <w14:ligatures w14:val="standardContextual"/>
         </w:rPr>
       </w:pPr>
-      <w:hyperlink w:anchor="_Toc240810518" w:history="1">
+      <w:hyperlink w:anchor="_Toc240811500" w:history="1">
         <w:r>
           <w:rPr>
             <w:rStyle w:val="Hyperlink"/>
@@ -10053,7 +10063,7 @@
             <w:noProof/>
             <w:webHidden/>
           </w:rPr>
-          <w:instrText xml:space="preserve"> PAGEREF _Toc240810518 \h </w:instrText>
+          <w:instrText xml:space="preserve"> PAGEREF _Toc240811500 \h </w:instrText>
         </w:r>
         <w:r>
           <w:rPr>
@@ -10098,7 +10108,7 @@
           <w14:ligatures w14:val="standardContextual"/>
         </w:rPr>
       </w:pPr>
-      <w:hyperlink w:anchor="_Toc240810519" w:history="1">
+      <w:hyperlink w:anchor="_Toc240811501" w:history="1">
         <w:r>
           <w:rPr>
             <w:rStyle w:val="Hyperlink"/>
@@ -10125,7 +10135,7 @@
             <w:noProof/>
             <w:webHidden/>
           </w:rPr>
-          <w:instrText xml:space="preserve"> PAGEREF _Toc240810519 \h </w:instrText>
+          <w:instrText xml:space="preserve"> PAGEREF _Toc240811501 \h </w:instrText>
         </w:r>
         <w:r>
           <w:rPr>
@@ -10170,7 +10180,7 @@
           <w14:ligatures w14:val="standardContextual"/>
         </w:rPr>
       </w:pPr>
-      <w:hyperlink w:anchor="_Toc240810520" w:history="1">
+      <w:hyperlink w:anchor="_Toc240811502" w:history="1">
         <w:r>
           <w:rPr>
             <w:rStyle w:val="Hyperlink"/>
@@ -10197,7 +10207,7 @@
             <w:noProof/>
             <w:webHidden/>
           </w:rPr>
-          <w:instrText xml:space="preserve"> PAGEREF _Toc240810520 \h </w:instrText>
+          <w:instrText xml:space="preserve"> PAGEREF _Toc240811502 \h </w:instrText>
         </w:r>
         <w:r>
           <w:rPr>
@@ -10242,7 +10252,7 @@
           <w14:ligatures w14:val="standardContextual"/>
         </w:rPr>
       </w:pPr>
-      <w:hyperlink w:anchor="_Toc240810521" w:history="1">
+      <w:hyperlink w:anchor="_Toc240811503" w:history="1">
         <w:r>
           <w:rPr>
             <w:rStyle w:val="Hyperlink"/>
@@ -10269,7 +10279,7 @@
             <w:noProof/>
             <w:webHidden/>
           </w:rPr>
-          <w:instrText xml:space="preserve"> PAGEREF _Toc240810521 \h </w:instrText>
+          <w:instrText xml:space="preserve"> PAGEREF _Toc240811503 \h </w:instrText>
         </w:r>
         <w:r>
           <w:rPr>
@@ -10314,7 +10324,7 @@
           <w14:ligatures w14:val="standardContextual"/>
         </w:rPr>
       </w:pPr>
-      <w:hyperlink w:anchor="_Toc240810522" w:history="1">
+      <w:hyperlink w:anchor="_Toc240811504" w:history="1">
         <w:r>
           <w:rPr>
             <w:rStyle w:val="Hyperlink"/>
@@ -10341,7 +10351,7 @@
             <w:noProof/>
             <w:webHidden/>
           </w:rPr>
-          <w:instrText xml:space="preserve"> PAGEREF _Toc240810522 \h </w:instrText>
+          <w:instrText xml:space="preserve"> PAGEREF _Toc240811504 \h </w:instrText>
         </w:r>
         <w:r>
           <w:rPr>
@@ -10386,7 +10396,7 @@
           <w14:ligatures w14:val="standardContextual"/>
         </w:rPr>
       </w:pPr>
-      <w:hyperlink w:anchor="_Toc240810523" w:history="1">
+      <w:hyperlink w:anchor="_Toc240811505" w:history="1">
         <w:r>
           <w:rPr>
             <w:rStyle w:val="Hyperlink"/>
@@ -10413,7 +10423,7 @@
             <w:noProof/>
             <w:webHidden/>
           </w:rPr>
-          <w:instrText xml:space="preserve"> PAGEREF _Toc240810523 \h </w:instrText>
+          <w:instrText xml:space="preserve"> PAGEREF _Toc240811505 \h </w:instrText>
         </w:r>
         <w:r>
           <w:rPr>
@@ -10458,7 +10468,7 @@
           <w14:ligatures w14:val="standardContextual"/>
         </w:rPr>
       </w:pPr>
-      <w:hyperlink w:anchor="_Toc240810524" w:history="1">
+      <w:hyperlink w:anchor="_Toc240811506" w:history="1">
         <w:r>
           <w:rPr>
             <w:rStyle w:val="Hyperlink"/>
@@ -10485,7 +10495,7 @@
             <w:noProof/>
             <w:webHidden/>
           </w:rPr>
-          <w:instrText xml:space="preserve"> PAGEREF _Toc240810524 \h </w:instrText>
+          <w:instrText xml:space="preserve"> PAGEREF _Toc240811506 \h </w:instrText>
         </w:r>
         <w:r>
           <w:rPr>
@@ -10530,7 +10540,7 @@
           <w14:ligatures w14:val="standardContextual"/>
         </w:rPr>
       </w:pPr>
-      <w:hyperlink w:anchor="_Toc240810525" w:history="1">
+      <w:hyperlink w:anchor="_Toc240811507" w:history="1">
         <w:r>
           <w:rPr>
             <w:rStyle w:val="Hyperlink"/>
@@ -10557,7 +10567,7 @@
             <w:noProof/>
             <w:webHidden/>
           </w:rPr>
-          <w:instrText xml:space="preserve"> PAGEREF _Toc240810525 \h </w:instrText>
+          <w:instrText xml:space="preserve"> PAGEREF _Toc240811507 \h </w:instrText>
         </w:r>
         <w:r>
           <w:rPr>
@@ -10602,7 +10612,7 @@
           <w14:ligatures w14:val="standardContextual"/>
         </w:rPr>
       </w:pPr>
-      <w:hyperlink w:anchor="_Toc240810526" w:history="1">
+      <w:hyperlink w:anchor="_Toc240811508" w:history="1">
         <w:r>
           <w:rPr>
             <w:rStyle w:val="Hyperlink"/>
@@ -10629,7 +10639,7 @@
             <w:noProof/>
             <w:webHidden/>
           </w:rPr>
-          <w:instrText xml:space="preserve"> PAGEREF _Toc240810526 \h </w:instrText>
+          <w:instrText xml:space="preserve"> PAGEREF _Toc240811508 \h </w:instrText>
         </w:r>
         <w:r>
           <w:rPr>
@@ -10674,7 +10684,7 @@
           <w14:ligatures w14:val="standardContextual"/>
         </w:rPr>
       </w:pPr>
-      <w:hyperlink w:anchor="_Toc240810527" w:history="1">
+      <w:hyperlink w:anchor="_Toc240811509" w:history="1">
         <w:r>
           <w:rPr>
             <w:rStyle w:val="Hyperlink"/>
@@ -10701,7 +10711,7 @@
             <w:noProof/>
             <w:webHidden/>
           </w:rPr>
-          <w:instrText xml:space="preserve"> PAGEREF _Toc240810527 \h </w:instrText>
+          <w:instrText xml:space="preserve"> PAGEREF _Toc240811509 \h </w:instrText>
         </w:r>
         <w:r>
           <w:rPr>
@@ -10746,7 +10756,7 @@
           <w14:ligatures w14:val="standardContextual"/>
         </w:rPr>
       </w:pPr>
-      <w:hyperlink w:anchor="_Toc240810528" w:history="1">
+      <w:hyperlink w:anchor="_Toc240811510" w:history="1">
         <w:r>
           <w:rPr>
             <w:rStyle w:val="Hyperlink"/>
@@ -10773,7 +10783,7 @@
             <w:noProof/>
             <w:webHidden/>
           </w:rPr>
-          <w:instrText xml:space="preserve"> PAGEREF _Toc240810528 \h </w:instrText>
+          <w:instrText xml:space="preserve"> PAGEREF _Toc240811510 \h </w:instrText>
         </w:r>
         <w:r>
           <w:rPr>
@@ -10818,7 +10828,7 @@
           <w14:ligatures w14:val="standardContextual"/>
         </w:rPr>
       </w:pPr>
-      <w:hyperlink w:anchor="_Toc240810529" w:history="1">
+      <w:hyperlink w:anchor="_Toc240811511" w:history="1">
         <w:r>
           <w:rPr>
             <w:rStyle w:val="Hyperlink"/>
@@ -10845,7 +10855,7 @@
             <w:noProof/>
             <w:webHidden/>
           </w:rPr>
-          <w:instrText xml:space="preserve"> PAGEREF _Toc240810529 \h </w:instrText>
+          <w:instrText xml:space="preserve"> PAGEREF _Toc240811511 \h </w:instrText>
         </w:r>
         <w:r>
           <w:rPr>
@@ -10890,7 +10900,7 @@
           <w14:ligatures w14:val="standardContextual"/>
         </w:rPr>
       </w:pPr>
-      <w:hyperlink w:anchor="_Toc240810530" w:history="1">
+      <w:hyperlink w:anchor="_Toc240811512" w:history="1">
         <w:r>
           <w:rPr>
             <w:rStyle w:val="Hyperlink"/>
@@ -10917,7 +10927,7 @@
             <w:noProof/>
             <w:webHidden/>
           </w:rPr>
-          <w:instrText xml:space="preserve"> PAGEREF _Toc240810530 \h </w:instrText>
+          <w:instrText xml:space="preserve"> PAGEREF _Toc240811512 \h </w:instrText>
         </w:r>
         <w:r>
           <w:rPr>
@@ -10962,7 +10972,7 @@
           <w14:ligatures w14:val="standardContextual"/>
         </w:rPr>
       </w:pPr>
-      <w:hyperlink w:anchor="_Toc240810531" w:history="1">
+      <w:hyperlink w:anchor="_Toc240811513" w:history="1">
         <w:r>
           <w:rPr>
             <w:rStyle w:val="Hyperlink"/>
@@ -10989,7 +10999,7 @@
             <w:noProof/>
             <w:webHidden/>
           </w:rPr>
-          <w:instrText xml:space="preserve"> PAGEREF _Toc240810531 \h </w:instrText>
+          <w:instrText xml:space="preserve"> PAGEREF _Toc240811513 \h </w:instrText>
         </w:r>
         <w:r>
           <w:rPr>
@@ -11034,7 +11044,7 @@
           <w14:ligatures w14:val="standardContextual"/>
         </w:rPr>
       </w:pPr>
-      <w:hyperlink w:anchor="_Toc240810532" w:history="1">
+      <w:hyperlink w:anchor="_Toc240811514" w:history="1">
         <w:r>
           <w:rPr>
             <w:rStyle w:val="Hyperlink"/>
@@ -11061,7 +11071,7 @@
             <w:noProof/>
             <w:webHidden/>
           </w:rPr>
-          <w:instrText xml:space="preserve"> PAGEREF _Toc240810532 \h </w:instrText>
+          <w:instrText xml:space="preserve"> PAGEREF _Toc240811514 \h </w:instrText>
         </w:r>
         <w:r>
           <w:rPr>
@@ -11106,7 +11116,7 @@
           <w14:ligatures w14:val="standardContextual"/>
         </w:rPr>
       </w:pPr>
-      <w:hyperlink w:anchor="_Toc240810533" w:history="1">
+      <w:hyperlink w:anchor="_Toc240811515" w:history="1">
         <w:r>
           <w:rPr>
             <w:rStyle w:val="Hyperlink"/>
@@ -11133,7 +11143,7 @@
             <w:noProof/>
             <w:webHidden/>
           </w:rPr>
-          <w:instrText xml:space="preserve"> PAGEREF _Toc240810533 \h </w:instrText>
+          <w:instrText xml:space="preserve"> PAGEREF _Toc240811515 \h </w:instrText>
         </w:r>
         <w:r>
           <w:rPr>
@@ -11178,7 +11188,7 @@
           <w14:ligatures w14:val="standardContextual"/>
         </w:rPr>
       </w:pPr>
-      <w:hyperlink w:anchor="_Toc240810534" w:history="1">
+      <w:hyperlink w:anchor="_Toc240811516" w:history="1">
         <w:r>
           <w:rPr>
             <w:rStyle w:val="Hyperlink"/>
@@ -11205,7 +11215,7 @@
             <w:noProof/>
             <w:webHidden/>
           </w:rPr>
-          <w:instrText xml:space="preserve"> PAGEREF _Toc240810534 \h </w:instrText>
+          <w:instrText xml:space="preserve"> PAGEREF _Toc240811516 \h </w:instrText>
         </w:r>
         <w:r>
           <w:rPr>
@@ -11250,7 +11260,7 @@
           <w14:ligatures w14:val="standardContextual"/>
         </w:rPr>
       </w:pPr>
-      <w:hyperlink w:anchor="_Toc240810535" w:history="1">
+      <w:hyperlink w:anchor="_Toc240811517" w:history="1">
         <w:r>
           <w:rPr>
             <w:rStyle w:val="Hyperlink"/>
@@ -11277,7 +11287,7 @@
             <w:noProof/>
             <w:webHidden/>
           </w:rPr>
-          <w:instrText xml:space="preserve"> PAGEREF _Toc240810535 \h </w:instrText>
+          <w:instrText xml:space="preserve"> PAGEREF _Toc240811517 \h </w:instrText>
         </w:r>
         <w:r>
           <w:rPr>
@@ -11322,7 +11332,7 @@
           <w14:ligatures w14:val="standardContextual"/>
         </w:rPr>
       </w:pPr>
-      <w:hyperlink w:anchor="_Toc240810536" w:history="1">
+      <w:hyperlink w:anchor="_Toc240811518" w:history="1">
         <w:r>
           <w:rPr>
             <w:rStyle w:val="Hyperlink"/>
@@ -11349,7 +11359,7 @@
             <w:noProof/>
             <w:webHidden/>
           </w:rPr>
-          <w:instrText xml:space="preserve"> PAGEREF _Toc240810536 \h </w:instrText>
+          <w:instrText xml:space="preserve"> PAGEREF _Toc240811518 \h </w:instrText>
         </w:r>
         <w:r>
           <w:rPr>
@@ -11394,7 +11404,7 @@
           <w14:ligatures w14:val="standardContextual"/>
         </w:rPr>
       </w:pPr>
-      <w:hyperlink w:anchor="_Toc240810537" w:history="1">
+      <w:hyperlink w:anchor="_Toc240811519" w:history="1">
         <w:r>
           <w:rPr>
             <w:rStyle w:val="Hyperlink"/>
@@ -11421,7 +11431,7 @@
             <w:noProof/>
             <w:webHidden/>
           </w:rPr>
-          <w:instrText xml:space="preserve"> PAGEREF _Toc240810537 \h </w:instrText>
+          <w:instrText xml:space="preserve"> PAGEREF _Toc240811519 \h </w:instrText>
         </w:r>
         <w:r>
           <w:rPr>
@@ -11466,7 +11476,7 @@
           <w14:ligatures w14:val="standardContextual"/>
         </w:rPr>
       </w:pPr>
-      <w:hyperlink w:anchor="_Toc240810538" w:history="1">
+      <w:hyperlink w:anchor="_Toc240811520" w:history="1">
         <w:r>
           <w:rPr>
             <w:rStyle w:val="Hyperlink"/>
@@ -11493,7 +11503,7 @@
             <w:noProof/>
             <w:webHidden/>
           </w:rPr>
-          <w:instrText xml:space="preserve"> PAGEREF _Toc240810538 \h </w:instrText>
+          <w:instrText xml:space="preserve"> PAGEREF _Toc240811520 \h </w:instrText>
         </w:r>
         <w:r>
           <w:rPr>
@@ -11538,7 +11548,7 @@
           <w14:ligatures w14:val="standardContextual"/>
         </w:rPr>
       </w:pPr>
-      <w:hyperlink w:anchor="_Toc240810539" w:history="1">
+      <w:hyperlink w:anchor="_Toc240811521" w:history="1">
         <w:r>
           <w:rPr>
             <w:rStyle w:val="Hyperlink"/>
@@ -11565,7 +11575,7 @@
             <w:noProof/>
             <w:webHidden/>
           </w:rPr>
-          <w:instrText xml:space="preserve"> PAGEREF _Toc240810539 \h </w:instrText>
+          <w:instrText xml:space="preserve"> PAGEREF _Toc240811521 \h </w:instrText>
         </w:r>
         <w:r>
           <w:rPr>
@@ -11610,7 +11620,7 @@
           <w14:ligatures w14:val="standardContextual"/>
         </w:rPr>
       </w:pPr>
-      <w:hyperlink w:anchor="_Toc240810540" w:history="1">
+      <w:hyperlink w:anchor="_Toc240811522" w:history="1">
         <w:r>
           <w:rPr>
             <w:rStyle w:val="Hyperlink"/>
@@ -11637,7 +11647,7 @@
             <w:noProof/>
             <w:webHidden/>
           </w:rPr>
-          <w:instrText xml:space="preserve"> PAGEREF _Toc240810540 \h </w:instrText>
+          <w:instrText xml:space="preserve"> PAGEREF _Toc240811522 \h </w:instrText>
         </w:r>
         <w:r>
           <w:rPr>
@@ -11682,7 +11692,7 @@
           <w14:ligatures w14:val="standardContextual"/>
         </w:rPr>
       </w:pPr>
-      <w:hyperlink w:anchor="_Toc240810541" w:history="1">
+      <w:hyperlink w:anchor="_Toc240811523" w:history="1">
         <w:r>
           <w:rPr>
             <w:rStyle w:val="Hyperlink"/>
@@ -11709,7 +11719,7 @@
             <w:noProof/>
             <w:webHidden/>
           </w:rPr>
-          <w:instrText xml:space="preserve"> PAGEREF _Toc240810541 \h </w:instrText>
+          <w:instrText xml:space="preserve"> PAGEREF _Toc240811523 \h </w:instrText>
         </w:r>
         <w:r>
           <w:rPr>
@@ -11754,7 +11764,7 @@
           <w14:ligatures w14:val="standardContextual"/>
         </w:rPr>
       </w:pPr>
-      <w:hyperlink w:anchor="_Toc240810542" w:history="1">
+      <w:hyperlink w:anchor="_Toc240811524" w:history="1">
         <w:r>
           <w:rPr>
             <w:rStyle w:val="Hyperlink"/>
@@ -11781,7 +11791,7 @@
             <w:noProof/>
             <w:webHidden/>
           </w:rPr>
-          <w:instrText xml:space="preserve"> PAGEREF _Toc240810542 \h </w:instrText>
+          <w:instrText xml:space="preserve"> PAGEREF _Toc240811524 \h </w:instrText>
         </w:r>
         <w:r>
           <w:rPr>
@@ -11826,7 +11836,7 @@
           <w14:ligatures w14:val="standardContextual"/>
         </w:rPr>
       </w:pPr>
-      <w:hyperlink w:anchor="_Toc240810543" w:history="1">
+      <w:hyperlink w:anchor="_Toc240811525" w:history="1">
         <w:r>
           <w:rPr>
             <w:rStyle w:val="Hyperlink"/>
@@ -11853,7 +11863,7 @@
             <w:noProof/>
             <w:webHidden/>
           </w:rPr>
-          <w:instrText xml:space="preserve"> PAGEREF _Toc240810543 \h </w:instrText>
+          <w:instrText xml:space="preserve"> PAGEREF _Toc240811525 \h </w:instrText>
         </w:r>
         <w:r>
           <w:rPr>
@@ -11898,7 +11908,7 @@
           <w14:ligatures w14:val="standardContextual"/>
         </w:rPr>
       </w:pPr>
-      <w:hyperlink w:anchor="_Toc240810544" w:history="1">
+      <w:hyperlink w:anchor="_Toc240811526" w:history="1">
         <w:r>
           <w:rPr>
             <w:rStyle w:val="Hyperlink"/>
@@ -11925,7 +11935,7 @@
             <w:noProof/>
             <w:webHidden/>
           </w:rPr>
-          <w:instrText xml:space="preserve"> PAGEREF _Toc240810544 \h </w:instrText>
+          <w:instrText xml:space="preserve"> PAGEREF _Toc240811526 \h </w:instrText>
         </w:r>
         <w:r>
           <w:rPr>
@@ -11970,7 +11980,7 @@
           <w14:ligatures w14:val="standardContextual"/>
         </w:rPr>
       </w:pPr>
-      <w:hyperlink w:anchor="_Toc240810545" w:history="1">
+      <w:hyperlink w:anchor="_Toc240811527" w:history="1">
         <w:r>
           <w:rPr>
             <w:rStyle w:val="Hyperlink"/>
@@ -11997,7 +12007,7 @@
             <w:noProof/>
             <w:webHidden/>
           </w:rPr>
-          <w:instrText xml:space="preserve"> PAGEREF _Toc240810545 \h </w:instrText>
+          <w:instrText xml:space="preserve"> PAGEREF _Toc240811527 \h </w:instrText>
         </w:r>
         <w:r>
           <w:rPr>
@@ -12042,7 +12052,7 @@
           <w14:ligatures w14:val="standardContextual"/>
         </w:rPr>
       </w:pPr>
-      <w:hyperlink w:anchor="_Toc240810546" w:history="1">
+      <w:hyperlink w:anchor="_Toc240811528" w:history="1">
         <w:r>
           <w:rPr>
             <w:rStyle w:val="Hyperlink"/>
@@ -12069,7 +12079,7 @@
             <w:noProof/>
             <w:webHidden/>
           </w:rPr>
-          <w:instrText xml:space="preserve"> PAGEREF _Toc240810546 \h </w:instrText>
+          <w:instrText xml:space="preserve"> PAGEREF _Toc240811528 \h </w:instrText>
         </w:r>
         <w:r>
           <w:rPr>
@@ -12114,7 +12124,7 @@
           <w14:ligatures w14:val="standardContextual"/>
         </w:rPr>
       </w:pPr>
-      <w:hyperlink w:anchor="_Toc240810547" w:history="1">
+      <w:hyperlink w:anchor="_Toc240811529" w:history="1">
         <w:r>
           <w:rPr>
             <w:rStyle w:val="Hyperlink"/>
@@ -12141,7 +12151,7 @@
             <w:noProof/>
             <w:webHidden/>
           </w:rPr>
-          <w:instrText xml:space="preserve"> PAGEREF _Toc240810547 \h </w:instrText>
+          <w:instrText xml:space="preserve"> PAGEREF _Toc240811529 \h </w:instrText>
         </w:r>
         <w:r>
           <w:rPr>
@@ -12186,7 +12196,7 @@
           <w14:ligatures w14:val="standardContextual"/>
         </w:rPr>
       </w:pPr>
-      <w:hyperlink w:anchor="_Toc240810548" w:history="1">
+      <w:hyperlink w:anchor="_Toc240811530" w:history="1">
         <w:r>
           <w:rPr>
             <w:rStyle w:val="Hyperlink"/>
@@ -12213,7 +12223,7 @@
             <w:noProof/>
             <w:webHidden/>
           </w:rPr>
-          <w:instrText xml:space="preserve"> PAGEREF _Toc240810548 \h </w:instrText>
+          <w:instrText xml:space="preserve"> PAGEREF _Toc240811530 \h </w:instrText>
         </w:r>
         <w:r>
           <w:rPr>
@@ -12258,7 +12268,7 @@
           <w14:ligatures w14:val="standardContextual"/>
         </w:rPr>
       </w:pPr>
-      <w:hyperlink w:anchor="_Toc240810549" w:history="1">
+      <w:hyperlink w:anchor="_Toc240811531" w:history="1">
         <w:r>
           <w:rPr>
             <w:rStyle w:val="Hyperlink"/>
@@ -12285,7 +12295,7 @@
             <w:noProof/>
             <w:webHidden/>
           </w:rPr>
-          <w:instrText xml:space="preserve"> PAGEREF _Toc240810549 \h </w:instrText>
+          <w:instrText xml:space="preserve"> PAGEREF _Toc240811531 \h </w:instrText>
         </w:r>
         <w:r>
           <w:rPr>
@@ -12330,7 +12340,7 @@
           <w14:ligatures w14:val="standardContextual"/>
         </w:rPr>
       </w:pPr>
-      <w:hyperlink w:anchor="_Toc240810550" w:history="1">
+      <w:hyperlink w:anchor="_Toc240811532" w:history="1">
         <w:r>
           <w:rPr>
             <w:rStyle w:val="Hyperlink"/>
@@ -12357,7 +12367,7 @@
             <w:noProof/>
             <w:webHidden/>
           </w:rPr>
-          <w:instrText xml:space="preserve"> PAGEREF _Toc240810550 \h </w:instrText>
+          <w:instrText xml:space="preserve"> PAGEREF _Toc240811532 \h </w:instrText>
         </w:r>
         <w:r>
           <w:rPr>
@@ -12402,7 +12412,7 @@
           <w14:ligatures w14:val="standardContextual"/>
         </w:rPr>
       </w:pPr>
-      <w:hyperlink w:anchor="_Toc240810551" w:history="1">
+      <w:hyperlink w:anchor="_Toc240811533" w:history="1">
         <w:r>
           <w:rPr>
             <w:rStyle w:val="Hyperlink"/>
@@ -12429,7 +12439,7 @@
             <w:noProof/>
             <w:webHidden/>
           </w:rPr>
-          <w:instrText xml:space="preserve"> PAGEREF _Toc240810551 \h </w:instrText>
+          <w:instrText xml:space="preserve"> PAGEREF _Toc240811533 \h </w:instrText>
         </w:r>
         <w:r>
           <w:rPr>
@@ -12474,7 +12484,7 @@
           <w14:ligatures w14:val="standardContextual"/>
         </w:rPr>
       </w:pPr>
-      <w:hyperlink w:anchor="_Toc240810552" w:history="1">
+      <w:hyperlink w:anchor="_Toc240811534" w:history="1">
         <w:r>
           <w:rPr>
             <w:rStyle w:val="Hyperlink"/>
@@ -12501,7 +12511,7 @@
             <w:noProof/>
             <w:webHidden/>
           </w:rPr>
-          <w:instrText xml:space="preserve"> PAGEREF _Toc240810552 \h </w:instrText>
+          <w:instrText xml:space="preserve"> PAGEREF _Toc240811534 \h </w:instrText>
         </w:r>
         <w:r>
           <w:rPr>
@@ -12546,7 +12556,7 @@
           <w14:ligatures w14:val="standardContextual"/>
         </w:rPr>
       </w:pPr>
-      <w:hyperlink w:anchor="_Toc240810553" w:history="1">
+      <w:hyperlink w:anchor="_Toc240811535" w:history="1">
         <w:r>
           <w:rPr>
             <w:rStyle w:val="Hyperlink"/>
@@ -12573,7 +12583,7 @@
             <w:noProof/>
             <w:webHidden/>
           </w:rPr>
-          <w:instrText xml:space="preserve"> PAGEREF _Toc240810553 \h </w:instrText>
+          <w:instrText xml:space="preserve"> PAGEREF _Toc240811535 \h </w:instrText>
         </w:r>
         <w:r>
           <w:rPr>
@@ -12618,7 +12628,7 @@
           <w14:ligatures w14:val="standardContextual"/>
         </w:rPr>
       </w:pPr>
-      <w:hyperlink w:anchor="_Toc240810554" w:history="1">
+      <w:hyperlink w:anchor="_Toc240811536" w:history="1">
         <w:r>
           <w:rPr>
             <w:rStyle w:val="Hyperlink"/>
@@ -12645,7 +12655,7 @@
             <w:noProof/>
             <w:webHidden/>
           </w:rPr>
-          <w:instrText xml:space="preserve"> PAGEREF _Toc240810554 \h </w:instrText>
+          <w:instrText xml:space="preserve"> PAGEREF _Toc240811536 \h </w:instrText>
         </w:r>
         <w:r>
           <w:rPr>
@@ -12690,7 +12700,7 @@
           <w14:ligatures w14:val="standardContextual"/>
         </w:rPr>
       </w:pPr>
-      <w:hyperlink w:anchor="_Toc240810555" w:history="1">
+      <w:hyperlink w:anchor="_Toc240811537" w:history="1">
         <w:r>
           <w:rPr>
             <w:rStyle w:val="Hyperlink"/>
@@ -12717,7 +12727,7 @@
             <w:noProof/>
             <w:webHidden/>
           </w:rPr>
-          <w:instrText xml:space="preserve"> PAGEREF _Toc240810555 \h </w:instrText>
+          <w:instrText xml:space="preserve"> PAGEREF _Toc240811537 \h </w:instrText>
         </w:r>
         <w:r>
           <w:rPr>
@@ -12757,7 +12767,7 @@
       <w:pPr>
         <w:pStyle w:val="Heading1"/>
       </w:pPr>
-      <w:bookmarkStart w:id="8" w:name="_Toc240810420"/>
+      <w:bookmarkStart w:id="8" w:name="_Toc240811402"/>
       <w:r>
         <w:t>Liste des figures</w:t>
       </w:r>
@@ -12786,7 +12796,7 @@
       <w:r>
         <w:fldChar w:fldCharType="separate"/>
       </w:r>
-      <w:hyperlink w:anchor="_Toc240810556" w:history="1">
+      <w:hyperlink w:anchor="_Toc240811538" w:history="1">
         <w:r>
           <w:rPr>
             <w:rStyle w:val="Hyperlink"/>
@@ -12822,7 +12832,7 @@
             <w:noProof/>
             <w:webHidden/>
           </w:rPr>
-          <w:instrText xml:space="preserve"> PAGEREF _Toc240810556 \h </w:instrText>
+          <w:instrText xml:space="preserve"> PAGEREF _Toc240811538 \h </w:instrText>
         </w:r>
         <w:r>
           <w:rPr>
@@ -12867,7 +12877,7 @@
           <w14:ligatures w14:val="standardContextual"/>
         </w:rPr>
       </w:pPr>
-      <w:hyperlink w:anchor="_Toc240810557" w:history="1">
+      <w:hyperlink w:anchor="_Toc240811539" w:history="1">
         <w:r>
           <w:rPr>
             <w:rStyle w:val="Hyperlink"/>
@@ -12903,7 +12913,7 @@
             <w:noProof/>
             <w:webHidden/>
           </w:rPr>
-          <w:instrText xml:space="preserve"> PAGEREF _Toc240810557 \h </w:instrText>
+          <w:instrText xml:space="preserve"> PAGEREF _Toc240811539 \h </w:instrText>
         </w:r>
         <w:r>
           <w:rPr>
@@ -12948,7 +12958,7 @@
           <w14:ligatures w14:val="standardContextual"/>
         </w:rPr>
       </w:pPr>
-      <w:hyperlink w:anchor="_Toc240810558" w:history="1">
+      <w:hyperlink w:anchor="_Toc240811540" w:history="1">
         <w:r>
           <w:rPr>
             <w:rStyle w:val="Hyperlink"/>
@@ -12984,7 +12994,7 @@
             <w:noProof/>
             <w:webHidden/>
           </w:rPr>
-          <w:instrText xml:space="preserve"> PAGEREF _Toc240810558 \h </w:instrText>
+          <w:instrText xml:space="preserve"> PAGEREF _Toc240811540 \h </w:instrText>
         </w:r>
         <w:r>
           <w:rPr>
@@ -13029,7 +13039,7 @@
           <w14:ligatures w14:val="standardContextual"/>
         </w:rPr>
       </w:pPr>
-      <w:hyperlink w:anchor="_Toc240810559" w:history="1">
+      <w:hyperlink w:anchor="_Toc240811541" w:history="1">
         <w:r>
           <w:rPr>
             <w:rStyle w:val="Hyperlink"/>
@@ -13065,7 +13075,7 @@
             <w:noProof/>
             <w:webHidden/>
           </w:rPr>
-          <w:instrText xml:space="preserve"> PAGEREF _Toc240810559 \h </w:instrText>
+          <w:instrText xml:space="preserve"> PAGEREF _Toc240811541 \h </w:instrText>
         </w:r>
         <w:r>
           <w:rPr>
@@ -13110,7 +13120,7 @@
           <w14:ligatures w14:val="standardContextual"/>
         </w:rPr>
       </w:pPr>
-      <w:hyperlink w:anchor="_Toc240810560" w:history="1">
+      <w:hyperlink w:anchor="_Toc240811542" w:history="1">
         <w:r>
           <w:rPr>
             <w:rStyle w:val="Hyperlink"/>
@@ -13146,7 +13156,7 @@
             <w:noProof/>
             <w:webHidden/>
           </w:rPr>
-          <w:instrText xml:space="preserve"> PAGEREF _Toc240810560 \h </w:instrText>
+          <w:instrText xml:space="preserve"> PAGEREF _Toc240811542 \h </w:instrText>
         </w:r>
         <w:r>
           <w:rPr>
@@ -13191,7 +13201,7 @@
           <w14:ligatures w14:val="standardContextual"/>
         </w:rPr>
       </w:pPr>
-      <w:hyperlink w:anchor="_Toc240810561" w:history="1">
+      <w:hyperlink w:anchor="_Toc240811543" w:history="1">
         <w:r>
           <w:rPr>
             <w:rStyle w:val="Hyperlink"/>
@@ -13227,7 +13237,7 @@
             <w:noProof/>
             <w:webHidden/>
           </w:rPr>
-          <w:instrText xml:space="preserve"> PAGEREF _Toc240810561 \h </w:instrText>
+          <w:instrText xml:space="preserve"> PAGEREF _Toc240811543 \h </w:instrText>
         </w:r>
         <w:r>
           <w:rPr>
@@ -13272,7 +13282,7 @@
           <w14:ligatures w14:val="standardContextual"/>
         </w:rPr>
       </w:pPr>
-      <w:hyperlink w:anchor="_Toc240810562" w:history="1">
+      <w:hyperlink w:anchor="_Toc240811544" w:history="1">
         <w:r>
           <w:rPr>
             <w:rStyle w:val="Hyperlink"/>
@@ -13308,7 +13318,7 @@
             <w:noProof/>
             <w:webHidden/>
           </w:rPr>
-          <w:instrText xml:space="preserve"> PAGEREF _Toc240810562 \h </w:instrText>
+          <w:instrText xml:space="preserve"> PAGEREF _Toc240811544 \h </w:instrText>
         </w:r>
         <w:r>
           <w:rPr>
@@ -13353,7 +13363,7 @@
           <w14:ligatures w14:val="standardContextual"/>
         </w:rPr>
       </w:pPr>
-      <w:hyperlink w:anchor="_Toc240810563" w:history="1">
+      <w:hyperlink w:anchor="_Toc240811545" w:history="1">
         <w:r>
           <w:rPr>
             <w:rStyle w:val="Hyperlink"/>
@@ -13389,7 +13399,7 @@
             <w:noProof/>
             <w:webHidden/>
           </w:rPr>
-          <w:instrText xml:space="preserve"> PAGEREF _Toc240810563 \h </w:instrText>
+          <w:instrText xml:space="preserve"> PAGEREF _Toc240811545 \h </w:instrText>
         </w:r>
         <w:r>
           <w:rPr>
@@ -13434,7 +13444,7 @@
           <w14:ligatures w14:val="standardContextual"/>
         </w:rPr>
       </w:pPr>
-      <w:hyperlink w:anchor="_Toc240810564" w:history="1">
+      <w:hyperlink w:anchor="_Toc240811546" w:history="1">
         <w:r>
           <w:rPr>
             <w:rStyle w:val="Hyperlink"/>
@@ -13470,7 +13480,7 @@
             <w:noProof/>
             <w:webHidden/>
           </w:rPr>
-          <w:instrText xml:space="preserve"> PAGEREF _Toc240810564 \h </w:instrText>
+          <w:instrText xml:space="preserve"> PAGEREF _Toc240811546 \h </w:instrText>
         </w:r>
         <w:r>
           <w:rPr>
@@ -13515,7 +13525,7 @@
           <w14:ligatures w14:val="standardContextual"/>
         </w:rPr>
       </w:pPr>
-      <w:hyperlink w:anchor="_Toc240810565" w:history="1">
+      <w:hyperlink w:anchor="_Toc240811547" w:history="1">
         <w:r>
           <w:rPr>
             <w:rStyle w:val="Hyperlink"/>
@@ -13551,7 +13561,7 @@
             <w:noProof/>
             <w:webHidden/>
           </w:rPr>
-          <w:instrText xml:space="preserve"> PAGEREF _Toc240810565 \h </w:instrText>
+          <w:instrText xml:space="preserve"> PAGEREF _Toc240811547 \h </w:instrText>
         </w:r>
         <w:r>
           <w:rPr>
@@ -13596,7 +13606,7 @@
           <w14:ligatures w14:val="standardContextual"/>
         </w:rPr>
       </w:pPr>
-      <w:hyperlink w:anchor="_Toc240810566" w:history="1">
+      <w:hyperlink w:anchor="_Toc240811548" w:history="1">
         <w:r>
           <w:rPr>
             <w:rStyle w:val="Hyperlink"/>
@@ -13632,7 +13642,7 @@
             <w:noProof/>
             <w:webHidden/>
           </w:rPr>
-          <w:instrText xml:space="preserve"> PAGEREF _Toc240810566 \h </w:instrText>
+          <w:instrText xml:space="preserve"> PAGEREF _Toc240811548 \h </w:instrText>
         </w:r>
         <w:r>
           <w:rPr>
@@ -13677,7 +13687,7 @@
           <w14:ligatures w14:val="standardContextual"/>
         </w:rPr>
       </w:pPr>
-      <w:hyperlink w:anchor="_Toc240810567" w:history="1">
+      <w:hyperlink w:anchor="_Toc240811549" w:history="1">
         <w:r>
           <w:rPr>
             <w:rStyle w:val="Hyperlink"/>
@@ -13713,7 +13723,7 @@
             <w:noProof/>
             <w:webHidden/>
           </w:rPr>
-          <w:instrText xml:space="preserve"> PAGEREF _Toc240810567 \h </w:instrText>
+          <w:instrText xml:space="preserve"> PAGEREF _Toc240811549 \h </w:instrText>
         </w:r>
         <w:r>
           <w:rPr>
@@ -13758,7 +13768,7 @@
           <w14:ligatures w14:val="standardContextual"/>
         </w:rPr>
       </w:pPr>
-      <w:hyperlink w:anchor="_Toc240810568" w:history="1">
+      <w:hyperlink w:anchor="_Toc240811550" w:history="1">
         <w:r>
           <w:rPr>
             <w:rStyle w:val="Hyperlink"/>
@@ -13794,7 +13804,7 @@
             <w:noProof/>
             <w:webHidden/>
           </w:rPr>
-          <w:instrText xml:space="preserve"> PAGEREF _Toc240810568 \h </w:instrText>
+          <w:instrText xml:space="preserve"> PAGEREF _Toc240811550 \h </w:instrText>
         </w:r>
         <w:r>
           <w:rPr>
@@ -13839,7 +13849,7 @@
           <w14:ligatures w14:val="standardContextual"/>
         </w:rPr>
       </w:pPr>
-      <w:hyperlink w:anchor="_Toc240810569" w:history="1">
+      <w:hyperlink w:anchor="_Toc240811551" w:history="1">
         <w:r>
           <w:rPr>
             <w:rStyle w:val="Hyperlink"/>
@@ -13875,7 +13885,7 @@
             <w:noProof/>
             <w:webHidden/>
           </w:rPr>
-          <w:instrText xml:space="preserve"> PAGEREF _Toc240810569 \h </w:instrText>
+          <w:instrText xml:space="preserve"> PAGEREF _Toc240811551 \h </w:instrText>
         </w:r>
         <w:r>
           <w:rPr>
@@ -13920,7 +13930,7 @@
           <w14:ligatures w14:val="standardContextual"/>
         </w:rPr>
       </w:pPr>
-      <w:hyperlink w:anchor="_Toc240810570" w:history="1">
+      <w:hyperlink w:anchor="_Toc240811552" w:history="1">
         <w:r>
           <w:rPr>
             <w:rStyle w:val="Hyperlink"/>
@@ -13956,7 +13966,7 @@
             <w:noProof/>
             <w:webHidden/>
           </w:rPr>
-          <w:instrText xml:space="preserve"> PAGEREF _Toc240810570 \h </w:instrText>
+          <w:instrText xml:space="preserve"> PAGEREF _Toc240811552 \h </w:instrText>
         </w:r>
         <w:r>
           <w:rPr>
@@ -14001,7 +14011,7 @@
           <w14:ligatures w14:val="standardContextual"/>
         </w:rPr>
       </w:pPr>
-      <w:hyperlink w:anchor="_Toc240810571" w:history="1">
+      <w:hyperlink w:anchor="_Toc240811553" w:history="1">
         <w:r>
           <w:rPr>
             <w:rStyle w:val="Hyperlink"/>
@@ -14037,7 +14047,7 @@
             <w:noProof/>
             <w:webHidden/>
           </w:rPr>
-          <w:instrText xml:space="preserve"> PAGEREF _Toc240810571 \h </w:instrText>
+          <w:instrText xml:space="preserve"> PAGEREF _Toc240811553 \h </w:instrText>
         </w:r>
         <w:r>
           <w:rPr>
@@ -14082,7 +14092,7 @@
           <w14:ligatures w14:val="standardContextual"/>
         </w:rPr>
       </w:pPr>
-      <w:hyperlink w:anchor="_Toc240810572" w:history="1">
+      <w:hyperlink w:anchor="_Toc240811554" w:history="1">
         <w:r>
           <w:rPr>
             <w:rStyle w:val="Hyperlink"/>
@@ -14118,7 +14128,7 @@
             <w:noProof/>
             <w:webHidden/>
           </w:rPr>
-          <w:instrText xml:space="preserve"> PAGEREF _Toc240810572 \h </w:instrText>
+          <w:instrText xml:space="preserve"> PAGEREF _Toc240811554 \h </w:instrText>
         </w:r>
         <w:r>
           <w:rPr>
@@ -14163,7 +14173,7 @@
           <w14:ligatures w14:val="standardContextual"/>
         </w:rPr>
       </w:pPr>
-      <w:hyperlink w:anchor="_Toc240810573" w:history="1">
+      <w:hyperlink w:anchor="_Toc240811555" w:history="1">
         <w:r>
           <w:rPr>
             <w:rStyle w:val="Hyperlink"/>
@@ -14199,7 +14209,7 @@
             <w:noProof/>
             <w:webHidden/>
           </w:rPr>
-          <w:instrText xml:space="preserve"> PAGEREF _Toc240810573 \h </w:instrText>
+          <w:instrText xml:space="preserve"> PAGEREF _Toc240811555 \h </w:instrText>
         </w:r>
         <w:r>
           <w:rPr>
@@ -14244,7 +14254,7 @@
           <w14:ligatures w14:val="standardContextual"/>
         </w:rPr>
       </w:pPr>
-      <w:hyperlink w:anchor="_Toc240810574" w:history="1">
+      <w:hyperlink w:anchor="_Toc240811556" w:history="1">
         <w:r>
           <w:rPr>
             <w:rStyle w:val="Hyperlink"/>
@@ -14280,7 +14290,7 @@
             <w:noProof/>
             <w:webHidden/>
           </w:rPr>
-          <w:instrText xml:space="preserve"> PAGEREF _Toc240810574 \h </w:instrText>
+          <w:instrText xml:space="preserve"> PAGEREF _Toc240811556 \h </w:instrText>
         </w:r>
         <w:r>
           <w:rPr>
@@ -14325,7 +14335,7 @@
           <w14:ligatures w14:val="standardContextual"/>
         </w:rPr>
       </w:pPr>
-      <w:hyperlink w:anchor="_Toc240810575" w:history="1">
+      <w:hyperlink w:anchor="_Toc240811557" w:history="1">
         <w:r>
           <w:rPr>
             <w:rStyle w:val="Hyperlink"/>
@@ -14361,7 +14371,7 @@
             <w:noProof/>
             <w:webHidden/>
           </w:rPr>
-          <w:instrText xml:space="preserve"> PAGEREF _Toc240810575 \h </w:instrText>
+          <w:instrText xml:space="preserve"> PAGEREF _Toc240811557 \h </w:instrText>
         </w:r>
         <w:r>
           <w:rPr>
@@ -14406,7 +14416,7 @@
           <w14:ligatures w14:val="standardContextual"/>
         </w:rPr>
       </w:pPr>
-      <w:hyperlink w:anchor="_Toc240810576" w:history="1">
+      <w:hyperlink w:anchor="_Toc240811558" w:history="1">
         <w:r>
           <w:rPr>
             <w:rStyle w:val="Hyperlink"/>
@@ -14442,7 +14452,7 @@
             <w:noProof/>
             <w:webHidden/>
           </w:rPr>
-          <w:instrText xml:space="preserve"> PAGEREF _Toc240810576 \h </w:instrText>
+          <w:instrText xml:space="preserve"> PAGEREF _Toc240811558 \h </w:instrText>
         </w:r>
         <w:r>
           <w:rPr>
@@ -14487,7 +14497,7 @@
           <w14:ligatures w14:val="standardContextual"/>
         </w:rPr>
       </w:pPr>
-      <w:hyperlink w:anchor="_Toc240810577" w:history="1">
+      <w:hyperlink w:anchor="_Toc240811559" w:history="1">
         <w:r>
           <w:rPr>
             <w:rStyle w:val="Hyperlink"/>
@@ -14523,7 +14533,7 @@
             <w:noProof/>
             <w:webHidden/>
           </w:rPr>
-          <w:instrText xml:space="preserve"> PAGEREF _Toc240810577 \h </w:instrText>
+          <w:instrText xml:space="preserve"> PAGEREF _Toc240811559 \h </w:instrText>
         </w:r>
         <w:r>
           <w:rPr>
@@ -14568,7 +14578,7 @@
           <w14:ligatures w14:val="standardContextual"/>
         </w:rPr>
       </w:pPr>
-      <w:hyperlink w:anchor="_Toc240810578" w:history="1">
+      <w:hyperlink w:anchor="_Toc240811560" w:history="1">
         <w:r>
           <w:rPr>
             <w:rStyle w:val="Hyperlink"/>
@@ -14604,7 +14614,7 @@
             <w:noProof/>
             <w:webHidden/>
           </w:rPr>
-          <w:instrText xml:space="preserve"> PAGEREF _Toc240810578 \h </w:instrText>
+          <w:instrText xml:space="preserve"> PAGEREF _Toc240811560 \h </w:instrText>
         </w:r>
         <w:r>
           <w:rPr>
@@ -14649,7 +14659,7 @@
           <w14:ligatures w14:val="standardContextual"/>
         </w:rPr>
       </w:pPr>
-      <w:hyperlink w:anchor="_Toc240810579" w:history="1">
+      <w:hyperlink w:anchor="_Toc240811561" w:history="1">
         <w:r>
           <w:rPr>
             <w:rStyle w:val="Hyperlink"/>
@@ -14685,7 +14695,7 @@
             <w:noProof/>
             <w:webHidden/>
           </w:rPr>
-          <w:instrText xml:space="preserve"> PAGEREF _Toc240810579 \h </w:instrText>
+          <w:instrText xml:space="preserve"> PAGEREF _Toc240811561 \h </w:instrText>
         </w:r>
         <w:r>
           <w:rPr>
@@ -14730,7 +14740,7 @@
           <w14:ligatures w14:val="standardContextual"/>
         </w:rPr>
       </w:pPr>
-      <w:hyperlink w:anchor="_Toc240810580" w:history="1">
+      <w:hyperlink w:anchor="_Toc240811562" w:history="1">
         <w:r>
           <w:rPr>
             <w:rStyle w:val="Hyperlink"/>
@@ -14766,7 +14776,7 @@
             <w:noProof/>
             <w:webHidden/>
           </w:rPr>
-          <w:instrText xml:space="preserve"> PAGEREF _Toc240810580 \h </w:instrText>
+          <w:instrText xml:space="preserve"> PAGEREF _Toc240811562 \h </w:instrText>
         </w:r>
         <w:r>
           <w:rPr>
@@ -14811,7 +14821,7 @@
           <w14:ligatures w14:val="standardContextual"/>
         </w:rPr>
       </w:pPr>
-      <w:hyperlink w:anchor="_Toc240810581" w:history="1">
+      <w:hyperlink w:anchor="_Toc240811563" w:history="1">
         <w:r>
           <w:rPr>
             <w:rStyle w:val="Hyperlink"/>
@@ -14847,7 +14857,7 @@
             <w:noProof/>
             <w:webHidden/>
           </w:rPr>
-          <w:instrText xml:space="preserve"> PAGEREF _Toc240810581 \h </w:instrText>
+          <w:instrText xml:space="preserve"> PAGEREF _Toc240811563 \h </w:instrText>
         </w:r>
         <w:r>
           <w:rPr>
@@ -14892,7 +14902,7 @@
           <w14:ligatures w14:val="standardContextual"/>
         </w:rPr>
       </w:pPr>
-      <w:hyperlink w:anchor="_Toc240810582" w:history="1">
+      <w:hyperlink w:anchor="_Toc240811564" w:history="1">
         <w:r>
           <w:rPr>
             <w:rStyle w:val="Hyperlink"/>
@@ -14928,7 +14938,7 @@
             <w:noProof/>
             <w:webHidden/>
           </w:rPr>
-          <w:instrText xml:space="preserve"> PAGEREF _Toc240810582 \h </w:instrText>
+          <w:instrText xml:space="preserve"> PAGEREF _Toc240811564 \h </w:instrText>
         </w:r>
         <w:r>
           <w:rPr>
@@ -14969,7 +14979,7 @@
       <w:pPr>
         <w:pStyle w:val="Heading1"/>
       </w:pPr>
-      <w:bookmarkStart w:id="9" w:name="_Toc240810421"/>
+      <w:bookmarkStart w:id="9" w:name="_Toc240811403"/>
       <w:r>
         <w:lastRenderedPageBreak/>
         <w:t>Liste des tableaux</w:t>
@@ -15566,7 +15576,7 @@
       <w:r>
         <w:fldChar w:fldCharType="separate"/>
       </w:r>
-      <w:hyperlink w:anchor="_Toc240810583" w:history="1">
+      <w:hyperlink w:anchor="_Toc240811565" w:history="1">
         <w:r>
           <w:rPr>
             <w:rStyle w:val="Hyperlink"/>
@@ -15602,7 +15612,7 @@
             <w:noProof/>
             <w:webHidden/>
           </w:rPr>
-          <w:instrText xml:space="preserve"> PAGEREF _Toc240810583 \h </w:instrText>
+          <w:instrText xml:space="preserve"> PAGEREF _Toc240811565 \h </w:instrText>
         </w:r>
         <w:r>
           <w:rPr>
@@ -15647,7 +15657,7 @@
           <w14:ligatures w14:val="standardContextual"/>
         </w:rPr>
       </w:pPr>
-      <w:hyperlink w:anchor="_Toc240810584" w:history="1">
+      <w:hyperlink w:anchor="_Toc240811566" w:history="1">
         <w:r>
           <w:rPr>
             <w:rStyle w:val="Hyperlink"/>
@@ -15683,7 +15693,7 @@
             <w:noProof/>
             <w:webHidden/>
           </w:rPr>
-          <w:instrText xml:space="preserve"> PAGEREF _Toc240810584 \h </w:instrText>
+          <w:instrText xml:space="preserve"> PAGEREF _Toc240811566 \h </w:instrText>
         </w:r>
         <w:r>
           <w:rPr>
@@ -15728,7 +15738,7 @@
           <w14:ligatures w14:val="standardContextual"/>
         </w:rPr>
       </w:pPr>
-      <w:hyperlink w:anchor="_Toc240810585" w:history="1">
+      <w:hyperlink w:anchor="_Toc240811567" w:history="1">
         <w:r>
           <w:rPr>
             <w:rStyle w:val="Hyperlink"/>
@@ -15764,7 +15774,7 @@
             <w:noProof/>
             <w:webHidden/>
           </w:rPr>
-          <w:instrText xml:space="preserve"> PAGEREF _Toc240810585 \h </w:instrText>
+          <w:instrText xml:space="preserve"> PAGEREF _Toc240811567 \h </w:instrText>
         </w:r>
         <w:r>
           <w:rPr>
@@ -15809,7 +15819,7 @@
           <w14:ligatures w14:val="standardContextual"/>
         </w:rPr>
       </w:pPr>
-      <w:hyperlink w:anchor="_Toc240810586" w:history="1">
+      <w:hyperlink w:anchor="_Toc240811568" w:history="1">
         <w:r>
           <w:rPr>
             <w:rStyle w:val="Hyperlink"/>
@@ -15845,7 +15855,7 @@
             <w:noProof/>
             <w:webHidden/>
           </w:rPr>
-          <w:instrText xml:space="preserve"> PAGEREF _Toc240810586 \h </w:instrText>
+          <w:instrText xml:space="preserve"> PAGEREF _Toc240811568 \h </w:instrText>
         </w:r>
         <w:r>
           <w:rPr>
@@ -15890,7 +15900,7 @@
           <w14:ligatures w14:val="standardContextual"/>
         </w:rPr>
       </w:pPr>
-      <w:hyperlink w:anchor="_Toc240810587" w:history="1">
+      <w:hyperlink w:anchor="_Toc240811569" w:history="1">
         <w:r>
           <w:rPr>
             <w:rStyle w:val="Hyperlink"/>
@@ -15926,7 +15936,7 @@
             <w:noProof/>
             <w:webHidden/>
           </w:rPr>
-          <w:instrText xml:space="preserve"> PAGEREF _Toc240810587 \h </w:instrText>
+          <w:instrText xml:space="preserve"> PAGEREF _Toc240811569 \h </w:instrText>
         </w:r>
         <w:r>
           <w:rPr>
@@ -15971,7 +15981,7 @@
           <w14:ligatures w14:val="standardContextual"/>
         </w:rPr>
       </w:pPr>
-      <w:hyperlink w:anchor="_Toc240810588" w:history="1">
+      <w:hyperlink w:anchor="_Toc240811570" w:history="1">
         <w:r>
           <w:rPr>
             <w:rStyle w:val="Hyperlink"/>
@@ -16007,7 +16017,7 @@
             <w:noProof/>
             <w:webHidden/>
           </w:rPr>
-          <w:instrText xml:space="preserve"> PAGEREF _Toc240810588 \h </w:instrText>
+          <w:instrText xml:space="preserve"> PAGEREF _Toc240811570 \h </w:instrText>
         </w:r>
         <w:r>
           <w:rPr>
@@ -16052,7 +16062,7 @@
           <w14:ligatures w14:val="standardContextual"/>
         </w:rPr>
       </w:pPr>
-      <w:hyperlink w:anchor="_Toc240810589" w:history="1">
+      <w:hyperlink w:anchor="_Toc240811571" w:history="1">
         <w:r>
           <w:rPr>
             <w:rStyle w:val="Hyperlink"/>
@@ -16088,7 +16098,7 @@
             <w:noProof/>
             <w:webHidden/>
           </w:rPr>
-          <w:instrText xml:space="preserve"> PAGEREF _Toc240810589 \h </w:instrText>
+          <w:instrText xml:space="preserve"> PAGEREF _Toc240811571 \h </w:instrText>
         </w:r>
         <w:r>
           <w:rPr>
@@ -16133,7 +16143,7 @@
           <w14:ligatures w14:val="standardContextual"/>
         </w:rPr>
       </w:pPr>
-      <w:hyperlink w:anchor="_Toc240810590" w:history="1">
+      <w:hyperlink w:anchor="_Toc240811572" w:history="1">
         <w:r>
           <w:rPr>
             <w:rStyle w:val="Hyperlink"/>
@@ -16169,7 +16179,7 @@
             <w:noProof/>
             <w:webHidden/>
           </w:rPr>
-          <w:instrText xml:space="preserve"> PAGEREF _Toc240810590 \h </w:instrText>
+          <w:instrText xml:space="preserve"> PAGEREF _Toc240811572 \h </w:instrText>
         </w:r>
         <w:r>
           <w:rPr>
@@ -16214,7 +16224,7 @@
           <w14:ligatures w14:val="standardContextual"/>
         </w:rPr>
       </w:pPr>
-      <w:hyperlink w:anchor="_Toc240810591" w:history="1">
+      <w:hyperlink w:anchor="_Toc240811573" w:history="1">
         <w:r>
           <w:rPr>
             <w:rStyle w:val="Hyperlink"/>
@@ -16265,7 +16275,7 @@
             <w:noProof/>
             <w:webHidden/>
           </w:rPr>
-          <w:instrText xml:space="preserve"> PAGEREF _Toc240810591 \h </w:instrText>
+          <w:instrText xml:space="preserve"> PAGEREF _Toc240811573 \h </w:instrText>
         </w:r>
         <w:r>
           <w:rPr>
@@ -16310,7 +16320,7 @@
           <w14:ligatures w14:val="standardContextual"/>
         </w:rPr>
       </w:pPr>
-      <w:hyperlink w:anchor="_Toc240810592" w:history="1">
+      <w:hyperlink w:anchor="_Toc240811574" w:history="1">
         <w:r>
           <w:rPr>
             <w:rStyle w:val="Hyperlink"/>
@@ -16346,7 +16356,7 @@
             <w:noProof/>
             <w:webHidden/>
           </w:rPr>
-          <w:instrText xml:space="preserve"> PAGEREF _Toc240810592 \h </w:instrText>
+          <w:instrText xml:space="preserve"> PAGEREF _Toc240811574 \h </w:instrText>
         </w:r>
         <w:r>
           <w:rPr>
@@ -16391,7 +16401,7 @@
           <w14:ligatures w14:val="standardContextual"/>
         </w:rPr>
       </w:pPr>
-      <w:hyperlink w:anchor="_Toc240810593" w:history="1">
+      <w:hyperlink w:anchor="_Toc240811575" w:history="1">
         <w:r>
           <w:rPr>
             <w:rStyle w:val="Hyperlink"/>
@@ -16427,7 +16437,7 @@
             <w:noProof/>
             <w:webHidden/>
           </w:rPr>
-          <w:instrText xml:space="preserve"> PAGEREF _Toc240810593 \h </w:instrText>
+          <w:instrText xml:space="preserve"> PAGEREF _Toc240811575 \h </w:instrText>
         </w:r>
         <w:r>
           <w:rPr>
@@ -16472,7 +16482,7 @@
           <w14:ligatures w14:val="standardContextual"/>
         </w:rPr>
       </w:pPr>
-      <w:hyperlink w:anchor="_Toc240810594" w:history="1">
+      <w:hyperlink w:anchor="_Toc240811576" w:history="1">
         <w:r>
           <w:rPr>
             <w:rStyle w:val="Hyperlink"/>
@@ -16508,7 +16518,7 @@
             <w:noProof/>
             <w:webHidden/>
           </w:rPr>
-          <w:instrText xml:space="preserve"> PAGEREF _Toc240810594 \h </w:instrText>
+          <w:instrText xml:space="preserve"> PAGEREF _Toc240811576 \h </w:instrText>
         </w:r>
         <w:r>
           <w:rPr>
@@ -16553,7 +16563,7 @@
           <w14:ligatures w14:val="standardContextual"/>
         </w:rPr>
       </w:pPr>
-      <w:hyperlink w:anchor="_Toc240810595" w:history="1">
+      <w:hyperlink w:anchor="_Toc240811577" w:history="1">
         <w:r>
           <w:rPr>
             <w:rStyle w:val="Hyperlink"/>
@@ -16589,7 +16599,7 @@
             <w:noProof/>
             <w:webHidden/>
           </w:rPr>
-          <w:instrText xml:space="preserve"> PAGEREF _Toc240810595 \h </w:instrText>
+          <w:instrText xml:space="preserve"> PAGEREF _Toc240811577 \h </w:instrText>
         </w:r>
         <w:r>
           <w:rPr>
@@ -16634,7 +16644,7 @@
           <w14:ligatures w14:val="standardContextual"/>
         </w:rPr>
       </w:pPr>
-      <w:hyperlink w:anchor="_Toc240810596" w:history="1">
+      <w:hyperlink w:anchor="_Toc240811578" w:history="1">
         <w:r>
           <w:rPr>
             <w:rStyle w:val="Hyperlink"/>
@@ -16670,7 +16680,7 @@
             <w:noProof/>
             <w:webHidden/>
           </w:rPr>
-          <w:instrText xml:space="preserve"> PAGEREF _Toc240810596 \h </w:instrText>
+          <w:instrText xml:space="preserve"> PAGEREF _Toc240811578 \h </w:instrText>
         </w:r>
         <w:r>
           <w:rPr>
@@ -16715,7 +16725,7 @@
           <w14:ligatures w14:val="standardContextual"/>
         </w:rPr>
       </w:pPr>
-      <w:hyperlink w:anchor="_Toc240810597" w:history="1">
+      <w:hyperlink w:anchor="_Toc240811579" w:history="1">
         <w:r>
           <w:rPr>
             <w:rStyle w:val="Hyperlink"/>
@@ -16751,7 +16761,7 @@
             <w:noProof/>
             <w:webHidden/>
           </w:rPr>
-          <w:instrText xml:space="preserve"> PAGEREF _Toc240810597 \h </w:instrText>
+          <w:instrText xml:space="preserve"> PAGEREF _Toc240811579 \h </w:instrText>
         </w:r>
         <w:r>
           <w:rPr>
@@ -16796,7 +16806,7 @@
           <w14:ligatures w14:val="standardContextual"/>
         </w:rPr>
       </w:pPr>
-      <w:hyperlink w:anchor="_Toc240810598" w:history="1">
+      <w:hyperlink w:anchor="_Toc240811580" w:history="1">
         <w:r>
           <w:rPr>
             <w:rStyle w:val="Hyperlink"/>
@@ -16832,7 +16842,7 @@
             <w:noProof/>
             <w:webHidden/>
           </w:rPr>
-          <w:instrText xml:space="preserve"> PAGEREF _Toc240810598 \h </w:instrText>
+          <w:instrText xml:space="preserve"> PAGEREF _Toc240811580 \h </w:instrText>
         </w:r>
         <w:r>
           <w:rPr>
@@ -16877,7 +16887,7 @@
           <w14:ligatures w14:val="standardContextual"/>
         </w:rPr>
       </w:pPr>
-      <w:hyperlink w:anchor="_Toc240810599" w:history="1">
+      <w:hyperlink w:anchor="_Toc240811581" w:history="1">
         <w:r>
           <w:rPr>
             <w:rStyle w:val="Hyperlink"/>
@@ -16913,7 +16923,7 @@
             <w:noProof/>
             <w:webHidden/>
           </w:rPr>
-          <w:instrText xml:space="preserve"> PAGEREF _Toc240810599 \h </w:instrText>
+          <w:instrText xml:space="preserve"> PAGEREF _Toc240811581 \h </w:instrText>
         </w:r>
         <w:r>
           <w:rPr>
@@ -16958,7 +16968,7 @@
           <w14:ligatures w14:val="standardContextual"/>
         </w:rPr>
       </w:pPr>
-      <w:hyperlink w:anchor="_Toc240810600" w:history="1">
+      <w:hyperlink w:anchor="_Toc240811582" w:history="1">
         <w:r>
           <w:rPr>
             <w:rStyle w:val="Hyperlink"/>
@@ -16994,7 +17004,7 @@
             <w:noProof/>
             <w:webHidden/>
           </w:rPr>
-          <w:instrText xml:space="preserve"> PAGEREF _Toc240810600 \h </w:instrText>
+          <w:instrText xml:space="preserve"> PAGEREF _Toc240811582 \h </w:instrText>
         </w:r>
         <w:r>
           <w:rPr>
@@ -17039,7 +17049,7 @@
           <w14:ligatures w14:val="standardContextual"/>
         </w:rPr>
       </w:pPr>
-      <w:hyperlink w:anchor="_Toc240810601" w:history="1">
+      <w:hyperlink w:anchor="_Toc240811583" w:history="1">
         <w:r>
           <w:rPr>
             <w:rStyle w:val="Hyperlink"/>
@@ -17075,7 +17085,7 @@
             <w:noProof/>
             <w:webHidden/>
           </w:rPr>
-          <w:instrText xml:space="preserve"> PAGEREF _Toc240810601 \h </w:instrText>
+          <w:instrText xml:space="preserve"> PAGEREF _Toc240811583 \h </w:instrText>
         </w:r>
         <w:r>
           <w:rPr>
@@ -17120,7 +17130,7 @@
           <w14:ligatures w14:val="standardContextual"/>
         </w:rPr>
       </w:pPr>
-      <w:hyperlink w:anchor="_Toc240810602" w:history="1">
+      <w:hyperlink w:anchor="_Toc240811584" w:history="1">
         <w:r>
           <w:rPr>
             <w:rStyle w:val="Hyperlink"/>
@@ -17156,7 +17166,7 @@
             <w:noProof/>
             <w:webHidden/>
           </w:rPr>
-          <w:instrText xml:space="preserve"> PAGEREF _Toc240810602 \h </w:instrText>
+          <w:instrText xml:space="preserve"> PAGEREF _Toc240811584 \h </w:instrText>
         </w:r>
         <w:r>
           <w:rPr>
@@ -17201,7 +17211,7 @@
           <w14:ligatures w14:val="standardContextual"/>
         </w:rPr>
       </w:pPr>
-      <w:hyperlink w:anchor="_Toc240810603" w:history="1">
+      <w:hyperlink w:anchor="_Toc240811585" w:history="1">
         <w:r>
           <w:rPr>
             <w:rStyle w:val="Hyperlink"/>
@@ -17237,7 +17247,7 @@
             <w:noProof/>
             <w:webHidden/>
           </w:rPr>
-          <w:instrText xml:space="preserve"> PAGEREF _Toc240810603 \h </w:instrText>
+          <w:instrText xml:space="preserve"> PAGEREF _Toc240811585 \h </w:instrText>
         </w:r>
         <w:r>
           <w:rPr>
@@ -17282,7 +17292,7 @@
           <w14:ligatures w14:val="standardContextual"/>
         </w:rPr>
       </w:pPr>
-      <w:hyperlink w:anchor="_Toc240810604" w:history="1">
+      <w:hyperlink w:anchor="_Toc240811586" w:history="1">
         <w:r>
           <w:rPr>
             <w:rStyle w:val="Hyperlink"/>
@@ -17318,7 +17328,7 @@
             <w:noProof/>
             <w:webHidden/>
           </w:rPr>
-          <w:instrText xml:space="preserve"> PAGEREF _Toc240810604 \h </w:instrText>
+          <w:instrText xml:space="preserve"> PAGEREF _Toc240811586 \h </w:instrText>
         </w:r>
         <w:r>
           <w:rPr>
@@ -17363,7 +17373,7 @@
           <w14:ligatures w14:val="standardContextual"/>
         </w:rPr>
       </w:pPr>
-      <w:hyperlink w:anchor="_Toc240810605" w:history="1">
+      <w:hyperlink w:anchor="_Toc240811587" w:history="1">
         <w:r>
           <w:rPr>
             <w:rStyle w:val="Hyperlink"/>
@@ -17399,7 +17409,7 @@
             <w:noProof/>
             <w:webHidden/>
           </w:rPr>
-          <w:instrText xml:space="preserve"> PAGEREF _Toc240810605 \h </w:instrText>
+          <w:instrText xml:space="preserve"> PAGEREF _Toc240811587 \h </w:instrText>
         </w:r>
         <w:r>
           <w:rPr>
@@ -17444,7 +17454,7 @@
           <w14:ligatures w14:val="standardContextual"/>
         </w:rPr>
       </w:pPr>
-      <w:hyperlink w:anchor="_Toc240810606" w:history="1">
+      <w:hyperlink w:anchor="_Toc240811588" w:history="1">
         <w:r>
           <w:rPr>
             <w:rStyle w:val="Hyperlink"/>
@@ -17480,7 +17490,7 @@
             <w:noProof/>
             <w:webHidden/>
           </w:rPr>
-          <w:instrText xml:space="preserve"> PAGEREF _Toc240810606 \h </w:instrText>
+          <w:instrText xml:space="preserve"> PAGEREF _Toc240811588 \h </w:instrText>
         </w:r>
         <w:r>
           <w:rPr>
@@ -17525,7 +17535,7 @@
           <w14:ligatures w14:val="standardContextual"/>
         </w:rPr>
       </w:pPr>
-      <w:hyperlink w:anchor="_Toc240810607" w:history="1">
+      <w:hyperlink w:anchor="_Toc240811589" w:history="1">
         <w:r>
           <w:rPr>
             <w:rStyle w:val="Hyperlink"/>
@@ -17561,7 +17571,7 @@
             <w:noProof/>
             <w:webHidden/>
           </w:rPr>
-          <w:instrText xml:space="preserve"> PAGEREF _Toc240810607 \h </w:instrText>
+          <w:instrText xml:space="preserve"> PAGEREF _Toc240811589 \h </w:instrText>
         </w:r>
         <w:r>
           <w:rPr>
@@ -17606,7 +17616,7 @@
           <w14:ligatures w14:val="standardContextual"/>
         </w:rPr>
       </w:pPr>
-      <w:hyperlink w:anchor="_Toc240810608" w:history="1">
+      <w:hyperlink w:anchor="_Toc240811590" w:history="1">
         <w:r>
           <w:rPr>
             <w:rStyle w:val="Hyperlink"/>
@@ -17642,7 +17652,7 @@
             <w:noProof/>
             <w:webHidden/>
           </w:rPr>
-          <w:instrText xml:space="preserve"> PAGEREF _Toc240810608 \h </w:instrText>
+          <w:instrText xml:space="preserve"> PAGEREF _Toc240811590 \h </w:instrText>
         </w:r>
         <w:r>
           <w:rPr>
@@ -17687,7 +17697,7 @@
           <w14:ligatures w14:val="standardContextual"/>
         </w:rPr>
       </w:pPr>
-      <w:hyperlink w:anchor="_Toc240810609" w:history="1">
+      <w:hyperlink w:anchor="_Toc240811591" w:history="1">
         <w:r>
           <w:rPr>
             <w:rStyle w:val="Hyperlink"/>
@@ -17723,7 +17733,7 @@
             <w:noProof/>
             <w:webHidden/>
           </w:rPr>
-          <w:instrText xml:space="preserve"> PAGEREF _Toc240810609 \h </w:instrText>
+          <w:instrText xml:space="preserve"> PAGEREF _Toc240811591 \h </w:instrText>
         </w:r>
         <w:r>
           <w:rPr>
@@ -17768,7 +17778,7 @@
           <w14:ligatures w14:val="standardContextual"/>
         </w:rPr>
       </w:pPr>
-      <w:hyperlink w:anchor="_Toc240810610" w:history="1">
+      <w:hyperlink w:anchor="_Toc240811592" w:history="1">
         <w:r>
           <w:rPr>
             <w:rStyle w:val="Hyperlink"/>
@@ -17804,7 +17814,7 @@
             <w:noProof/>
             <w:webHidden/>
           </w:rPr>
-          <w:instrText xml:space="preserve"> PAGEREF _Toc240810610 \h </w:instrText>
+          <w:instrText xml:space="preserve"> PAGEREF _Toc240811592 \h </w:instrText>
         </w:r>
         <w:r>
           <w:rPr>
@@ -17849,7 +17859,7 @@
           <w14:ligatures w14:val="standardContextual"/>
         </w:rPr>
       </w:pPr>
-      <w:hyperlink w:anchor="_Toc240810611" w:history="1">
+      <w:hyperlink w:anchor="_Toc240811593" w:history="1">
         <w:r>
           <w:rPr>
             <w:rStyle w:val="Hyperlink"/>
@@ -17885,7 +17895,7 @@
             <w:noProof/>
             <w:webHidden/>
           </w:rPr>
-          <w:instrText xml:space="preserve"> PAGEREF _Toc240810611 \h </w:instrText>
+          <w:instrText xml:space="preserve"> PAGEREF _Toc240811593 \h </w:instrText>
         </w:r>
         <w:r>
           <w:rPr>
@@ -17930,7 +17940,7 @@
           <w14:ligatures w14:val="standardContextual"/>
         </w:rPr>
       </w:pPr>
-      <w:hyperlink w:anchor="_Toc240810612" w:history="1">
+      <w:hyperlink w:anchor="_Toc240811594" w:history="1">
         <w:r>
           <w:rPr>
             <w:rStyle w:val="Hyperlink"/>
@@ -17966,7 +17976,7 @@
             <w:noProof/>
             <w:webHidden/>
           </w:rPr>
-          <w:instrText xml:space="preserve"> PAGEREF _Toc240810612 \h </w:instrText>
+          <w:instrText xml:space="preserve"> PAGEREF _Toc240811594 \h </w:instrText>
         </w:r>
         <w:r>
           <w:rPr>
@@ -18011,7 +18021,7 @@
           <w14:ligatures w14:val="standardContextual"/>
         </w:rPr>
       </w:pPr>
-      <w:hyperlink w:anchor="_Toc240810613" w:history="1">
+      <w:hyperlink w:anchor="_Toc240811595" w:history="1">
         <w:r>
           <w:rPr>
             <w:rStyle w:val="Hyperlink"/>
@@ -18063,7 +18073,7 @@
             <w:noProof/>
             <w:webHidden/>
           </w:rPr>
-          <w:instrText xml:space="preserve"> PAGEREF _Toc240810613 \h </w:instrText>
+          <w:instrText xml:space="preserve"> PAGEREF _Toc240811595 \h </w:instrText>
         </w:r>
         <w:r>
           <w:rPr>
@@ -18108,7 +18118,7 @@
           <w14:ligatures w14:val="standardContextual"/>
         </w:rPr>
       </w:pPr>
-      <w:hyperlink w:anchor="_Toc240810614" w:history="1">
+      <w:hyperlink w:anchor="_Toc240811596" w:history="1">
         <w:r>
           <w:rPr>
             <w:rStyle w:val="Hyperlink"/>
@@ -18144,7 +18154,7 @@
             <w:noProof/>
             <w:webHidden/>
           </w:rPr>
-          <w:instrText xml:space="preserve"> PAGEREF _Toc240810614 \h </w:instrText>
+          <w:instrText xml:space="preserve"> PAGEREF _Toc240811596 \h </w:instrText>
         </w:r>
         <w:r>
           <w:rPr>
@@ -18189,14 +18199,14 @@
       <w:pPr>
         <w:pStyle w:val="Heading1"/>
       </w:pPr>
-      <w:bookmarkStart w:id="10" w:name="_Toc240810422"/>
-      <w:bookmarkStart w:id="11" w:name="liste-des-abréviations-et-acronymes"/>
+      <w:bookmarkStart w:id="10" w:name="liste-des-abréviations-et-acronymes"/>
+      <w:bookmarkStart w:id="11" w:name="_Toc240811404"/>
       <w:bookmarkEnd w:id="4"/>
       <w:r>
         <w:lastRenderedPageBreak/>
         <w:t>Liste des abréviations et acronymes</w:t>
       </w:r>
-      <w:bookmarkEnd w:id="10"/>
+      <w:bookmarkEnd w:id="11"/>
     </w:p>
     <w:tbl>
       <w:tblPr>
@@ -18995,14 +19005,14 @@
         </w:sectPr>
       </w:pPr>
       <w:bookmarkStart w:id="12" w:name="introduction-générale"/>
-      <w:bookmarkEnd w:id="11"/>
+      <w:bookmarkEnd w:id="10"/>
     </w:p>
     <w:p>
       <w:pPr>
         <w:pStyle w:val="Heading1"/>
         <w:spacing w:line="276" w:lineRule="auto"/>
       </w:pPr>
-      <w:bookmarkStart w:id="13" w:name="_Toc240810423"/>
+      <w:bookmarkStart w:id="13" w:name="_Toc240811405"/>
       <w:r>
         <w:lastRenderedPageBreak/>
         <w:t>Introduction générale</w:t>
@@ -19093,76 +19103,76 @@
       <w:pPr>
         <w:pStyle w:val="Heading1"/>
       </w:pPr>
-      <w:bookmarkStart w:id="14" w:name="_Toc240810424"/>
-      <w:bookmarkStart w:id="15" w:name="chapitre-1-contexte-général-du-projet"/>
+      <w:bookmarkStart w:id="14" w:name="chapitre-1-contexte-général-du-projet"/>
+      <w:bookmarkStart w:id="15" w:name="_Toc240811406"/>
       <w:bookmarkEnd w:id="12"/>
       <w:r>
         <w:lastRenderedPageBreak/>
         <w:t>Chapitre 1 : Contexte général du projet</w:t>
       </w:r>
-      <w:bookmarkEnd w:id="14"/>
+      <w:bookmarkEnd w:id="15"/>
     </w:p>
     <w:p>
       <w:pPr>
         <w:pStyle w:val="Heading2"/>
       </w:pPr>
-      <w:bookmarkStart w:id="16" w:name="_Toc240810425"/>
-      <w:bookmarkStart w:id="17" w:name="introduction-du-chapitre"/>
+      <w:bookmarkStart w:id="16" w:name="introduction-du-chapitre"/>
+      <w:bookmarkStart w:id="17" w:name="_Toc240811407"/>
       <w:r>
         <w:t>1.1 Introduction du chapitre</w:t>
       </w:r>
+      <w:bookmarkEnd w:id="17"/>
+    </w:p>
+    <w:p>
+      <w:pPr>
+        <w:pStyle w:val="FirstParagraph"/>
+      </w:pPr>
+      <w:r>
+        <w:t>Ce premier chapitre situe le projet dans son environnement. Il présente l’entreprise d’accueil, analyse le processus existant de remontée d’information et ses limites, formule la problématique, esquisse la solution proposée, puis décrit la méthodologie de conduite du projet et la gestion des risques.</w:t>
+      </w:r>
+    </w:p>
+    <w:p>
+      <w:pPr>
+        <w:pStyle w:val="Heading2"/>
+      </w:pPr>
+      <w:bookmarkStart w:id="18" w:name="présentation-de-lorganisme-daccueil"/>
+      <w:bookmarkStart w:id="19" w:name="_Toc240811408"/>
       <w:bookmarkEnd w:id="16"/>
-    </w:p>
-    <w:p>
-      <w:pPr>
-        <w:pStyle w:val="FirstParagraph"/>
-      </w:pPr>
-      <w:r>
-        <w:t>Ce premier chapitre situe le projet dans son environnement. Il présente l’entreprise d’accueil, analyse le processus existant de remontée d’information et ses limites, formule la problématique, esquisse la solution proposée, puis décrit la méthodologie de conduite du projet et la gestion des risques.</w:t>
+      <w:r>
+        <w:t>1.2 Présentation de l’organisme d’accueil</w:t>
+      </w:r>
+      <w:bookmarkEnd w:id="19"/>
+    </w:p>
+    <w:p>
+      <w:pPr>
+        <w:pStyle w:val="BodyText"/>
+      </w:pPr>
+      <w:r>
+        <w:t>AZNET est une entreprise marocaine spécialisée dans les infrastructures réseau et le câblage informatique : pose de goulottes, tirage et raccordement de câbles cuivre et fibre optique, équipement de bureaux, de panneaux de brassage et de locaux techniques pour des clients professionnels. Fondée en 2000, AZ Net Security &amp; Networking compte parmi ses références des clients tels que le Cabinet Royal, l'Université Al Akhawayn, la Fondation Mohammed VI, plusieurs ministères (Intérieur, Éducation nationale, Équipement et Eau, Habous, Économie et Finances), ainsi que des établissements comme l'ENSIAS, l'EMI, l'ENIM, l'INPT, l'ENCG, les universités Mohammed V et Hassan II, le CHIS, le CNRST et Maroc Telecom. Les équipes de techniciens interviennent quotidiennement sur plusieurs chantiers simultanés. Le suivi de l’avancement — quantités posées, zones terminées, incidents, besoins en matériel — conditionne directement la facturation, la planification et l’approvisionnement.</w:t>
       </w:r>
     </w:p>
     <w:p>
       <w:pPr>
         <w:pStyle w:val="Heading2"/>
       </w:pPr>
-      <w:bookmarkStart w:id="18" w:name="_Toc240810426"/>
-      <w:bookmarkStart w:id="19" w:name="présentation-de-lorganisme-daccueil"/>
-      <w:bookmarkEnd w:id="17"/>
-      <w:r>
-        <w:t>1.2 Présentation de l’organisme d’accueil</w:t>
-      </w:r>
+      <w:bookmarkStart w:id="20" w:name="étude-de-lexistant"/>
+      <w:bookmarkStart w:id="21" w:name="_Toc240811409"/>
       <w:bookmarkEnd w:id="18"/>
-    </w:p>
-    <w:p>
-      <w:pPr>
-        <w:pStyle w:val="BodyText"/>
-      </w:pPr>
-      <w:r>
-        <w:t>AZNET est une entreprise marocaine spécialisée dans les infrastructures réseau et le câblage informatique : pose de goulottes, tirage et raccordement de câbles cuivre et fibre optique, équipement de bureaux, de panneaux de brassage et de locaux techniques pour des clients professionnels. Fondée en 2000, AZ Net Security &amp; Networking compte parmi ses références des clients tels que le Cabinet Royal, l'Université Al Akhawayn, la Fondation Mohammed VI, plusieurs ministères (Intérieur, Éducation nationale, Équipement et Eau, Habous, Économie et Finances), ainsi que des établissements comme l'ENSIAS, l'EMI, l'ENIM, l'INPT, l'ENCG, les universités Mohammed V et Hassan II, le CHIS, le CNRST et Maroc Telecom. Les équipes de techniciens interviennent quotidiennement sur plusieurs chantiers simultanés. Le suivi de l’avancement — quantités posées, zones terminées, incidents, besoins en matériel — conditionne directement la facturation, la planification et l’approvisionnement.</w:t>
-      </w:r>
-    </w:p>
-    <w:p>
-      <w:pPr>
-        <w:pStyle w:val="Heading2"/>
-      </w:pPr>
-      <w:bookmarkStart w:id="20" w:name="_Toc240810427"/>
-      <w:bookmarkStart w:id="21" w:name="étude-de-lexistant"/>
-      <w:bookmarkEnd w:id="19"/>
       <w:r>
         <w:t>1.3 Étude de l’existant</w:t>
       </w:r>
-      <w:bookmarkEnd w:id="20"/>
+      <w:bookmarkEnd w:id="21"/>
     </w:p>
     <w:p>
       <w:pPr>
         <w:pStyle w:val="Heading3"/>
       </w:pPr>
-      <w:bookmarkStart w:id="22" w:name="_Toc240810428"/>
-      <w:bookmarkStart w:id="23" w:name="processus-actuel"/>
+      <w:bookmarkStart w:id="22" w:name="processus-actuel"/>
+      <w:bookmarkStart w:id="23" w:name="_Toc240811410"/>
       <w:r>
         <w:t>1.3.1 Processus actuel</w:t>
       </w:r>
-      <w:bookmarkEnd w:id="22"/>
+      <w:bookmarkEnd w:id="23"/>
     </w:p>
     <w:p>
       <w:pPr>
@@ -19186,13 +19196,13 @@
       <w:pPr>
         <w:pStyle w:val="Heading3"/>
       </w:pPr>
-      <w:bookmarkStart w:id="24" w:name="_Toc240810429"/>
-      <w:bookmarkStart w:id="25" w:name="limites-identifiées"/>
-      <w:bookmarkEnd w:id="23"/>
+      <w:bookmarkStart w:id="24" w:name="limites-identifiées"/>
+      <w:bookmarkStart w:id="25" w:name="_Toc240811411"/>
+      <w:bookmarkEnd w:id="22"/>
       <w:r>
         <w:t>1.3.2 Limites identifiées</w:t>
       </w:r>
-      <w:bookmarkEnd w:id="24"/>
+      <w:bookmarkEnd w:id="25"/>
     </w:p>
     <w:p>
       <w:pPr>
@@ -19301,35 +19311,35 @@
       <w:pPr>
         <w:pStyle w:val="Heading3"/>
       </w:pPr>
-      <w:bookmarkStart w:id="26" w:name="_Toc240810430"/>
-      <w:bookmarkStart w:id="27" w:name="Xe8b754e21acbb608b7f9b09048408126d3063b9"/>
-      <w:bookmarkEnd w:id="25"/>
+      <w:bookmarkStart w:id="26" w:name="Xe8b754e21acbb608b7f9b09048408126d3063b9"/>
+      <w:bookmarkStart w:id="27" w:name="_Toc240811412"/>
+      <w:bookmarkEnd w:id="24"/>
       <w:r>
         <w:lastRenderedPageBreak/>
         <w:t>1.3.3 Contrainte clé : l’expression orale en darija</w:t>
       </w:r>
+      <w:bookmarkEnd w:id="27"/>
+    </w:p>
+    <w:p>
+      <w:pPr>
+        <w:pStyle w:val="FirstParagraph"/>
+      </w:pPr>
+      <w:r>
+        <w:t>Le point central de l’étude de l’existant est que la note vocale en arabe marocain — mêlée de termes techniques français (« goulotte », « panneau de brassage », « câble », « fibre ») — est déjà le mode de communication spontané des équipes. Toute solution imposant une saisie structurée à la source serait rejetée par l’usage. La solution doit donc s’adapter au technicien, et non l’inverse.</w:t>
+      </w:r>
+    </w:p>
+    <w:p>
+      <w:pPr>
+        <w:pStyle w:val="Heading2"/>
+      </w:pPr>
+      <w:bookmarkStart w:id="28" w:name="problématique"/>
+      <w:bookmarkStart w:id="29" w:name="_Toc240811413"/>
+      <w:bookmarkEnd w:id="20"/>
       <w:bookmarkEnd w:id="26"/>
-    </w:p>
-    <w:p>
-      <w:pPr>
-        <w:pStyle w:val="FirstParagraph"/>
-      </w:pPr>
-      <w:r>
-        <w:t>Le point central de l’étude de l’existant est que la note vocale en arabe marocain — mêlée de termes techniques français (« goulotte », « panneau de brassage », « câble », « fibre ») — est déjà le mode de communication spontané des équipes. Toute solution imposant une saisie structurée à la source serait rejetée par l’usage. La solution doit donc s’adapter au technicien, et non l’inverse.</w:t>
-      </w:r>
-    </w:p>
-    <w:p>
-      <w:pPr>
-        <w:pStyle w:val="Heading2"/>
-      </w:pPr>
-      <w:bookmarkStart w:id="28" w:name="_Toc240810431"/>
-      <w:bookmarkStart w:id="29" w:name="problématique"/>
-      <w:bookmarkEnd w:id="21"/>
-      <w:bookmarkEnd w:id="27"/>
       <w:r>
         <w:t>1.4 Problématique</w:t>
       </w:r>
-      <w:bookmarkEnd w:id="28"/>
+      <w:bookmarkEnd w:id="29"/>
     </w:p>
     <w:p>
       <w:pPr>
@@ -19408,8 +19418,8 @@
       <w:pPr>
         <w:pStyle w:val="Heading2"/>
       </w:pPr>
-      <w:bookmarkStart w:id="30" w:name="_Toc240810432"/>
-      <w:bookmarkEnd w:id="29"/>
+      <w:bookmarkStart w:id="30" w:name="_Toc240811414"/>
+      <w:bookmarkEnd w:id="28"/>
       <w:r>
         <w:t>1.5 Solution proposée</w:t>
       </w:r>
@@ -19547,23 +19557,23 @@
       <w:pPr>
         <w:pStyle w:val="Heading2"/>
       </w:pPr>
-      <w:bookmarkStart w:id="31" w:name="_Toc240810433"/>
-      <w:bookmarkStart w:id="32" w:name="conduite-du-projet"/>
+      <w:bookmarkStart w:id="31" w:name="conduite-du-projet"/>
+      <w:bookmarkStart w:id="32" w:name="_Toc240811415"/>
       <w:r>
         <w:t>1.6 Conduite du projet</w:t>
       </w:r>
-      <w:bookmarkEnd w:id="31"/>
+      <w:bookmarkEnd w:id="32"/>
     </w:p>
     <w:p>
       <w:pPr>
         <w:pStyle w:val="Heading3"/>
       </w:pPr>
-      <w:bookmarkStart w:id="33" w:name="_Toc240810434"/>
-      <w:bookmarkStart w:id="34" w:name="méthodologie-scrum-allégé"/>
+      <w:bookmarkStart w:id="33" w:name="méthodologie-scrum-allégé"/>
+      <w:bookmarkStart w:id="34" w:name="_Toc240811416"/>
       <w:r>
         <w:t>1.6.1 Méthodologie : Scrum allégé</w:t>
       </w:r>
-      <w:bookmarkEnd w:id="33"/>
+      <w:bookmarkEnd w:id="34"/>
     </w:p>
     <w:p>
       <w:pPr>
@@ -19605,13 +19615,13 @@
       <w:pPr>
         <w:pStyle w:val="Heading3"/>
       </w:pPr>
-      <w:bookmarkStart w:id="35" w:name="_Toc240810435"/>
-      <w:bookmarkStart w:id="36" w:name="planification"/>
-      <w:bookmarkEnd w:id="34"/>
+      <w:bookmarkStart w:id="35" w:name="planification"/>
+      <w:bookmarkStart w:id="36" w:name="_Toc240811417"/>
+      <w:bookmarkEnd w:id="33"/>
       <w:r>
         <w:t>1.6.2 Planification</w:t>
       </w:r>
-      <w:bookmarkEnd w:id="35"/>
+      <w:bookmarkEnd w:id="36"/>
     </w:p>
     <w:p>
       <w:pPr>
@@ -19636,7 +19646,7 @@
         <w:pStyle w:val="TableCaption0"/>
       </w:pPr>
       <w:bookmarkStart w:id="37" w:name="_Toc240484532"/>
-      <w:bookmarkStart w:id="38" w:name="_Toc240810583"/>
+      <w:bookmarkStart w:id="38" w:name="_Toc240811565"/>
       <w:r>
         <w:rPr>
           <w:b/>
@@ -20054,13 +20064,13 @@
       <w:pPr>
         <w:pStyle w:val="Heading3"/>
       </w:pPr>
-      <w:bookmarkStart w:id="39" w:name="_Toc240810436"/>
-      <w:bookmarkStart w:id="40" w:name="gestion-des-risques"/>
-      <w:bookmarkEnd w:id="36"/>
+      <w:bookmarkStart w:id="39" w:name="gestion-des-risques"/>
+      <w:bookmarkStart w:id="40" w:name="_Toc240811418"/>
+      <w:bookmarkEnd w:id="35"/>
       <w:r>
         <w:t>1.6.3 Gestion des risques</w:t>
       </w:r>
-      <w:bookmarkEnd w:id="39"/>
+      <w:bookmarkEnd w:id="40"/>
     </w:p>
     <w:p>
       <w:pPr>
@@ -20085,7 +20095,7 @@
         <w:pStyle w:val="TableCaption0"/>
       </w:pPr>
       <w:bookmarkStart w:id="41" w:name="_Toc240484533"/>
-      <w:bookmarkStart w:id="42" w:name="_Toc240810584"/>
+      <w:bookmarkStart w:id="42" w:name="_Toc240811566"/>
       <w:r>
         <w:rPr>
           <w:b/>
@@ -20381,83 +20391,83 @@
       <w:pPr>
         <w:pStyle w:val="Heading2"/>
       </w:pPr>
-      <w:bookmarkStart w:id="43" w:name="_Toc240810437"/>
-      <w:bookmarkStart w:id="44" w:name="conclusion-du-chapitre"/>
-      <w:bookmarkEnd w:id="32"/>
-      <w:bookmarkEnd w:id="40"/>
+      <w:bookmarkStart w:id="43" w:name="conclusion-du-chapitre"/>
+      <w:bookmarkStart w:id="44" w:name="_Toc240811419"/>
+      <w:bookmarkEnd w:id="31"/>
+      <w:bookmarkEnd w:id="39"/>
       <w:r>
         <w:t>1.7 Conclusion du chapitre</w:t>
       </w:r>
+      <w:bookmarkEnd w:id="44"/>
+    </w:p>
+    <w:p>
+      <w:pPr>
+        <w:pStyle w:val="FirstParagraph"/>
+      </w:pPr>
+      <w:r>
+        <w:t>Ce chapitre a établi le cadre du projet : un besoin métier réel — fiabiliser la remontée d’information des chantiers — contraint par l’usage (l’oral en darija), par le budget (offres gratuites uniquement) et par le calendrier. Le chapitre suivant examine l’état de l’art des deux verrous scientifiques du projet, la transcription du darija et l’extraction structurée par grands modèles de langage, et en déduit les choix technologiques.</w:t>
+      </w:r>
+    </w:p>
+    <w:p>
+      <w:r>
+        <w:br w:type="page"/>
+      </w:r>
+    </w:p>
+    <w:p>
+      <w:pPr>
+        <w:pStyle w:val="Heading1"/>
+      </w:pPr>
+      <w:bookmarkStart w:id="45" w:name="Xa3be871949d6d48f66a4ff8424f6350a01ded69"/>
+      <w:bookmarkStart w:id="46" w:name="_Toc240811420"/>
+      <w:bookmarkEnd w:id="14"/>
       <w:bookmarkEnd w:id="43"/>
-    </w:p>
-    <w:p>
-      <w:pPr>
-        <w:pStyle w:val="FirstParagraph"/>
-      </w:pPr>
-      <w:r>
-        <w:t>Ce chapitre a établi le cadre du projet : un besoin métier réel — fiabiliser la remontée d’information des chantiers — contraint par l’usage (l’oral en darija), par le budget (offres gratuites uniquement) et par le calendrier. Le chapitre suivant examine l’état de l’art des deux verrous scientifiques du projet, la transcription du darija et l’extraction structurée par grands modèles de langage, et en déduit les choix technologiques.</w:t>
-      </w:r>
-    </w:p>
-    <w:p>
-      <w:r>
-        <w:br w:type="page"/>
-      </w:r>
-    </w:p>
-    <w:p>
-      <w:pPr>
-        <w:pStyle w:val="Heading1"/>
-      </w:pPr>
-      <w:bookmarkStart w:id="45" w:name="_Toc240810438"/>
-      <w:bookmarkStart w:id="46" w:name="Xa3be871949d6d48f66a4ff8424f6350a01ded69"/>
-      <w:bookmarkEnd w:id="15"/>
-      <w:bookmarkEnd w:id="44"/>
       <w:r>
         <w:lastRenderedPageBreak/>
         <w:t>Chapitre 2 : État de l’art et étude technique</w:t>
       </w:r>
-      <w:bookmarkEnd w:id="45"/>
+      <w:bookmarkEnd w:id="46"/>
     </w:p>
     <w:p>
       <w:pPr>
         <w:pStyle w:val="Heading2"/>
       </w:pPr>
-      <w:bookmarkStart w:id="47" w:name="_Toc240810439"/>
-      <w:bookmarkStart w:id="48" w:name="introduction-du-chapitre-1"/>
+      <w:bookmarkStart w:id="47" w:name="introduction-du-chapitre-1"/>
+      <w:bookmarkStart w:id="48" w:name="_Toc240811421"/>
       <w:r>
         <w:t>2.1 Introduction du chapitre</w:t>
       </w:r>
+      <w:bookmarkEnd w:id="48"/>
+    </w:p>
+    <w:p>
+      <w:pPr>
+        <w:pStyle w:val="FirstParagraph"/>
+      </w:pPr>
+      <w:r>
+        <w:t>Ce chapitre passe en revue les fondements techniques du projet. Il examine d’abord la reconnaissance vocale de l’arabe dialectal marocain, puis l’extraction d’information structurée par grands modèles de langage. Il compare ensuite les plateformes d’orchestration et les canaux de messagerie envisageables, avant de synthétiser et de justifier les choix technologiques retenus.</w:t>
+      </w:r>
+    </w:p>
+    <w:p>
+      <w:pPr>
+        <w:pStyle w:val="Heading2"/>
+      </w:pPr>
+      <w:bookmarkStart w:id="49" w:name="Xb0a003010259059e889bb8133d8de16559e7686"/>
+      <w:bookmarkStart w:id="50" w:name="_Toc240811422"/>
       <w:bookmarkEnd w:id="47"/>
-    </w:p>
-    <w:p>
-      <w:pPr>
-        <w:pStyle w:val="FirstParagraph"/>
-      </w:pPr>
-      <w:r>
-        <w:t>Ce chapitre passe en revue les fondements techniques du projet. Il examine d’abord la reconnaissance vocale de l’arabe dialectal marocain, puis l’extraction d’information structurée par grands modèles de langage. Il compare ensuite les plateformes d’orchestration et les canaux de messagerie envisageables, avant de synthétiser et de justifier les choix technologiques retenus.</w:t>
-      </w:r>
-    </w:p>
-    <w:p>
-      <w:pPr>
-        <w:pStyle w:val="Heading2"/>
-      </w:pPr>
-      <w:bookmarkStart w:id="49" w:name="_Toc240810440"/>
-      <w:bookmarkStart w:id="50" w:name="Xb0a003010259059e889bb8133d8de16559e7686"/>
-      <w:bookmarkEnd w:id="48"/>
       <w:r>
         <w:t>2.2 Reconnaissance vocale de l’arabe dialectal</w:t>
       </w:r>
-      <w:bookmarkEnd w:id="49"/>
+      <w:bookmarkEnd w:id="50"/>
     </w:p>
     <w:p>
       <w:pPr>
         <w:pStyle w:val="Heading3"/>
       </w:pPr>
-      <w:bookmarkStart w:id="51" w:name="_Toc240810441"/>
-      <w:bookmarkStart w:id="52" w:name="le-darija-une-langue-peu-dotée"/>
+      <w:bookmarkStart w:id="51" w:name="le-darija-une-langue-peu-dotée"/>
+      <w:bookmarkStart w:id="52" w:name="_Toc240811423"/>
       <w:r>
         <w:t>2.2.1 Le darija, une langue peu dotée</w:t>
       </w:r>
-      <w:bookmarkEnd w:id="51"/>
+      <w:bookmarkEnd w:id="52"/>
     </w:p>
     <w:p>
       <w:pPr>
@@ -20508,59 +20518,59 @@
       <w:pPr>
         <w:pStyle w:val="Heading3"/>
       </w:pPr>
-      <w:bookmarkStart w:id="53" w:name="_Toc240810442"/>
-      <w:bookmarkStart w:id="54" w:name="les-modèles-de-bout-en-bout-whisper"/>
-      <w:bookmarkEnd w:id="52"/>
+      <w:bookmarkStart w:id="53" w:name="les-modèles-de-bout-en-bout-whisper"/>
+      <w:bookmarkStart w:id="54" w:name="_Toc240811424"/>
+      <w:bookmarkEnd w:id="51"/>
       <w:r>
         <w:t>2.2.2 Les modèles de bout en bout : Whisper</w:t>
       </w:r>
+      <w:bookmarkEnd w:id="54"/>
+    </w:p>
+    <w:p>
+      <w:pPr>
+        <w:pStyle w:val="FirstParagraph"/>
+      </w:pPr>
+      <w:r>
+        <w:t xml:space="preserve">L’approche dominante actuelle est le modèle de bout en bout entraîné par supervision massive et faiblement supervisée. Whisper, publié par OpenAI, est entraîné sur 680 000 heures d’audio multilingue et constitue la référence ouverte en robustesse multilingue [1]. Sa déclinaison </w:t>
+      </w:r>
+      <w:r>
+        <w:rPr>
+          <w:rStyle w:val="VerbatimChar"/>
+        </w:rPr>
+        <w:t>large-v3</w:t>
+      </w:r>
+      <w:r>
+        <w:t xml:space="preserve"> prend en charge l’arabe ; ses performances sur les dialectes restent toutefois inférieures à celles obtenues sur le MSA, avec une tendance documentée à « normaliser » le dialecte vers l’arabe standard. Point favorable au cas d’usage : les emprunts français du vocabulaire du câblage sont souvent bien reconnus, précisément parce qu’ils appartiennent à une langue richement dotée.</w:t>
+      </w:r>
+    </w:p>
+    <w:p>
+      <w:pPr>
+        <w:pStyle w:val="BodyText"/>
+      </w:pPr>
+      <w:r>
+        <w:t xml:space="preserve">Whisper est accessible gratuitement à travers plusieurs fournisseurs d’inférence ; Groq propose une API à très faible latence exposant </w:t>
+      </w:r>
+      <w:r>
+        <w:rPr>
+          <w:rStyle w:val="VerbatimChar"/>
+        </w:rPr>
+        <w:t>whisper-large-v3</w:t>
+      </w:r>
+      <w:r>
+        <w:t xml:space="preserve"> avec une offre gratuite adaptée à une volumétrie de prototype [2].</w:t>
+      </w:r>
+    </w:p>
+    <w:p>
+      <w:pPr>
+        <w:pStyle w:val="Heading3"/>
+      </w:pPr>
+      <w:bookmarkStart w:id="55" w:name="Xe8bc13c3a6bbb65cf28001f2d13fae710e77e0d"/>
+      <w:bookmarkStart w:id="56" w:name="_Toc240811425"/>
       <w:bookmarkEnd w:id="53"/>
-    </w:p>
-    <w:p>
-      <w:pPr>
-        <w:pStyle w:val="FirstParagraph"/>
-      </w:pPr>
-      <w:r>
-        <w:t xml:space="preserve">L’approche dominante actuelle est le modèle de bout en bout entraîné par supervision massive et faiblement supervisée. Whisper, publié par OpenAI, est entraîné sur 680 000 heures d’audio multilingue et constitue la référence ouverte en robustesse multilingue [1]. Sa déclinaison </w:t>
-      </w:r>
-      <w:r>
-        <w:rPr>
-          <w:rStyle w:val="VerbatimChar"/>
-        </w:rPr>
-        <w:t>large-v3</w:t>
-      </w:r>
-      <w:r>
-        <w:t xml:space="preserve"> prend en charge l’arabe ; ses performances sur les dialectes restent toutefois inférieures à celles obtenues sur le MSA, avec une tendance documentée à « normaliser » le dialecte vers l’arabe standard. Point favorable au cas d’usage : les emprunts français du vocabulaire du câblage sont souvent bien reconnus, précisément parce qu’ils appartiennent à une langue richement dotée.</w:t>
-      </w:r>
-    </w:p>
-    <w:p>
-      <w:pPr>
-        <w:pStyle w:val="BodyText"/>
-      </w:pPr>
-      <w:r>
-        <w:t xml:space="preserve">Whisper est accessible gratuitement à travers plusieurs fournisseurs d’inférence ; Groq propose une API à très faible latence exposant </w:t>
-      </w:r>
-      <w:r>
-        <w:rPr>
-          <w:rStyle w:val="VerbatimChar"/>
-        </w:rPr>
-        <w:t>whisper-large-v3</w:t>
-      </w:r>
-      <w:r>
-        <w:t xml:space="preserve"> avec une offre gratuite adaptée à une volumétrie de prototype [2].</w:t>
-      </w:r>
-    </w:p>
-    <w:p>
-      <w:pPr>
-        <w:pStyle w:val="Heading3"/>
-      </w:pPr>
-      <w:bookmarkStart w:id="55" w:name="_Toc240810443"/>
-      <w:bookmarkStart w:id="56" w:name="Xe8bc13c3a6bbb65cf28001f2d13fae710e77e0d"/>
-      <w:bookmarkEnd w:id="54"/>
       <w:r>
         <w:t>2.2.3 L’architecture concurrente : wav2vec2 et la classification temporelle connexionniste</w:t>
       </w:r>
-      <w:bookmarkEnd w:id="55"/>
+      <w:bookmarkEnd w:id="56"/>
     </w:p>
     <w:p>
       <w:pPr>
@@ -20642,13 +20652,13 @@
       <w:pPr>
         <w:pStyle w:val="Heading3"/>
       </w:pPr>
-      <w:bookmarkStart w:id="57" w:name="_Toc240810444"/>
-      <w:bookmarkStart w:id="58" w:name="modèles-affinés-sur-le-darija"/>
-      <w:bookmarkEnd w:id="56"/>
+      <w:bookmarkStart w:id="57" w:name="modèles-affinés-sur-le-darija"/>
+      <w:bookmarkStart w:id="58" w:name="_Toc240811426"/>
+      <w:bookmarkEnd w:id="55"/>
       <w:r>
         <w:t>2.2.4 Modèles affinés sur le darija</w:t>
       </w:r>
-      <w:bookmarkEnd w:id="57"/>
+      <w:bookmarkEnd w:id="58"/>
     </w:p>
     <w:p>
       <w:pPr>
@@ -20672,13 +20682,13 @@
       <w:pPr>
         <w:pStyle w:val="Heading3"/>
       </w:pPr>
-      <w:bookmarkStart w:id="59" w:name="_Toc240810445"/>
-      <w:bookmarkStart w:id="60" w:name="métriques-dévaluation"/>
-      <w:bookmarkEnd w:id="58"/>
+      <w:bookmarkStart w:id="59" w:name="métriques-dévaluation"/>
+      <w:bookmarkStart w:id="60" w:name="_Toc240811427"/>
+      <w:bookmarkEnd w:id="57"/>
       <w:r>
         <w:t>2.2.5 Métriques d’évaluation</w:t>
       </w:r>
-      <w:bookmarkEnd w:id="59"/>
+      <w:bookmarkEnd w:id="60"/>
     </w:p>
     <w:p>
       <w:pPr>
@@ -20759,45 +20769,45 @@
       <w:pPr>
         <w:pStyle w:val="Heading2"/>
       </w:pPr>
-      <w:bookmarkStart w:id="61" w:name="_Toc240810446"/>
-      <w:bookmarkStart w:id="62" w:name="Xb9a2307ab007d14c8ee8dfda3fae9d84ea631d0"/>
-      <w:bookmarkEnd w:id="50"/>
-      <w:bookmarkEnd w:id="60"/>
+      <w:bookmarkStart w:id="61" w:name="Xb9a2307ab007d14c8ee8dfda3fae9d84ea631d0"/>
+      <w:bookmarkStart w:id="62" w:name="_Toc240811428"/>
+      <w:bookmarkEnd w:id="49"/>
+      <w:bookmarkEnd w:id="59"/>
       <w:r>
         <w:t>2.3 Extraction d’information structurée par grands modèles de langage</w:t>
       </w:r>
-      <w:bookmarkEnd w:id="61"/>
+      <w:bookmarkEnd w:id="62"/>
     </w:p>
     <w:p>
       <w:pPr>
         <w:pStyle w:val="Heading3"/>
       </w:pPr>
-      <w:bookmarkStart w:id="63" w:name="_Toc240810447"/>
-      <w:bookmarkStart w:id="64" w:name="de-lextraction-classique-aux-llm"/>
+      <w:bookmarkStart w:id="63" w:name="de-lextraction-classique-aux-llm"/>
+      <w:bookmarkStart w:id="64" w:name="_Toc240811429"/>
       <w:r>
         <w:t>2.3.1 De l’extraction classique aux LLM</w:t>
       </w:r>
+      <w:bookmarkEnd w:id="64"/>
+    </w:p>
+    <w:p>
+      <w:pPr>
+        <w:pStyle w:val="FirstParagraph"/>
+      </w:pPr>
+      <w:r>
+        <w:t>L’extraction d’information — entités, quantités, relations — reposait classiquement sur des règles ou des modèles supervisés spécifiques. Les grands modèles de langage ont déplacé ce paradigme : un modèle génératif correctement instruit extrait des champs arbitraires d’un texte libre sans entraînement dédié, y compris depuis un texte bruité — capacité déterminante ici, puisque la transcription du darija est imparfaite par nature. Le LLM joue alors un double rôle : extracteur de données et correcteur implicite du bruit de transcription, guidé par le vocabulaire métier fourni dans l’instruction.</w:t>
+      </w:r>
+    </w:p>
+    <w:p>
+      <w:pPr>
+        <w:pStyle w:val="Heading3"/>
+      </w:pPr>
+      <w:bookmarkStart w:id="65" w:name="sorties-structurées-et-fiabilité"/>
+      <w:bookmarkStart w:id="66" w:name="_Toc240811430"/>
       <w:bookmarkEnd w:id="63"/>
-    </w:p>
-    <w:p>
-      <w:pPr>
-        <w:pStyle w:val="FirstParagraph"/>
-      </w:pPr>
-      <w:r>
-        <w:t>L’extraction d’information — entités, quantités, relations — reposait classiquement sur des règles ou des modèles supervisés spécifiques. Les grands modèles de langage ont déplacé ce paradigme : un modèle génératif correctement instruit extrait des champs arbitraires d’un texte libre sans entraînement dédié, y compris depuis un texte bruité — capacité déterminante ici, puisque la transcription du darija est imparfaite par nature. Le LLM joue alors un double rôle : extracteur de données et correcteur implicite du bruit de transcription, guidé par le vocabulaire métier fourni dans l’instruction.</w:t>
-      </w:r>
-    </w:p>
-    <w:p>
-      <w:pPr>
-        <w:pStyle w:val="Heading3"/>
-      </w:pPr>
-      <w:bookmarkStart w:id="65" w:name="_Toc240810448"/>
-      <w:bookmarkStart w:id="66" w:name="sorties-structurées-et-fiabilité"/>
-      <w:bookmarkEnd w:id="64"/>
       <w:r>
         <w:t>2.3.2 Sorties structurées et fiabilité</w:t>
       </w:r>
-      <w:bookmarkEnd w:id="65"/>
+      <w:bookmarkEnd w:id="66"/>
     </w:p>
     <w:p>
       <w:pPr>
@@ -20878,13 +20888,13 @@
       <w:pPr>
         <w:pStyle w:val="Heading3"/>
       </w:pPr>
-      <w:bookmarkStart w:id="67" w:name="_Toc240810449"/>
-      <w:bookmarkStart w:id="68" w:name="modèles-candidats"/>
-      <w:bookmarkEnd w:id="66"/>
+      <w:bookmarkStart w:id="67" w:name="modèles-candidats"/>
+      <w:bookmarkStart w:id="68" w:name="_Toc240811431"/>
+      <w:bookmarkEnd w:id="65"/>
       <w:r>
         <w:t>2.3.3 Modèles candidats</w:t>
       </w:r>
-      <w:bookmarkEnd w:id="67"/>
+      <w:bookmarkEnd w:id="68"/>
     </w:p>
     <w:p>
       <w:pPr>
@@ -20928,14 +20938,14 @@
       <w:pPr>
         <w:pStyle w:val="Heading2"/>
       </w:pPr>
-      <w:bookmarkStart w:id="69" w:name="_Toc240810450"/>
-      <w:bookmarkStart w:id="70" w:name="plateformes-dorchestration"/>
-      <w:bookmarkEnd w:id="62"/>
-      <w:bookmarkEnd w:id="68"/>
+      <w:bookmarkStart w:id="69" w:name="plateformes-dorchestration"/>
+      <w:bookmarkStart w:id="70" w:name="_Toc240811432"/>
+      <w:bookmarkEnd w:id="61"/>
+      <w:bookmarkEnd w:id="67"/>
       <w:r>
         <w:t>2.4 Plateformes d’orchestration</w:t>
       </w:r>
-      <w:bookmarkEnd w:id="69"/>
+      <w:bookmarkEnd w:id="70"/>
     </w:p>
     <w:p>
       <w:pPr>
@@ -20960,7 +20970,7 @@
         <w:pStyle w:val="TableCaption0"/>
       </w:pPr>
       <w:bookmarkStart w:id="71" w:name="_Toc240484534"/>
-      <w:bookmarkStart w:id="72" w:name="_Toc240810585"/>
+      <w:bookmarkStart w:id="72" w:name="_Toc240811567"/>
       <w:r>
         <w:rPr>
           <w:b/>
@@ -21357,13 +21367,13 @@
       <w:pPr>
         <w:pStyle w:val="Heading2"/>
       </w:pPr>
-      <w:bookmarkStart w:id="73" w:name="_Toc240810451"/>
-      <w:bookmarkStart w:id="74" w:name="canal-de-réception-étude-comparative"/>
-      <w:bookmarkEnd w:id="70"/>
+      <w:bookmarkStart w:id="73" w:name="canal-de-réception-étude-comparative"/>
+      <w:bookmarkStart w:id="74" w:name="_Toc240811433"/>
+      <w:bookmarkEnd w:id="69"/>
       <w:r>
         <w:t>2.5 Canal de réception : étude comparative</w:t>
       </w:r>
-      <w:bookmarkEnd w:id="73"/>
+      <w:bookmarkEnd w:id="74"/>
     </w:p>
     <w:p>
       <w:pPr>
@@ -21388,7 +21398,7 @@
         <w:pStyle w:val="TableCaption0"/>
       </w:pPr>
       <w:bookmarkStart w:id="75" w:name="_Toc240484535"/>
-      <w:bookmarkStart w:id="76" w:name="_Toc240810586"/>
+      <w:bookmarkStart w:id="76" w:name="_Toc240811568"/>
       <w:r>
         <w:rPr>
           <w:b/>
@@ -21809,14 +21819,14 @@
       <w:pPr>
         <w:pStyle w:val="Heading2"/>
       </w:pPr>
-      <w:bookmarkStart w:id="77" w:name="_Toc240810452"/>
-      <w:bookmarkStart w:id="78" w:name="Xd15b096643a1f2ffac66daa4a906b1905aa0680"/>
-      <w:bookmarkEnd w:id="74"/>
+      <w:bookmarkStart w:id="77" w:name="Xd15b096643a1f2ffac66daa4a906b1905aa0680"/>
+      <w:bookmarkStart w:id="78" w:name="_Toc240811434"/>
+      <w:bookmarkEnd w:id="73"/>
       <w:r>
         <w:lastRenderedPageBreak/>
         <w:t>2.6 Étude comparative des solutions existantes</w:t>
       </w:r>
-      <w:bookmarkEnd w:id="77"/>
+      <w:bookmarkEnd w:id="78"/>
     </w:p>
     <w:p>
       <w:pPr>
@@ -21904,7 +21914,7 @@
         <w:pStyle w:val="TableCaption0"/>
       </w:pPr>
       <w:bookmarkStart w:id="79" w:name="_Toc240484536"/>
-      <w:bookmarkStart w:id="80" w:name="_Toc240810587"/>
+      <w:bookmarkStart w:id="80" w:name="_Toc240811569"/>
       <w:r>
         <w:rPr>
           <w:b/>
@@ -22457,24 +22467,24 @@
       <w:pPr>
         <w:pStyle w:val="Heading2"/>
       </w:pPr>
-      <w:bookmarkStart w:id="81" w:name="_Toc240810453"/>
-      <w:bookmarkStart w:id="82" w:name="technologies-et-langages-retenus"/>
-      <w:bookmarkEnd w:id="78"/>
+      <w:bookmarkStart w:id="81" w:name="technologies-et-langages-retenus"/>
+      <w:bookmarkStart w:id="82" w:name="_Toc240811435"/>
+      <w:bookmarkEnd w:id="77"/>
       <w:r>
         <w:t>2.7 Technologies et langages retenus</w:t>
       </w:r>
-      <w:bookmarkEnd w:id="81"/>
+      <w:bookmarkEnd w:id="82"/>
     </w:p>
     <w:p>
       <w:pPr>
         <w:pStyle w:val="Heading3"/>
       </w:pPr>
-      <w:bookmarkStart w:id="83" w:name="_Toc240810454"/>
-      <w:bookmarkStart w:id="84" w:name="vue-densemble"/>
+      <w:bookmarkStart w:id="83" w:name="vue-densemble"/>
+      <w:bookmarkStart w:id="84" w:name="_Toc240811436"/>
       <w:r>
         <w:t>2.7.1 Vue d’ensemble</w:t>
       </w:r>
-      <w:bookmarkEnd w:id="83"/>
+      <w:bookmarkEnd w:id="84"/>
     </w:p>
     <w:p>
       <w:pPr>
@@ -22499,7 +22509,7 @@
         <w:pStyle w:val="TableCaption0"/>
       </w:pPr>
       <w:bookmarkStart w:id="85" w:name="_Toc240484537"/>
-      <w:bookmarkStart w:id="86" w:name="_Toc240810588"/>
+      <w:bookmarkStart w:id="86" w:name="_Toc240811570"/>
       <w:r>
         <w:rPr>
           <w:b/>
@@ -23536,13 +23546,13 @@
       <w:pPr>
         <w:pStyle w:val="Heading3"/>
       </w:pPr>
-      <w:bookmarkStart w:id="87" w:name="_Toc240810455"/>
-      <w:bookmarkStart w:id="88" w:name="les-choix-qui-méritaient-un-débat"/>
-      <w:bookmarkEnd w:id="84"/>
+      <w:bookmarkStart w:id="87" w:name="les-choix-qui-méritaient-un-débat"/>
+      <w:bookmarkStart w:id="88" w:name="_Toc240811437"/>
+      <w:bookmarkEnd w:id="83"/>
       <w:r>
         <w:t>2.7.2 Les choix qui méritaient un débat</w:t>
       </w:r>
-      <w:bookmarkEnd w:id="87"/>
+      <w:bookmarkEnd w:id="88"/>
     </w:p>
     <w:p>
       <w:pPr>
@@ -23626,14 +23636,14 @@
       <w:pPr>
         <w:pStyle w:val="Heading2"/>
       </w:pPr>
-      <w:bookmarkStart w:id="89" w:name="_Toc240810456"/>
-      <w:bookmarkStart w:id="90" w:name="synthèse-des-choix-technologiques"/>
-      <w:bookmarkEnd w:id="82"/>
-      <w:bookmarkEnd w:id="88"/>
+      <w:bookmarkStart w:id="89" w:name="synthèse-des-choix-technologiques"/>
+      <w:bookmarkStart w:id="90" w:name="_Toc240811438"/>
+      <w:bookmarkEnd w:id="81"/>
+      <w:bookmarkEnd w:id="87"/>
       <w:r>
         <w:t>2.8 Synthèse des choix technologiques</w:t>
       </w:r>
-      <w:bookmarkEnd w:id="89"/>
+      <w:bookmarkEnd w:id="90"/>
     </w:p>
     <w:p>
       <w:pPr>
@@ -23658,7 +23668,7 @@
         <w:pStyle w:val="TableCaption0"/>
       </w:pPr>
       <w:bookmarkStart w:id="91" w:name="_Toc240484538"/>
-      <w:bookmarkStart w:id="92" w:name="_Toc240810589"/>
+      <w:bookmarkStart w:id="92" w:name="_Toc240811571"/>
       <w:r>
         <w:rPr>
           <w:b/>
@@ -24079,13 +24089,13 @@
       <w:pPr>
         <w:pStyle w:val="Heading2"/>
       </w:pPr>
-      <w:bookmarkStart w:id="93" w:name="_Toc240810457"/>
-      <w:bookmarkStart w:id="94" w:name="conclusion-du-chapitre-1"/>
-      <w:bookmarkEnd w:id="90"/>
+      <w:bookmarkStart w:id="93" w:name="conclusion-du-chapitre-1"/>
+      <w:bookmarkStart w:id="94" w:name="_Toc240811439"/>
+      <w:bookmarkEnd w:id="89"/>
       <w:r>
         <w:t>2.9 Conclusion du chapitre</w:t>
       </w:r>
-      <w:bookmarkEnd w:id="93"/>
+      <w:bookmarkEnd w:id="94"/>
     </w:p>
     <w:p>
       <w:pPr>
@@ -24114,26 +24124,26 @@
       <w:pPr>
         <w:pStyle w:val="Heading1"/>
       </w:pPr>
-      <w:bookmarkStart w:id="95" w:name="_Toc240810458"/>
-      <w:bookmarkStart w:id="96" w:name="chapitre-3-conception-de-la-solution"/>
-      <w:bookmarkEnd w:id="46"/>
-      <w:bookmarkEnd w:id="94"/>
+      <w:bookmarkStart w:id="95" w:name="chapitre-3-conception-de-la-solution"/>
+      <w:bookmarkStart w:id="96" w:name="_Toc240811440"/>
+      <w:bookmarkEnd w:id="45"/>
+      <w:bookmarkEnd w:id="93"/>
       <w:r>
         <w:lastRenderedPageBreak/>
         <w:t>Chapitre 3 : Conception de la solution</w:t>
       </w:r>
-      <w:bookmarkEnd w:id="95"/>
+      <w:bookmarkEnd w:id="96"/>
     </w:p>
     <w:p>
       <w:pPr>
         <w:pStyle w:val="Heading2"/>
       </w:pPr>
-      <w:bookmarkStart w:id="97" w:name="_Toc240810459"/>
-      <w:bookmarkStart w:id="98" w:name="introduction-du-chapitre-2"/>
+      <w:bookmarkStart w:id="97" w:name="introduction-du-chapitre-2"/>
+      <w:bookmarkStart w:id="98" w:name="_Toc240811441"/>
       <w:r>
         <w:t>3.1 Introduction du chapitre</w:t>
       </w:r>
-      <w:bookmarkEnd w:id="97"/>
+      <w:bookmarkEnd w:id="98"/>
     </w:p>
     <w:p>
       <w:pPr>
@@ -24147,23 +24157,23 @@
       <w:pPr>
         <w:pStyle w:val="Heading2"/>
       </w:pPr>
-      <w:bookmarkStart w:id="99" w:name="_Toc240810460"/>
-      <w:bookmarkStart w:id="100" w:name="analyse-des-besoins"/>
+      <w:bookmarkStart w:id="99" w:name="analyse-des-besoins"/>
+      <w:bookmarkStart w:id="100" w:name="_Toc240811442"/>
       <w:r>
         <w:t>3.2 Analyse des besoins</w:t>
       </w:r>
-      <w:bookmarkEnd w:id="99"/>
+      <w:bookmarkEnd w:id="100"/>
     </w:p>
     <w:p>
       <w:pPr>
         <w:pStyle w:val="Heading3"/>
       </w:pPr>
-      <w:bookmarkStart w:id="101" w:name="_Toc240810461"/>
-      <w:bookmarkStart w:id="102" w:name="besoins-fonctionnels"/>
+      <w:bookmarkStart w:id="101" w:name="besoins-fonctionnels"/>
+      <w:bookmarkStart w:id="102" w:name="_Toc240811443"/>
       <w:r>
         <w:t>3.2.1 Besoins fonctionnels</w:t>
       </w:r>
-      <w:bookmarkEnd w:id="101"/>
+      <w:bookmarkEnd w:id="102"/>
     </w:p>
     <w:p>
       <w:pPr>
@@ -24329,13 +24339,13 @@
       <w:pPr>
         <w:pStyle w:val="Heading3"/>
       </w:pPr>
-      <w:bookmarkStart w:id="103" w:name="_Toc240810462"/>
-      <w:bookmarkStart w:id="104" w:name="besoins-non-fonctionnels"/>
-      <w:bookmarkEnd w:id="102"/>
+      <w:bookmarkStart w:id="103" w:name="besoins-non-fonctionnels"/>
+      <w:bookmarkStart w:id="104" w:name="_Toc240811444"/>
+      <w:bookmarkEnd w:id="101"/>
       <w:r>
         <w:t>3.2.2 Besoins non fonctionnels</w:t>
       </w:r>
-      <w:bookmarkEnd w:id="103"/>
+      <w:bookmarkEnd w:id="104"/>
     </w:p>
     <w:p>
       <w:pPr>
@@ -24455,13 +24465,13 @@
       <w:pPr>
         <w:pStyle w:val="Heading3"/>
       </w:pPr>
-      <w:bookmarkStart w:id="105" w:name="_Toc240810463"/>
-      <w:bookmarkStart w:id="106" w:name="priorisation-moscow"/>
-      <w:bookmarkEnd w:id="104"/>
+      <w:bookmarkStart w:id="105" w:name="priorisation-moscow"/>
+      <w:bookmarkStart w:id="106" w:name="_Toc240811445"/>
+      <w:bookmarkEnd w:id="103"/>
       <w:r>
         <w:t>3.2.3 Priorisation MoSCoW</w:t>
       </w:r>
-      <w:bookmarkEnd w:id="105"/>
+      <w:bookmarkEnd w:id="106"/>
     </w:p>
     <w:p>
       <w:pPr>
@@ -24485,7 +24495,7 @@
       <w:pPr>
         <w:pStyle w:val="TableCaption0"/>
       </w:pPr>
-      <w:bookmarkStart w:id="107" w:name="_Toc240810590"/>
+      <w:bookmarkStart w:id="107" w:name="_Toc240811572"/>
       <w:r>
         <w:rPr>
           <w:b/>
@@ -24678,31 +24688,31 @@
       <w:r>
         <w:t>Le périmètre effectivement livré dépasse cette priorisation sur trois points, documentés au chapitre 4 : le second canal de réception (WhatsApp Cloud API) est en service et non resté en « Could » ; la base de données PostgreSQL a été introduite en complément de Google Sheets et non reportée ; et le tableau de bord a dépassé la consultation pour devenir l’outil d’administration du système (organigramme, comptes, ordonnanceur, journaux).</w:t>
       </w:r>
-      <w:bookmarkEnd w:id="100"/>
-      <w:bookmarkEnd w:id="106"/>
+      <w:bookmarkEnd w:id="99"/>
+      <w:bookmarkEnd w:id="105"/>
     </w:p>
     <w:p>
       <w:pPr>
         <w:pStyle w:val="Heading2"/>
       </w:pPr>
-      <w:bookmarkStart w:id="108" w:name="_Toc240810464"/>
-      <w:bookmarkStart w:id="109" w:name="architecture-générale"/>
-      <w:bookmarkEnd w:id="98"/>
+      <w:bookmarkStart w:id="108" w:name="architecture-générale"/>
+      <w:bookmarkStart w:id="109" w:name="_Toc240811446"/>
+      <w:bookmarkEnd w:id="97"/>
       <w:r>
         <w:t>3.3 Architecture générale</w:t>
       </w:r>
-      <w:bookmarkEnd w:id="108"/>
+      <w:bookmarkEnd w:id="109"/>
     </w:p>
     <w:p>
       <w:pPr>
         <w:pStyle w:val="Heading3"/>
       </w:pPr>
-      <w:bookmarkStart w:id="110" w:name="_Toc240810465"/>
-      <w:bookmarkStart w:id="111" w:name="le-choix-dune-architecture-hybride"/>
+      <w:bookmarkStart w:id="110" w:name="le-choix-dune-architecture-hybride"/>
+      <w:bookmarkStart w:id="111" w:name="_Toc240811447"/>
       <w:r>
         <w:t>3.3.1 Le choix d’une architecture hybride</w:t>
       </w:r>
-      <w:bookmarkEnd w:id="110"/>
+      <w:bookmarkEnd w:id="111"/>
     </w:p>
     <w:p>
       <w:pPr>
@@ -24901,7 +24911,7 @@
       <w:pPr>
         <w:pStyle w:val="FigureCaption"/>
       </w:pPr>
-      <w:bookmarkStart w:id="112" w:name="_Toc240810556"/>
+      <w:bookmarkStart w:id="112" w:name="_Toc240811538"/>
       <w:r>
         <w:rPr>
           <w:b/>
@@ -24918,13 +24928,13 @@
       <w:pPr>
         <w:pStyle w:val="Heading3"/>
       </w:pPr>
-      <w:bookmarkStart w:id="113" w:name="_Toc240810466"/>
-      <w:bookmarkStart w:id="114" w:name="frontière-entre-orchestration-et-code"/>
-      <w:bookmarkEnd w:id="111"/>
+      <w:bookmarkStart w:id="113" w:name="frontière-entre-orchestration-et-code"/>
+      <w:bookmarkStart w:id="114" w:name="_Toc240811448"/>
+      <w:bookmarkEnd w:id="110"/>
       <w:r>
         <w:t>3.3.2 Frontière entre orchestration et code</w:t>
       </w:r>
-      <w:bookmarkEnd w:id="113"/>
+      <w:bookmarkEnd w:id="114"/>
     </w:p>
     <w:p>
       <w:pPr>
@@ -24983,13 +24993,13 @@
       <w:pPr>
         <w:pStyle w:val="Heading3"/>
       </w:pPr>
-      <w:bookmarkStart w:id="115" w:name="_Toc240810467"/>
-      <w:bookmarkStart w:id="116" w:name="flux-nominal"/>
-      <w:bookmarkEnd w:id="114"/>
+      <w:bookmarkStart w:id="115" w:name="flux-nominal"/>
+      <w:bookmarkStart w:id="116" w:name="_Toc240811449"/>
+      <w:bookmarkEnd w:id="113"/>
       <w:r>
         <w:t>3.3.3 Flux nominal</w:t>
       </w:r>
-      <w:bookmarkEnd w:id="115"/>
+      <w:bookmarkEnd w:id="116"/>
     </w:p>
     <w:p>
       <w:pPr>
@@ -25130,13 +25140,13 @@
       <w:pPr>
         <w:pStyle w:val="Heading3"/>
       </w:pPr>
-      <w:bookmarkStart w:id="117" w:name="_Toc240810468"/>
-      <w:bookmarkStart w:id="118" w:name="diagrammes-uml"/>
-      <w:bookmarkEnd w:id="116"/>
+      <w:bookmarkStart w:id="117" w:name="diagrammes-uml"/>
+      <w:bookmarkStart w:id="118" w:name="_Toc240811450"/>
+      <w:bookmarkEnd w:id="115"/>
       <w:r>
         <w:t>3.3.4 Diagrammes UML</w:t>
       </w:r>
-      <w:bookmarkEnd w:id="117"/>
+      <w:bookmarkEnd w:id="118"/>
     </w:p>
     <w:p>
       <w:pPr>
@@ -25312,7 +25322,7 @@
       <w:pPr>
         <w:pStyle w:val="FigureCaption"/>
       </w:pPr>
-      <w:bookmarkStart w:id="119" w:name="_Toc240810557"/>
+      <w:bookmarkStart w:id="119" w:name="_Toc240811539"/>
       <w:r>
         <w:rPr>
           <w:b/>
@@ -25495,7 +25505,7 @@
       <w:pPr>
         <w:pStyle w:val="FigureCaption"/>
       </w:pPr>
-      <w:bookmarkStart w:id="120" w:name="_Toc240810558"/>
+      <w:bookmarkStart w:id="120" w:name="_Toc240811540"/>
       <w:r>
         <w:rPr>
           <w:b/>
@@ -25512,25 +25522,25 @@
       <w:pPr>
         <w:pStyle w:val="Heading2"/>
       </w:pPr>
-      <w:bookmarkStart w:id="121" w:name="_Toc240810469"/>
-      <w:bookmarkStart w:id="122" w:name="modèle-de-données"/>
-      <w:bookmarkEnd w:id="109"/>
-      <w:bookmarkEnd w:id="118"/>
+      <w:bookmarkStart w:id="121" w:name="modèle-de-données"/>
+      <w:bookmarkStart w:id="122" w:name="_Toc240811451"/>
+      <w:bookmarkEnd w:id="108"/>
+      <w:bookmarkEnd w:id="117"/>
       <w:r>
         <w:t>3.4 Modèle de données</w:t>
       </w:r>
-      <w:bookmarkEnd w:id="121"/>
+      <w:bookmarkEnd w:id="122"/>
     </w:p>
     <w:p>
       <w:pPr>
         <w:pStyle w:val="Heading3"/>
       </w:pPr>
-      <w:bookmarkStart w:id="123" w:name="_Toc240810470"/>
-      <w:bookmarkStart w:id="124" w:name="le-rapport-structuré-contrat-central"/>
+      <w:bookmarkStart w:id="123" w:name="le-rapport-structuré-contrat-central"/>
+      <w:bookmarkStart w:id="124" w:name="_Toc240811452"/>
       <w:r>
         <w:t>3.4.1 Le rapport structuré, contrat central</w:t>
       </w:r>
-      <w:bookmarkEnd w:id="123"/>
+      <w:bookmarkEnd w:id="124"/>
     </w:p>
     <w:p>
       <w:pPr>
@@ -25573,7 +25583,7 @@
       <w:pPr>
         <w:pStyle w:val="TableCaption0"/>
       </w:pPr>
-      <w:bookmarkStart w:id="125" w:name="_Toc240810591"/>
+      <w:bookmarkStart w:id="125" w:name="_Toc240811573"/>
       <w:r>
         <w:rPr>
           <w:b/>
@@ -27336,7 +27346,7 @@
       <w:pPr>
         <w:pStyle w:val="FigureCaption"/>
       </w:pPr>
-      <w:bookmarkStart w:id="126" w:name="_Toc240810559"/>
+      <w:bookmarkStart w:id="126" w:name="_Toc240811541"/>
       <w:r>
         <w:rPr>
           <w:b/>
@@ -27353,14 +27363,14 @@
       <w:pPr>
         <w:pStyle w:val="Heading3"/>
       </w:pPr>
-      <w:bookmarkStart w:id="127" w:name="_Toc240810471"/>
-      <w:bookmarkStart w:id="128" w:name="politique-aucune-donnée-inventée"/>
-      <w:bookmarkEnd w:id="124"/>
+      <w:bookmarkStart w:id="127" w:name="politique-aucune-donnée-inventée"/>
+      <w:bookmarkStart w:id="128" w:name="_Toc240811453"/>
+      <w:bookmarkEnd w:id="123"/>
       <w:r>
         <w:lastRenderedPageBreak/>
         <w:t>3.4.2 Politique « aucune donnée inventée »</w:t>
       </w:r>
-      <w:bookmarkEnd w:id="127"/>
+      <w:bookmarkEnd w:id="128"/>
     </w:p>
     <w:p>
       <w:pPr>
@@ -27525,13 +27535,13 @@
       <w:pPr>
         <w:pStyle w:val="Heading3"/>
       </w:pPr>
-      <w:bookmarkStart w:id="129" w:name="_Toc240810472"/>
-      <w:bookmarkStart w:id="130" w:name="X56b59e6caaef4ec090c8ab4414c1b56fc1fa726"/>
-      <w:bookmarkEnd w:id="128"/>
+      <w:bookmarkStart w:id="129" w:name="X56b59e6caaef4ec090c8ab4414c1b56fc1fa726"/>
+      <w:bookmarkStart w:id="130" w:name="_Toc240811454"/>
+      <w:bookmarkEnd w:id="127"/>
       <w:r>
         <w:t>3.4.3 Le modèle relationnel : une personne, plusieurs canaux</w:t>
       </w:r>
-      <w:bookmarkEnd w:id="129"/>
+      <w:bookmarkEnd w:id="130"/>
     </w:p>
     <w:p>
       <w:pPr>
@@ -28027,7 +28037,7 @@
       <w:pPr>
         <w:pStyle w:val="FigureCaption"/>
       </w:pPr>
-      <w:bookmarkStart w:id="131" w:name="_Toc240810560"/>
+      <w:bookmarkStart w:id="131" w:name="_Toc240811542"/>
       <w:r>
         <w:rPr>
           <w:b/>
@@ -28113,7 +28123,7 @@
       <w:pPr>
         <w:pStyle w:val="FigureCaption"/>
       </w:pPr>
-      <w:bookmarkStart w:id="132" w:name="_Toc240810561"/>
+      <w:bookmarkStart w:id="132" w:name="_Toc240811543"/>
       <w:r>
         <w:rPr>
           <w:b/>
@@ -28130,13 +28140,13 @@
       <w:pPr>
         <w:pStyle w:val="Heading3"/>
       </w:pPr>
-      <w:bookmarkStart w:id="133" w:name="_Toc240810473"/>
-      <w:bookmarkStart w:id="134" w:name="les-tables-en-détail"/>
-      <w:bookmarkEnd w:id="130"/>
+      <w:bookmarkStart w:id="133" w:name="les-tables-en-détail"/>
+      <w:bookmarkStart w:id="134" w:name="_Toc240811455"/>
+      <w:bookmarkEnd w:id="129"/>
       <w:r>
         <w:t>3.4.4 Les tables en détail</w:t>
       </w:r>
-      <w:bookmarkEnd w:id="133"/>
+      <w:bookmarkEnd w:id="134"/>
     </w:p>
     <w:p>
       <w:pPr>
@@ -28936,26 +28946,26 @@
       <w:pPr>
         <w:pStyle w:val="Heading2"/>
       </w:pPr>
-      <w:bookmarkStart w:id="135" w:name="_Toc240810474"/>
-      <w:bookmarkStart w:id="136" w:name="conception-du-service-applicatif"/>
-      <w:bookmarkEnd w:id="122"/>
-      <w:bookmarkEnd w:id="134"/>
+      <w:bookmarkStart w:id="135" w:name="conception-du-service-applicatif"/>
+      <w:bookmarkStart w:id="136" w:name="_Toc240811456"/>
+      <w:bookmarkEnd w:id="121"/>
+      <w:bookmarkEnd w:id="133"/>
       <w:r>
         <w:lastRenderedPageBreak/>
         <w:t>3.5 Conception du service applicatif</w:t>
       </w:r>
-      <w:bookmarkEnd w:id="135"/>
+      <w:bookmarkEnd w:id="136"/>
     </w:p>
     <w:p>
       <w:pPr>
         <w:pStyle w:val="Heading3"/>
       </w:pPr>
-      <w:bookmarkStart w:id="137" w:name="_Toc240810475"/>
-      <w:bookmarkStart w:id="138" w:name="interface-unique"/>
+      <w:bookmarkStart w:id="137" w:name="interface-unique"/>
+      <w:bookmarkStart w:id="138" w:name="_Toc240811457"/>
       <w:r>
         <w:t>3.5.1 Interface unique</w:t>
       </w:r>
-      <w:bookmarkEnd w:id="137"/>
+      <w:bookmarkEnd w:id="138"/>
     </w:p>
     <w:p>
       <w:pPr>
@@ -29205,13 +29215,13 @@
       <w:pPr>
         <w:pStyle w:val="Heading3"/>
       </w:pPr>
-      <w:bookmarkStart w:id="139" w:name="_Toc240810476"/>
-      <w:bookmarkStart w:id="140" w:name="patron-stratégie-pour-la-transcription"/>
-      <w:bookmarkEnd w:id="138"/>
+      <w:bookmarkStart w:id="139" w:name="patron-stratégie-pour-la-transcription"/>
+      <w:bookmarkStart w:id="140" w:name="_Toc240811458"/>
+      <w:bookmarkEnd w:id="137"/>
       <w:r>
         <w:t>3.5.2 Patron Stratégie pour la transcription</w:t>
       </w:r>
-      <w:bookmarkEnd w:id="139"/>
+      <w:bookmarkEnd w:id="140"/>
     </w:p>
     <w:p>
       <w:pPr>
@@ -29447,7 +29457,7 @@
       <w:pPr>
         <w:pStyle w:val="FigureCaption"/>
       </w:pPr>
-      <w:bookmarkStart w:id="141" w:name="_Toc240810562"/>
+      <w:bookmarkStart w:id="141" w:name="_Toc240811544"/>
       <w:r>
         <w:rPr>
           <w:b/>
@@ -29464,13 +29474,13 @@
       <w:pPr>
         <w:pStyle w:val="Heading3"/>
       </w:pPr>
-      <w:bookmarkStart w:id="142" w:name="_Toc240810477"/>
-      <w:bookmarkStart w:id="143" w:name="chaînes-de-repli"/>
-      <w:bookmarkEnd w:id="140"/>
+      <w:bookmarkStart w:id="142" w:name="chaînes-de-repli"/>
+      <w:bookmarkStart w:id="143" w:name="_Toc240811459"/>
+      <w:bookmarkEnd w:id="139"/>
       <w:r>
         <w:t>3.5.3 Chaînes de repli</w:t>
       </w:r>
-      <w:bookmarkEnd w:id="142"/>
+      <w:bookmarkEnd w:id="143"/>
     </w:p>
     <w:p>
       <w:pPr>
@@ -29601,7 +29611,7 @@
           <w:noProof/>
         </w:rPr>
         <w:drawing>
-          <wp:anchor distT="0" distB="0" distL="114300" distR="114300" simplePos="0" relativeHeight="251666432" behindDoc="0" locked="0" layoutInCell="1" allowOverlap="1" wp14:anchorId="6F6DBA7C" wp14:editId="2F047B2D">
+          <wp:anchor distT="0" distB="0" distL="114300" distR="114300" simplePos="0" relativeHeight="251666432" behindDoc="0" locked="0" layoutInCell="1" allowOverlap="1" wp14:anchorId="6F6DBA7C" wp14:editId="354E367C">
             <wp:simplePos x="0" y="0"/>
             <wp:positionH relativeFrom="margin">
               <wp:align>center</wp:align>
@@ -29674,7 +29684,7 @@
       <w:pPr>
         <w:pStyle w:val="FigureCaption"/>
       </w:pPr>
-      <w:bookmarkStart w:id="144" w:name="_Toc240810563"/>
+      <w:bookmarkStart w:id="144" w:name="_Toc240811545"/>
       <w:r>
         <w:rPr>
           <w:b/>
@@ -29691,14 +29701,14 @@
       <w:pPr>
         <w:pStyle w:val="Heading3"/>
       </w:pPr>
-      <w:bookmarkStart w:id="145" w:name="_Toc240810478"/>
-      <w:bookmarkStart w:id="146" w:name="contrat-derreurs"/>
-      <w:bookmarkEnd w:id="143"/>
+      <w:bookmarkStart w:id="145" w:name="contrat-derreurs"/>
+      <w:bookmarkStart w:id="146" w:name="_Toc240811460"/>
+      <w:bookmarkEnd w:id="142"/>
       <w:r>
         <w:lastRenderedPageBreak/>
         <w:t>3.5.4 Contrat d’erreurs</w:t>
       </w:r>
-      <w:bookmarkEnd w:id="145"/>
+      <w:bookmarkEnd w:id="146"/>
     </w:p>
     <w:p>
       <w:pPr>
@@ -29722,7 +29732,7 @@
       <w:pPr>
         <w:pStyle w:val="TableCaption0"/>
       </w:pPr>
-      <w:bookmarkStart w:id="147" w:name="_Toc240810592"/>
+      <w:bookmarkStart w:id="147" w:name="_Toc240811574"/>
       <w:r>
         <w:rPr>
           <w:b/>
@@ -30113,13 +30123,13 @@
       <w:pPr>
         <w:pStyle w:val="Heading3"/>
       </w:pPr>
-      <w:bookmarkStart w:id="148" w:name="_Toc240810479"/>
-      <w:bookmarkStart w:id="149" w:name="les-instructions-comme-contenu-versionné"/>
-      <w:bookmarkEnd w:id="146"/>
+      <w:bookmarkStart w:id="148" w:name="les-instructions-comme-contenu-versionné"/>
+      <w:bookmarkStart w:id="149" w:name="_Toc240811461"/>
+      <w:bookmarkEnd w:id="145"/>
       <w:r>
         <w:t>3.5.5 Les instructions comme contenu versionné</w:t>
       </w:r>
-      <w:bookmarkEnd w:id="148"/>
+      <w:bookmarkEnd w:id="149"/>
     </w:p>
     <w:p>
       <w:pPr>
@@ -30254,14 +30264,14 @@
       <w:pPr>
         <w:pStyle w:val="Heading3"/>
       </w:pPr>
-      <w:bookmarkStart w:id="150" w:name="_Toc240810480"/>
-      <w:bookmarkStart w:id="151" w:name="Xc63a18103aaa13fb6a9d9c02fd4cfbcdc88d1d3"/>
-      <w:bookmarkEnd w:id="149"/>
+      <w:bookmarkStart w:id="150" w:name="Xc63a18103aaa13fb6a9d9c02fd4cfbcdc88d1d3"/>
+      <w:bookmarkStart w:id="151" w:name="_Toc240811462"/>
+      <w:bookmarkEnd w:id="148"/>
       <w:r>
         <w:lastRenderedPageBreak/>
         <w:t>3.5.6 Le profil du technicien : un cinquième modèle</w:t>
       </w:r>
-      <w:bookmarkEnd w:id="150"/>
+      <w:bookmarkEnd w:id="151"/>
     </w:p>
     <w:p>
       <w:pPr>
@@ -30331,13 +30341,13 @@
       <w:pPr>
         <w:pStyle w:val="Heading3"/>
       </w:pPr>
-      <w:bookmarkStart w:id="152" w:name="_Toc240810481"/>
-      <w:bookmarkStart w:id="153" w:name="le-journal-de-chantier"/>
-      <w:bookmarkEnd w:id="151"/>
+      <w:bookmarkStart w:id="152" w:name="le-journal-de-chantier"/>
+      <w:bookmarkStart w:id="153" w:name="_Toc240811463"/>
+      <w:bookmarkEnd w:id="150"/>
       <w:r>
         <w:t>3.5.7 Le journal de chantier</w:t>
       </w:r>
-      <w:bookmarkEnd w:id="152"/>
+      <w:bookmarkEnd w:id="153"/>
     </w:p>
     <w:p>
       <w:pPr>
@@ -30822,7 +30832,7 @@
       <w:pPr>
         <w:pStyle w:val="FigureCaption"/>
       </w:pPr>
-      <w:bookmarkStart w:id="154" w:name="_Toc240810564"/>
+      <w:bookmarkStart w:id="154" w:name="_Toc240811546"/>
       <w:r>
         <w:rPr>
           <w:b/>
@@ -30839,13 +30849,13 @@
       <w:pPr>
         <w:pStyle w:val="Heading3"/>
       </w:pPr>
-      <w:bookmarkStart w:id="155" w:name="_Toc240810482"/>
-      <w:bookmarkStart w:id="156" w:name="les-tâches-planifiées"/>
-      <w:bookmarkEnd w:id="153"/>
+      <w:bookmarkStart w:id="155" w:name="les-tâches-planifiées"/>
+      <w:bookmarkStart w:id="156" w:name="_Toc240811464"/>
+      <w:bookmarkEnd w:id="152"/>
       <w:r>
         <w:t>3.5.8 Les tâches planifiées</w:t>
       </w:r>
-      <w:bookmarkEnd w:id="155"/>
+      <w:bookmarkEnd w:id="156"/>
     </w:p>
     <w:p>
       <w:pPr>
@@ -30885,7 +30895,7 @@
       <w:pPr>
         <w:pStyle w:val="TableCaption0"/>
       </w:pPr>
-      <w:bookmarkStart w:id="157" w:name="_Toc240810593"/>
+      <w:bookmarkStart w:id="157" w:name="_Toc240811575"/>
       <w:r>
         <w:rPr>
           <w:b/>
@@ -31655,7 +31665,7 @@
       <w:pPr>
         <w:pStyle w:val="FigureCaption"/>
       </w:pPr>
-      <w:bookmarkStart w:id="158" w:name="_Toc240810565"/>
+      <w:bookmarkStart w:id="158" w:name="_Toc240811547"/>
       <w:r>
         <w:rPr>
           <w:b/>
@@ -31672,13 +31682,13 @@
       <w:pPr>
         <w:pStyle w:val="Heading3"/>
       </w:pPr>
-      <w:bookmarkStart w:id="159" w:name="_Toc240810483"/>
-      <w:bookmarkStart w:id="160" w:name="Xd92b7e341a2ceca69175cba34f2f6095e7ada58"/>
-      <w:bookmarkEnd w:id="156"/>
+      <w:bookmarkStart w:id="159" w:name="Xd92b7e341a2ceca69175cba34f2f6095e7ada58"/>
+      <w:bookmarkStart w:id="160" w:name="_Toc240811465"/>
+      <w:bookmarkEnd w:id="155"/>
       <w:r>
         <w:t>3.5.9 Les avertissements : deux familles, deux destins</w:t>
       </w:r>
-      <w:bookmarkEnd w:id="159"/>
+      <w:bookmarkEnd w:id="160"/>
     </w:p>
     <w:p>
       <w:pPr>
@@ -32487,13 +32497,13 @@
       <w:pPr>
         <w:pStyle w:val="Heading3"/>
       </w:pPr>
-      <w:bookmarkStart w:id="161" w:name="_Toc240810484"/>
-      <w:bookmarkStart w:id="162" w:name="ignorer-une-alerte-sans-leffacer"/>
-      <w:bookmarkEnd w:id="160"/>
+      <w:bookmarkStart w:id="161" w:name="ignorer-une-alerte-sans-leffacer"/>
+      <w:bookmarkStart w:id="162" w:name="_Toc240811466"/>
+      <w:bookmarkEnd w:id="159"/>
       <w:r>
         <w:t>3.5.10 Ignorer une alerte sans l’effacer</w:t>
       </w:r>
-      <w:bookmarkEnd w:id="161"/>
+      <w:bookmarkEnd w:id="162"/>
     </w:p>
     <w:p>
       <w:pPr>
@@ -32517,14 +32527,14 @@
       <w:pPr>
         <w:pStyle w:val="Heading3"/>
       </w:pPr>
-      <w:bookmarkStart w:id="163" w:name="_Toc240810485"/>
-      <w:bookmarkStart w:id="164" w:name="X7c2246d6f5e8b1f9edf2e34513493b1397f2ea1"/>
-      <w:bookmarkEnd w:id="162"/>
+      <w:bookmarkStart w:id="163" w:name="X7c2246d6f5e8b1f9edf2e34513493b1397f2ea1"/>
+      <w:bookmarkStart w:id="164" w:name="_Toc240811467"/>
+      <w:bookmarkEnd w:id="161"/>
       <w:r>
         <w:lastRenderedPageBreak/>
         <w:t>3.5.11 La matière reçue n’est pas la matière posée</w:t>
       </w:r>
-      <w:bookmarkEnd w:id="163"/>
+      <w:bookmarkEnd w:id="164"/>
     </w:p>
     <w:p>
       <w:pPr>
@@ -32567,13 +32577,13 @@
       <w:pPr>
         <w:pStyle w:val="Heading3"/>
       </w:pPr>
-      <w:bookmarkStart w:id="165" w:name="_Toc240810486"/>
-      <w:bookmarkStart w:id="166" w:name="la-file-dattente-des-messages"/>
-      <w:bookmarkEnd w:id="164"/>
+      <w:bookmarkStart w:id="165" w:name="la-file-dattente-des-messages"/>
+      <w:bookmarkStart w:id="166" w:name="_Toc240811468"/>
+      <w:bookmarkEnd w:id="163"/>
       <w:r>
         <w:t>3.5.12 La file d’attente des messages</w:t>
       </w:r>
-      <w:bookmarkEnd w:id="165"/>
+      <w:bookmarkEnd w:id="166"/>
     </w:p>
     <w:p>
       <w:pPr>
@@ -32623,25 +32633,25 @@
       <w:pPr>
         <w:pStyle w:val="Heading2"/>
       </w:pPr>
-      <w:bookmarkStart w:id="167" w:name="_Toc240810487"/>
-      <w:bookmarkStart w:id="168" w:name="conception-du-workflow-dorchestration"/>
-      <w:bookmarkEnd w:id="136"/>
-      <w:bookmarkEnd w:id="166"/>
+      <w:bookmarkStart w:id="167" w:name="conception-du-workflow-dorchestration"/>
+      <w:bookmarkStart w:id="168" w:name="_Toc240811469"/>
+      <w:bookmarkEnd w:id="135"/>
+      <w:bookmarkEnd w:id="165"/>
       <w:r>
         <w:t>3.6 Conception du workflow d’orchestration</w:t>
       </w:r>
-      <w:bookmarkEnd w:id="167"/>
+      <w:bookmarkEnd w:id="168"/>
     </w:p>
     <w:p>
       <w:pPr>
         <w:pStyle w:val="Heading3"/>
       </w:pPr>
-      <w:bookmarkStart w:id="169" w:name="_Toc240810488"/>
-      <w:bookmarkStart w:id="170" w:name="structure"/>
+      <w:bookmarkStart w:id="169" w:name="structure"/>
+      <w:bookmarkStart w:id="170" w:name="_Toc240811470"/>
       <w:r>
         <w:t>3.6.1 Structure</w:t>
       </w:r>
-      <w:bookmarkEnd w:id="169"/>
+      <w:bookmarkEnd w:id="170"/>
     </w:p>
     <w:p>
       <w:pPr>
@@ -32863,7 +32873,7 @@
       <w:pPr>
         <w:pStyle w:val="FigureCaption"/>
       </w:pPr>
-      <w:bookmarkStart w:id="171" w:name="_Toc240810566"/>
+      <w:bookmarkStart w:id="171" w:name="_Toc240811548"/>
       <w:r>
         <w:rPr>
           <w:b/>
@@ -32975,7 +32985,7 @@
       <w:pPr>
         <w:pStyle w:val="FigureCaption"/>
       </w:pPr>
-      <w:bookmarkStart w:id="172" w:name="_Toc240810567"/>
+      <w:bookmarkStart w:id="172" w:name="_Toc240811549"/>
       <w:r>
         <w:rPr>
           <w:b/>
@@ -33010,8 +33020,8 @@
       <w:pPr>
         <w:pStyle w:val="Heading3"/>
       </w:pPr>
-      <w:bookmarkStart w:id="173" w:name="_Toc240810489"/>
-      <w:bookmarkEnd w:id="170"/>
+      <w:bookmarkStart w:id="173" w:name="_Toc240811471"/>
+      <w:bookmarkEnd w:id="169"/>
       <w:r>
         <w:t>3.6.2 L’ordre réponse-d’abord</w:t>
       </w:r>
@@ -33067,13 +33077,13 @@
       <w:pPr>
         <w:pStyle w:val="Heading2"/>
       </w:pPr>
-      <w:bookmarkStart w:id="174" w:name="_Toc240810490"/>
-      <w:bookmarkStart w:id="175" w:name="conception-du-tableau-de-bord"/>
-      <w:bookmarkEnd w:id="168"/>
+      <w:bookmarkStart w:id="174" w:name="conception-du-tableau-de-bord"/>
+      <w:bookmarkStart w:id="175" w:name="_Toc240811472"/>
+      <w:bookmarkEnd w:id="167"/>
       <w:r>
         <w:t>3.7 Conception du tableau de bord</w:t>
       </w:r>
-      <w:bookmarkEnd w:id="174"/>
+      <w:bookmarkEnd w:id="175"/>
     </w:p>
     <w:p>
       <w:pPr>
@@ -33329,13 +33339,13 @@
       <w:pPr>
         <w:pStyle w:val="Heading2"/>
       </w:pPr>
-      <w:bookmarkStart w:id="176" w:name="_Toc240810491"/>
-      <w:bookmarkStart w:id="177" w:name="sécurité"/>
-      <w:bookmarkEnd w:id="175"/>
+      <w:bookmarkStart w:id="176" w:name="sécurité"/>
+      <w:bookmarkStart w:id="177" w:name="_Toc240811473"/>
+      <w:bookmarkEnd w:id="174"/>
       <w:r>
         <w:t>3.8 Sécurité</w:t>
       </w:r>
-      <w:bookmarkEnd w:id="176"/>
+      <w:bookmarkEnd w:id="177"/>
     </w:p>
     <w:p>
       <w:pPr>
@@ -33657,7 +33667,7 @@
       <w:pPr>
         <w:pStyle w:val="FigureCaption"/>
       </w:pPr>
-      <w:bookmarkStart w:id="178" w:name="_Toc240810568"/>
+      <w:bookmarkStart w:id="178" w:name="_Toc240811550"/>
       <w:r>
         <w:rPr>
           <w:b/>
@@ -33674,13 +33684,13 @@
       <w:pPr>
         <w:pStyle w:val="Heading2"/>
       </w:pPr>
-      <w:bookmarkStart w:id="179" w:name="_Toc240810492"/>
-      <w:bookmarkStart w:id="180" w:name="protection-des-données-personnelles"/>
-      <w:bookmarkEnd w:id="177"/>
+      <w:bookmarkStart w:id="179" w:name="protection-des-données-personnelles"/>
+      <w:bookmarkStart w:id="180" w:name="_Toc240811474"/>
+      <w:bookmarkEnd w:id="176"/>
       <w:r>
         <w:t>3.9 Protection des données personnelles</w:t>
       </w:r>
-      <w:bookmarkEnd w:id="179"/>
+      <w:bookmarkEnd w:id="180"/>
     </w:p>
     <w:p>
       <w:pPr>
@@ -33767,12 +33777,12 @@
       <w:pPr>
         <w:pStyle w:val="Heading3"/>
       </w:pPr>
-      <w:bookmarkStart w:id="181" w:name="_Toc240810493"/>
-      <w:bookmarkStart w:id="182" w:name="ce-qui-est-collecté-et-où"/>
+      <w:bookmarkStart w:id="181" w:name="ce-qui-est-collecté-et-où"/>
+      <w:bookmarkStart w:id="182" w:name="_Toc240811475"/>
       <w:r>
         <w:t>3.9.1 Ce qui est collecté, et où</w:t>
       </w:r>
-      <w:bookmarkEnd w:id="181"/>
+      <w:bookmarkEnd w:id="182"/>
     </w:p>
     <w:p>
       <w:pPr>
@@ -33796,7 +33806,7 @@
       <w:pPr>
         <w:pStyle w:val="TableCaption0"/>
       </w:pPr>
-      <w:bookmarkStart w:id="183" w:name="_Toc240810594"/>
+      <w:bookmarkStart w:id="183" w:name="_Toc240811576"/>
       <w:r>
         <w:rPr>
           <w:b/>
@@ -34135,13 +34145,13 @@
       <w:pPr>
         <w:pStyle w:val="Heading3"/>
       </w:pPr>
-      <w:bookmarkStart w:id="184" w:name="_Toc240810494"/>
-      <w:bookmarkStart w:id="185" w:name="les-principes-appliqués"/>
-      <w:bookmarkEnd w:id="182"/>
+      <w:bookmarkStart w:id="184" w:name="les-principes-appliqués"/>
+      <w:bookmarkStart w:id="185" w:name="_Toc240811476"/>
+      <w:bookmarkEnd w:id="181"/>
       <w:r>
         <w:t>3.9.2 Les principes appliqués</w:t>
       </w:r>
-      <w:bookmarkEnd w:id="184"/>
+      <w:bookmarkEnd w:id="185"/>
     </w:p>
     <w:p>
       <w:pPr>
@@ -34232,14 +34242,14 @@
       <w:pPr>
         <w:pStyle w:val="Heading3"/>
       </w:pPr>
-      <w:bookmarkStart w:id="186" w:name="_Toc240810495"/>
-      <w:bookmarkStart w:id="187" w:name="X7e06895c60e06cd92d57f746795ad67f6a6e2fb"/>
-      <w:bookmarkEnd w:id="185"/>
+      <w:bookmarkStart w:id="186" w:name="X7e06895c60e06cd92d57f746795ad67f6a6e2fb"/>
+      <w:bookmarkStart w:id="187" w:name="_Toc240811477"/>
+      <w:bookmarkEnd w:id="184"/>
       <w:r>
         <w:lastRenderedPageBreak/>
         <w:t>3.9.3 Ce qui reste à faire avant une mise en production</w:t>
       </w:r>
-      <w:bookmarkEnd w:id="186"/>
+      <w:bookmarkEnd w:id="187"/>
     </w:p>
     <w:p>
       <w:pPr>
@@ -34347,14 +34357,14 @@
       <w:pPr>
         <w:pStyle w:val="Heading2"/>
       </w:pPr>
-      <w:bookmarkStart w:id="188" w:name="_Toc240810496"/>
-      <w:bookmarkStart w:id="189" w:name="X1420ff000d2a9378fa684a784add45633818d06"/>
-      <w:bookmarkEnd w:id="180"/>
-      <w:bookmarkEnd w:id="187"/>
+      <w:bookmarkStart w:id="188" w:name="X1420ff000d2a9378fa684a784add45633818d06"/>
+      <w:bookmarkStart w:id="189" w:name="_Toc240811478"/>
+      <w:bookmarkEnd w:id="179"/>
+      <w:bookmarkEnd w:id="186"/>
       <w:r>
         <w:t>3.10 Ce que lit le modèle, et ce qu’il n’a pas le droit d’en faire</w:t>
       </w:r>
-      <w:bookmarkEnd w:id="188"/>
+      <w:bookmarkEnd w:id="189"/>
     </w:p>
     <w:p>
       <w:pPr>
@@ -34804,7 +34814,7 @@
       <w:pPr>
         <w:pStyle w:val="FigureCaption"/>
       </w:pPr>
-      <w:bookmarkStart w:id="190" w:name="_Toc240810569"/>
+      <w:bookmarkStart w:id="190" w:name="_Toc240811551"/>
       <w:r>
         <w:rPr>
           <w:b/>
@@ -34821,13 +34831,13 @@
       <w:pPr>
         <w:pStyle w:val="Heading2"/>
       </w:pPr>
-      <w:bookmarkStart w:id="191" w:name="_Toc240810497"/>
-      <w:bookmarkStart w:id="192" w:name="conclusion-du-chapitre-2"/>
-      <w:bookmarkEnd w:id="189"/>
+      <w:bookmarkStart w:id="191" w:name="conclusion-du-chapitre-2"/>
+      <w:bookmarkStart w:id="192" w:name="_Toc240811479"/>
+      <w:bookmarkEnd w:id="188"/>
       <w:r>
         <w:t>3.11 Conclusion du chapitre</w:t>
       </w:r>
-      <w:bookmarkEnd w:id="191"/>
+      <w:bookmarkEnd w:id="192"/>
     </w:p>
     <w:p>
       <w:pPr>
@@ -34850,46 +34860,46 @@
       <w:pPr>
         <w:pStyle w:val="Heading1"/>
       </w:pPr>
-      <w:bookmarkStart w:id="193" w:name="_Toc240810498"/>
-      <w:bookmarkStart w:id="194" w:name="X30fd036dc90fb922673a32af3cf0807048e9177"/>
-      <w:bookmarkEnd w:id="96"/>
-      <w:bookmarkEnd w:id="192"/>
+      <w:bookmarkStart w:id="193" w:name="X30fd036dc90fb922673a32af3cf0807048e9177"/>
+      <w:bookmarkStart w:id="194" w:name="_Toc240811480"/>
+      <w:bookmarkEnd w:id="95"/>
+      <w:bookmarkEnd w:id="191"/>
       <w:r>
         <w:lastRenderedPageBreak/>
         <w:t>Chapitre 4 : Réalisation, banc d’essai, tests et résultats</w:t>
       </w:r>
-      <w:bookmarkEnd w:id="193"/>
+      <w:bookmarkEnd w:id="194"/>
     </w:p>
     <w:p>
       <w:pPr>
         <w:pStyle w:val="Heading2"/>
       </w:pPr>
-      <w:bookmarkStart w:id="195" w:name="_Toc240810499"/>
-      <w:bookmarkStart w:id="196" w:name="introduction-du-chapitre-3"/>
+      <w:bookmarkStart w:id="195" w:name="introduction-du-chapitre-3"/>
+      <w:bookmarkStart w:id="196" w:name="_Toc240811481"/>
       <w:r>
         <w:t>4.1 Introduction du chapitre</w:t>
       </w:r>
+      <w:bookmarkEnd w:id="196"/>
+    </w:p>
+    <w:p>
+      <w:pPr>
+        <w:pStyle w:val="FirstParagraph"/>
+      </w:pPr>
+      <w:r>
+        <w:t>Ce chapitre décrit la mise en œuvre de la conception : l’environnement de développement, la réalisation du service et du workflow, le banc d’essai comparatif des moteurs de transcription du darija — cœur scientifique du projet — les difficultés techniques rencontrées et leur résolution, la stratégie de test, puis les résultats obtenus.</w:t>
+      </w:r>
+    </w:p>
+    <w:p>
+      <w:pPr>
+        <w:pStyle w:val="Heading2"/>
+      </w:pPr>
+      <w:bookmarkStart w:id="197" w:name="environnement-et-outils-de-développement"/>
+      <w:bookmarkStart w:id="198" w:name="_Toc240811482"/>
       <w:bookmarkEnd w:id="195"/>
-    </w:p>
-    <w:p>
-      <w:pPr>
-        <w:pStyle w:val="FirstParagraph"/>
-      </w:pPr>
-      <w:r>
-        <w:t>Ce chapitre décrit la mise en œuvre de la conception : l’environnement de développement, la réalisation du service et du workflow, le banc d’essai comparatif des moteurs de transcription du darija — cœur scientifique du projet — les difficultés techniques rencontrées et leur résolution, la stratégie de test, puis les résultats obtenus.</w:t>
-      </w:r>
-    </w:p>
-    <w:p>
-      <w:pPr>
-        <w:pStyle w:val="Heading2"/>
-      </w:pPr>
-      <w:bookmarkStart w:id="197" w:name="_Toc240810500"/>
-      <w:bookmarkStart w:id="198" w:name="environnement-et-outils-de-développement"/>
-      <w:bookmarkEnd w:id="196"/>
       <w:r>
         <w:t>4.2 Environnement et outils de développement</w:t>
       </w:r>
-      <w:bookmarkEnd w:id="197"/>
+      <w:bookmarkEnd w:id="198"/>
     </w:p>
     <w:p>
       <w:pPr>
@@ -34913,7 +34923,7 @@
       <w:pPr>
         <w:pStyle w:val="TableCaption0"/>
       </w:pPr>
-      <w:bookmarkStart w:id="199" w:name="_Toc240810595"/>
+      <w:bookmarkStart w:id="199" w:name="_Toc240811577"/>
       <w:r>
         <w:rPr>
           <w:b/>
@@ -35325,12 +35335,12 @@
       <w:pPr>
         <w:pStyle w:val="Heading3"/>
       </w:pPr>
-      <w:bookmarkStart w:id="200" w:name="_Toc240810501"/>
-      <w:bookmarkStart w:id="201" w:name="déploiement-une-seule-origine"/>
+      <w:bookmarkStart w:id="200" w:name="déploiement-une-seule-origine"/>
+      <w:bookmarkStart w:id="201" w:name="_Toc240811483"/>
       <w:r>
         <w:t>4.2.1 Déploiement : une seule origine</w:t>
       </w:r>
-      <w:bookmarkEnd w:id="200"/>
+      <w:bookmarkEnd w:id="201"/>
     </w:p>
     <w:p>
       <w:pPr>
@@ -35577,7 +35587,7 @@
       <w:pPr>
         <w:pStyle w:val="FigureCaption"/>
       </w:pPr>
-      <w:bookmarkStart w:id="202" w:name="_Toc240810570"/>
+      <w:bookmarkStart w:id="202" w:name="_Toc240811552"/>
       <w:r>
         <w:rPr>
           <w:b/>
@@ -35594,13 +35604,13 @@
       <w:pPr>
         <w:pStyle w:val="Heading3"/>
       </w:pPr>
-      <w:bookmarkStart w:id="203" w:name="_Toc240810502"/>
-      <w:bookmarkStart w:id="204" w:name="la-base-de-connaissances-du-projet"/>
-      <w:bookmarkEnd w:id="201"/>
+      <w:bookmarkStart w:id="203" w:name="la-base-de-connaissances-du-projet"/>
+      <w:bookmarkStart w:id="204" w:name="_Toc240811484"/>
+      <w:bookmarkEnd w:id="200"/>
       <w:r>
         <w:t>4.2.2 La base de connaissances du projet</w:t>
       </w:r>
-      <w:bookmarkEnd w:id="203"/>
+      <w:bookmarkEnd w:id="204"/>
     </w:p>
     <w:p>
       <w:pPr>
@@ -36001,14 +36011,14 @@
       <w:pPr>
         <w:pStyle w:val="Heading2"/>
       </w:pPr>
-      <w:bookmarkStart w:id="205" w:name="_Toc240810503"/>
-      <w:bookmarkStart w:id="206" w:name="les-bancs-dessai-comparatifs"/>
-      <w:bookmarkEnd w:id="198"/>
-      <w:bookmarkEnd w:id="204"/>
+      <w:bookmarkStart w:id="205" w:name="les-bancs-dessai-comparatifs"/>
+      <w:bookmarkStart w:id="206" w:name="_Toc240811485"/>
+      <w:bookmarkEnd w:id="197"/>
+      <w:bookmarkEnd w:id="203"/>
       <w:r>
         <w:t>4.3 Les bancs d’essai comparatifs</w:t>
       </w:r>
-      <w:bookmarkEnd w:id="205"/>
+      <w:bookmarkEnd w:id="206"/>
     </w:p>
     <w:p>
       <w:pPr>
@@ -36127,12 +36137,12 @@
       <w:pPr>
         <w:pStyle w:val="Heading3"/>
       </w:pPr>
-      <w:bookmarkStart w:id="207" w:name="_Toc240810504"/>
-      <w:bookmarkStart w:id="208" w:name="protocole"/>
+      <w:bookmarkStart w:id="207" w:name="protocole"/>
+      <w:bookmarkStart w:id="208" w:name="_Toc240811486"/>
       <w:r>
         <w:t>4.3.1 Protocole</w:t>
       </w:r>
-      <w:bookmarkEnd w:id="207"/>
+      <w:bookmarkEnd w:id="208"/>
     </w:p>
     <w:p>
       <w:pPr>
@@ -36203,13 +36213,13 @@
       <w:pPr>
         <w:pStyle w:val="Heading3"/>
       </w:pPr>
-      <w:bookmarkStart w:id="209" w:name="_Toc240810505"/>
-      <w:bookmarkStart w:id="210" w:name="une-décision-de-méthode-ni-wer-ni-cer"/>
-      <w:bookmarkEnd w:id="208"/>
+      <w:bookmarkStart w:id="209" w:name="une-décision-de-méthode-ni-wer-ni-cer"/>
+      <w:bookmarkStart w:id="210" w:name="_Toc240811487"/>
+      <w:bookmarkEnd w:id="207"/>
       <w:r>
         <w:t>4.3.2 Une décision de méthode : ni WER, ni CER</w:t>
       </w:r>
-      <w:bookmarkEnd w:id="209"/>
+      <w:bookmarkEnd w:id="210"/>
     </w:p>
     <w:p>
       <w:pPr>
@@ -36404,7 +36414,7 @@
       <w:pPr>
         <w:pStyle w:val="FigureCaption"/>
       </w:pPr>
-      <w:bookmarkStart w:id="211" w:name="_Toc240810571"/>
+      <w:bookmarkStart w:id="211" w:name="_Toc240811553"/>
       <w:r>
         <w:rPr>
           <w:b/>
@@ -36421,13 +36431,13 @@
       <w:pPr>
         <w:pStyle w:val="Heading3"/>
       </w:pPr>
-      <w:bookmarkStart w:id="212" w:name="_Toc240810506"/>
-      <w:bookmarkStart w:id="213" w:name="résultats-moteurs-par-api"/>
-      <w:bookmarkEnd w:id="210"/>
+      <w:bookmarkStart w:id="212" w:name="résultats-moteurs-par-api"/>
+      <w:bookmarkStart w:id="213" w:name="_Toc240811488"/>
+      <w:bookmarkEnd w:id="209"/>
       <w:r>
         <w:t>4.3.3 Résultats — moteurs par API</w:t>
       </w:r>
-      <w:bookmarkEnd w:id="212"/>
+      <w:bookmarkEnd w:id="213"/>
     </w:p>
     <w:p>
       <w:pPr>
@@ -36451,7 +36461,7 @@
       <w:pPr>
         <w:pStyle w:val="TableCaption0"/>
       </w:pPr>
-      <w:bookmarkStart w:id="214" w:name="_Toc240810596"/>
+      <w:bookmarkStart w:id="214" w:name="_Toc240811578"/>
       <w:r>
         <w:rPr>
           <w:b/>
@@ -36839,13 +36849,13 @@
       <w:pPr>
         <w:pStyle w:val="Heading3"/>
       </w:pPr>
-      <w:bookmarkStart w:id="215" w:name="_Toc240810507"/>
-      <w:bookmarkStart w:id="216" w:name="résultats-moteurs-locaux-sur-gpu"/>
-      <w:bookmarkEnd w:id="213"/>
+      <w:bookmarkStart w:id="215" w:name="résultats-moteurs-locaux-sur-gpu"/>
+      <w:bookmarkStart w:id="216" w:name="_Toc240811489"/>
+      <w:bookmarkEnd w:id="212"/>
       <w:r>
         <w:t>4.3.4 Résultats — moteurs locaux sur GPU</w:t>
       </w:r>
-      <w:bookmarkEnd w:id="215"/>
+      <w:bookmarkEnd w:id="216"/>
     </w:p>
     <w:p>
       <w:pPr>
@@ -36877,7 +36887,7 @@
       <w:pPr>
         <w:pStyle w:val="TableCaption0"/>
       </w:pPr>
-      <w:bookmarkStart w:id="217" w:name="_Toc240810597"/>
+      <w:bookmarkStart w:id="217" w:name="_Toc240811579"/>
       <w:r>
         <w:rPr>
           <w:b/>
@@ -37844,13 +37854,13 @@
       <w:pPr>
         <w:pStyle w:val="Heading3"/>
       </w:pPr>
-      <w:bookmarkStart w:id="218" w:name="_Toc240810508"/>
-      <w:bookmarkStart w:id="219" w:name="X0015650efdd53b4d5adef9e6de443c88d68c4de"/>
-      <w:bookmarkEnd w:id="216"/>
+      <w:bookmarkStart w:id="218" w:name="X0015650efdd53b4d5adef9e6de443c88d68c4de"/>
+      <w:bookmarkStart w:id="219" w:name="_Toc240811490"/>
+      <w:bookmarkEnd w:id="215"/>
       <w:r>
         <w:t>4.3.5 Le moteur de référence et sa place dans la chaîne</w:t>
       </w:r>
-      <w:bookmarkEnd w:id="218"/>
+      <w:bookmarkEnd w:id="219"/>
     </w:p>
     <w:p>
       <w:pPr>
@@ -37900,7 +37910,7 @@
       <w:pPr>
         <w:pStyle w:val="TableCaption0"/>
       </w:pPr>
-      <w:bookmarkStart w:id="220" w:name="_Toc240810598"/>
+      <w:bookmarkStart w:id="220" w:name="_Toc240811580"/>
       <w:r>
         <w:rPr>
           <w:b/>
@@ -38320,13 +38330,13 @@
       <w:pPr>
         <w:pStyle w:val="Heading3"/>
       </w:pPr>
-      <w:bookmarkStart w:id="221" w:name="_Toc240810509"/>
-      <w:bookmarkStart w:id="222" w:name="une-hypothèse-renversée-puis-rétablie"/>
-      <w:bookmarkEnd w:id="219"/>
+      <w:bookmarkStart w:id="221" w:name="une-hypothèse-renversée-puis-rétablie"/>
+      <w:bookmarkStart w:id="222" w:name="_Toc240811491"/>
+      <w:bookmarkEnd w:id="218"/>
       <w:r>
         <w:t>4.3.6 Une hypothèse renversée, puis rétablie</w:t>
       </w:r>
-      <w:bookmarkEnd w:id="221"/>
+      <w:bookmarkEnd w:id="222"/>
     </w:p>
     <w:p>
       <w:pPr>
@@ -38437,13 +38447,13 @@
       <w:pPr>
         <w:pStyle w:val="Heading3"/>
       </w:pPr>
-      <w:bookmarkStart w:id="223" w:name="_Toc240810510"/>
-      <w:bookmarkStart w:id="224" w:name="Xa1ddf3763eed7b42934dff8835683d4d0602638"/>
-      <w:bookmarkEnd w:id="222"/>
+      <w:bookmarkStart w:id="223" w:name="Xa1ddf3763eed7b42934dff8835683d4d0602638"/>
+      <w:bookmarkStart w:id="224" w:name="_Toc240811492"/>
+      <w:bookmarkEnd w:id="221"/>
       <w:r>
         <w:t>4.3.7 Trois bogues de harnais, dont un silencieux</w:t>
       </w:r>
-      <w:bookmarkEnd w:id="223"/>
+      <w:bookmarkEnd w:id="224"/>
     </w:p>
     <w:p>
       <w:pPr>
@@ -38709,13 +38719,13 @@
       <w:pPr>
         <w:pStyle w:val="Heading3"/>
       </w:pPr>
-      <w:bookmarkStart w:id="225" w:name="_Toc240810511"/>
-      <w:bookmarkStart w:id="226" w:name="X1f86e2bf45b78c6630e9fd9c8ad4b5e18d25248"/>
-      <w:bookmarkEnd w:id="224"/>
+      <w:bookmarkStart w:id="225" w:name="X1f86e2bf45b78c6630e9fd9c8ad4b5e18d25248"/>
+      <w:bookmarkStart w:id="226" w:name="_Toc240811493"/>
+      <w:bookmarkEnd w:id="223"/>
       <w:r>
         <w:t>4.3.8 L’invite de vocabulaire : survivable par API, fatale en local</w:t>
       </w:r>
-      <w:bookmarkEnd w:id="225"/>
+      <w:bookmarkEnd w:id="226"/>
     </w:p>
     <w:p>
       <w:pPr>
@@ -38747,7 +38757,7 @@
       <w:pPr>
         <w:pStyle w:val="TableCaption0"/>
       </w:pPr>
-      <w:bookmarkStart w:id="227" w:name="_Toc240810599"/>
+      <w:bookmarkStart w:id="227" w:name="_Toc240811581"/>
       <w:r>
         <w:rPr>
           <w:b/>
@@ -38976,13 +38986,13 @@
       <w:pPr>
         <w:pStyle w:val="Heading3"/>
       </w:pPr>
-      <w:bookmarkStart w:id="228" w:name="_Toc240810512"/>
-      <w:bookmarkStart w:id="229" w:name="second-banc-dessai-du-texte-au-tableau"/>
-      <w:bookmarkEnd w:id="226"/>
+      <w:bookmarkStart w:id="228" w:name="second-banc-dessai-du-texte-au-tableau"/>
+      <w:bookmarkStart w:id="229" w:name="_Toc240811494"/>
+      <w:bookmarkEnd w:id="225"/>
       <w:r>
         <w:t>4.3.9 Second banc d’essai : du texte au tableau</w:t>
       </w:r>
-      <w:bookmarkEnd w:id="228"/>
+      <w:bookmarkEnd w:id="229"/>
     </w:p>
     <w:p>
       <w:pPr>
@@ -39070,7 +39080,7 @@
       <w:pPr>
         <w:pStyle w:val="TableCaption0"/>
       </w:pPr>
-      <w:bookmarkStart w:id="230" w:name="_Toc240810600"/>
+      <w:bookmarkStart w:id="230" w:name="_Toc240811582"/>
       <w:r>
         <w:rPr>
           <w:b/>
@@ -39514,7 +39524,7 @@
       <w:pPr>
         <w:pStyle w:val="TableCaption0"/>
       </w:pPr>
-      <w:bookmarkStart w:id="231" w:name="_Toc240810601"/>
+      <w:bookmarkStart w:id="231" w:name="_Toc240811583"/>
       <w:r>
         <w:rPr>
           <w:b/>
@@ -40135,7 +40145,7 @@
       <w:pPr>
         <w:pStyle w:val="TableCaption0"/>
       </w:pPr>
-      <w:bookmarkStart w:id="232" w:name="_Toc240810602"/>
+      <w:bookmarkStart w:id="232" w:name="_Toc240811584"/>
       <w:r>
         <w:rPr>
           <w:b/>
@@ -41286,7 +41296,7 @@
       <w:pPr>
         <w:pStyle w:val="TableCaption0"/>
       </w:pPr>
-      <w:bookmarkStart w:id="233" w:name="_Toc240810603"/>
+      <w:bookmarkStart w:id="233" w:name="_Toc240811585"/>
       <w:r>
         <w:rPr>
           <w:b/>
@@ -42291,13 +42301,13 @@
       <w:pPr>
         <w:pStyle w:val="Heading3"/>
       </w:pPr>
-      <w:bookmarkStart w:id="234" w:name="_Toc240810513"/>
-      <w:bookmarkStart w:id="235" w:name="X154c7a9709bcc8ea24958add97189c9016a3340"/>
-      <w:bookmarkEnd w:id="229"/>
+      <w:bookmarkStart w:id="234" w:name="X154c7a9709bcc8ea24958add97189c9016a3340"/>
+      <w:bookmarkStart w:id="235" w:name="_Toc240811495"/>
+      <w:bookmarkEnd w:id="228"/>
       <w:r>
         <w:t>4.3.10 Troisième banc d’essai : de l’image au tableau</w:t>
       </w:r>
-      <w:bookmarkEnd w:id="234"/>
+      <w:bookmarkEnd w:id="235"/>
     </w:p>
     <w:p>
       <w:pPr>
@@ -42359,7 +42369,7 @@
       <w:pPr>
         <w:pStyle w:val="TableCaption0"/>
       </w:pPr>
-      <w:bookmarkStart w:id="236" w:name="_Toc240810604"/>
+      <w:bookmarkStart w:id="236" w:name="_Toc240811586"/>
       <w:r>
         <w:rPr>
           <w:b/>
@@ -43002,7 +43012,7 @@
       <w:pPr>
         <w:pStyle w:val="TableCaption0"/>
       </w:pPr>
-      <w:bookmarkStart w:id="237" w:name="_Toc240810605"/>
+      <w:bookmarkStart w:id="237" w:name="_Toc240811587"/>
       <w:r>
         <w:rPr>
           <w:b/>
@@ -43610,14 +43620,14 @@
       <w:pPr>
         <w:pStyle w:val="Heading2"/>
       </w:pPr>
-      <w:bookmarkStart w:id="238" w:name="_Toc240810514"/>
-      <w:bookmarkStart w:id="239" w:name="Xd6b725e932bc2e14239ebfeafcaf13f80c4bed7"/>
-      <w:bookmarkEnd w:id="206"/>
-      <w:bookmarkEnd w:id="235"/>
+      <w:bookmarkStart w:id="238" w:name="Xd6b725e932bc2e14239ebfeafcaf13f80c4bed7"/>
+      <w:bookmarkStart w:id="239" w:name="_Toc240811496"/>
+      <w:bookmarkEnd w:id="205"/>
+      <w:bookmarkEnd w:id="234"/>
       <w:r>
         <w:t>4.4 Difficultés techniques rencontrées et résolues</w:t>
       </w:r>
-      <w:bookmarkEnd w:id="238"/>
+      <w:bookmarkEnd w:id="239"/>
     </w:p>
     <w:p>
       <w:pPr>
@@ -43631,12 +43641,12 @@
       <w:pPr>
         <w:pStyle w:val="Heading3"/>
       </w:pPr>
-      <w:bookmarkStart w:id="240" w:name="_Toc240810515"/>
-      <w:bookmarkStart w:id="241" w:name="la-boucle-de-répétition-de-gemini"/>
+      <w:bookmarkStart w:id="240" w:name="la-boucle-de-répétition-de-gemini"/>
+      <w:bookmarkStart w:id="241" w:name="_Toc240811497"/>
       <w:r>
         <w:t>4.4.1 La boucle de répétition de Gemini</w:t>
       </w:r>
-      <w:bookmarkEnd w:id="240"/>
+      <w:bookmarkEnd w:id="241"/>
     </w:p>
     <w:p>
       <w:pPr>
@@ -43701,13 +43711,13 @@
       <w:pPr>
         <w:pStyle w:val="Heading3"/>
       </w:pPr>
-      <w:bookmarkStart w:id="242" w:name="_Toc240810516"/>
-      <w:bookmarkStart w:id="243" w:name="validation-de-format-par-groq"/>
-      <w:bookmarkEnd w:id="241"/>
+      <w:bookmarkStart w:id="242" w:name="validation-de-format-par-groq"/>
+      <w:bookmarkStart w:id="243" w:name="_Toc240811498"/>
+      <w:bookmarkEnd w:id="240"/>
       <w:r>
         <w:t>4.4.2 Validation de format par Groq</w:t>
       </w:r>
-      <w:bookmarkEnd w:id="242"/>
+      <w:bookmarkEnd w:id="243"/>
     </w:p>
     <w:p>
       <w:pPr>
@@ -43750,13 +43760,13 @@
       <w:pPr>
         <w:pStyle w:val="Heading3"/>
       </w:pPr>
-      <w:bookmarkStart w:id="244" w:name="_Toc240810517"/>
-      <w:bookmarkStart w:id="245" w:name="rotation-des-modèles-chez-le-fournisseur"/>
-      <w:bookmarkEnd w:id="243"/>
+      <w:bookmarkStart w:id="244" w:name="rotation-des-modèles-chez-le-fournisseur"/>
+      <w:bookmarkStart w:id="245" w:name="_Toc240811499"/>
+      <w:bookmarkEnd w:id="242"/>
       <w:r>
         <w:t>4.4.3 Rotation des modèles chez le fournisseur</w:t>
       </w:r>
-      <w:bookmarkEnd w:id="244"/>
+      <w:bookmarkEnd w:id="245"/>
     </w:p>
     <w:p>
       <w:pPr>
@@ -43797,13 +43807,13 @@
       <w:pPr>
         <w:pStyle w:val="Heading3"/>
       </w:pPr>
-      <w:bookmarkStart w:id="246" w:name="_Toc240810518"/>
-      <w:bookmarkStart w:id="247" w:name="chaînes-null-des-modèles"/>
-      <w:bookmarkEnd w:id="245"/>
+      <w:bookmarkStart w:id="246" w:name="chaînes-null-des-modèles"/>
+      <w:bookmarkStart w:id="247" w:name="_Toc240811500"/>
+      <w:bookmarkEnd w:id="244"/>
       <w:r>
         <w:t>4.4.4 Chaînes « null » des modèles</w:t>
       </w:r>
-      <w:bookmarkEnd w:id="246"/>
+      <w:bookmarkEnd w:id="247"/>
     </w:p>
     <w:p>
       <w:pPr>
@@ -43864,13 +43874,13 @@
       <w:pPr>
         <w:pStyle w:val="Heading3"/>
       </w:pPr>
-      <w:bookmarkStart w:id="248" w:name="_Toc240810519"/>
-      <w:bookmarkStart w:id="249" w:name="une-identité-scindée-en-deux"/>
-      <w:bookmarkEnd w:id="247"/>
+      <w:bookmarkStart w:id="248" w:name="une-identité-scindée-en-deux"/>
+      <w:bookmarkStart w:id="249" w:name="_Toc240811501"/>
+      <w:bookmarkEnd w:id="246"/>
       <w:r>
         <w:t>4.4.5 Une identité scindée en deux</w:t>
       </w:r>
-      <w:bookmarkEnd w:id="248"/>
+      <w:bookmarkEnd w:id="249"/>
     </w:p>
     <w:p>
       <w:pPr>
@@ -43936,13 +43946,13 @@
       <w:pPr>
         <w:pStyle w:val="Heading3"/>
       </w:pPr>
-      <w:bookmarkStart w:id="250" w:name="_Toc240810520"/>
-      <w:bookmarkStart w:id="251" w:name="X9a487eb7e0522b1b7893cea4e1d186ca4a007c9"/>
-      <w:bookmarkEnd w:id="249"/>
+      <w:bookmarkStart w:id="250" w:name="X9a487eb7e0522b1b7893cea4e1d186ca4a007c9"/>
+      <w:bookmarkStart w:id="251" w:name="_Toc240811502"/>
+      <w:bookmarkEnd w:id="248"/>
       <w:r>
         <w:t>4.4.6 Une migration qui se planifie avant de s’exécuter</w:t>
       </w:r>
-      <w:bookmarkEnd w:id="250"/>
+      <w:bookmarkEnd w:id="251"/>
     </w:p>
     <w:p>
       <w:pPr>
@@ -43966,14 +43976,14 @@
       <w:pPr>
         <w:pStyle w:val="Heading2"/>
       </w:pPr>
-      <w:bookmarkStart w:id="252" w:name="_Toc240810521"/>
-      <w:bookmarkStart w:id="253" w:name="Xec6616dcf01e4222dacc0f85d6bcc547fb85373"/>
-      <w:bookmarkEnd w:id="239"/>
-      <w:bookmarkEnd w:id="251"/>
+      <w:bookmarkStart w:id="252" w:name="Xec6616dcf01e4222dacc0f85d6bcc547fb85373"/>
+      <w:bookmarkStart w:id="253" w:name="_Toc240811503"/>
+      <w:bookmarkEnd w:id="238"/>
+      <w:bookmarkEnd w:id="250"/>
       <w:r>
         <w:t>4.5 Stratégie de test et intégration continue</w:t>
       </w:r>
-      <w:bookmarkEnd w:id="252"/>
+      <w:bookmarkEnd w:id="253"/>
     </w:p>
     <w:p>
       <w:pPr>
@@ -44119,24 +44129,24 @@
       <w:pPr>
         <w:pStyle w:val="Heading2"/>
       </w:pPr>
-      <w:bookmarkStart w:id="254" w:name="_Toc240810522"/>
-      <w:bookmarkStart w:id="255" w:name="résultats"/>
-      <w:bookmarkEnd w:id="253"/>
+      <w:bookmarkStart w:id="254" w:name="résultats"/>
+      <w:bookmarkStart w:id="255" w:name="_Toc240811504"/>
+      <w:bookmarkEnd w:id="252"/>
       <w:r>
         <w:t>4.6 Résultats</w:t>
       </w:r>
-      <w:bookmarkEnd w:id="254"/>
+      <w:bookmarkEnd w:id="255"/>
     </w:p>
     <w:p>
       <w:pPr>
         <w:pStyle w:val="Heading3"/>
       </w:pPr>
-      <w:bookmarkStart w:id="256" w:name="_Toc240810523"/>
-      <w:bookmarkStart w:id="257" w:name="chaîne-de-bout-en-bout-opérationnelle"/>
+      <w:bookmarkStart w:id="256" w:name="chaîne-de-bout-en-bout-opérationnelle"/>
+      <w:bookmarkStart w:id="257" w:name="_Toc240811505"/>
       <w:r>
         <w:t>4.6.1 Chaîne de bout en bout opérationnelle</w:t>
       </w:r>
-      <w:bookmarkEnd w:id="256"/>
+      <w:bookmarkEnd w:id="257"/>
     </w:p>
     <w:p>
       <w:pPr>
@@ -44175,14 +44185,14 @@
       <w:pPr>
         <w:pStyle w:val="Heading3"/>
       </w:pPr>
-      <w:bookmarkStart w:id="258" w:name="_Toc240810524"/>
-      <w:bookmarkStart w:id="259" w:name="périmètre-livré"/>
-      <w:bookmarkEnd w:id="257"/>
+      <w:bookmarkStart w:id="258" w:name="périmètre-livré"/>
+      <w:bookmarkStart w:id="259" w:name="_Toc240811506"/>
+      <w:bookmarkEnd w:id="256"/>
       <w:r>
         <w:lastRenderedPageBreak/>
         <w:t>4.6.2 Périmètre livré</w:t>
       </w:r>
-      <w:bookmarkEnd w:id="258"/>
+      <w:bookmarkEnd w:id="259"/>
     </w:p>
     <w:p>
       <w:pPr>
@@ -44206,7 +44216,7 @@
       <w:pPr>
         <w:pStyle w:val="TableCaption0"/>
       </w:pPr>
-      <w:bookmarkStart w:id="260" w:name="_Toc240810606"/>
+      <w:bookmarkStart w:id="260" w:name="_Toc240811588"/>
       <w:r>
         <w:rPr>
           <w:b/>
@@ -45187,13 +45197,13 @@
       <w:pPr>
         <w:pStyle w:val="Heading3"/>
       </w:pPr>
-      <w:bookmarkStart w:id="261" w:name="_Toc240810525"/>
-      <w:bookmarkStart w:id="262" w:name="métriques-du-projet"/>
-      <w:bookmarkEnd w:id="259"/>
+      <w:bookmarkStart w:id="261" w:name="métriques-du-projet"/>
+      <w:bookmarkStart w:id="262" w:name="_Toc240811507"/>
+      <w:bookmarkEnd w:id="258"/>
       <w:r>
         <w:t>4.6.3 Métriques du projet</w:t>
       </w:r>
-      <w:bookmarkEnd w:id="261"/>
+      <w:bookmarkEnd w:id="262"/>
     </w:p>
     <w:p>
       <w:pPr>
@@ -45217,7 +45227,7 @@
       <w:pPr>
         <w:pStyle w:val="TableCaption0"/>
       </w:pPr>
-      <w:bookmarkStart w:id="263" w:name="_Toc240810607"/>
+      <w:bookmarkStart w:id="263" w:name="_Toc240811589"/>
       <w:r>
         <w:rPr>
           <w:b/>
@@ -45760,14 +45770,14 @@
       <w:pPr>
         <w:pStyle w:val="Heading2"/>
       </w:pPr>
-      <w:bookmarkStart w:id="264" w:name="_Toc240810526"/>
-      <w:bookmarkStart w:id="265" w:name="le-tableau-de-bord-en-fonctionnement"/>
-      <w:bookmarkEnd w:id="255"/>
-      <w:bookmarkEnd w:id="262"/>
+      <w:bookmarkStart w:id="264" w:name="le-tableau-de-bord-en-fonctionnement"/>
+      <w:bookmarkStart w:id="265" w:name="_Toc240811508"/>
+      <w:bookmarkEnd w:id="254"/>
+      <w:bookmarkEnd w:id="261"/>
       <w:r>
         <w:t>4.7 Le tableau de bord en fonctionnement</w:t>
       </w:r>
-      <w:bookmarkEnd w:id="264"/>
+      <w:bookmarkEnd w:id="265"/>
     </w:p>
     <w:p>
       <w:pPr>
@@ -45800,13 +45810,13 @@
       <w:pPr>
         <w:pStyle w:val="Heading2"/>
       </w:pPr>
-      <w:bookmarkStart w:id="266" w:name="_Toc240810527"/>
-      <w:bookmarkStart w:id="267" w:name="analyse-des-coûts-et-des-quotas"/>
-      <w:bookmarkEnd w:id="265"/>
+      <w:bookmarkStart w:id="266" w:name="analyse-des-coûts-et-des-quotas"/>
+      <w:bookmarkStart w:id="267" w:name="_Toc240811509"/>
+      <w:bookmarkEnd w:id="264"/>
       <w:r>
         <w:t>4.8 Analyse des coûts et des quotas</w:t>
       </w:r>
-      <w:bookmarkEnd w:id="266"/>
+      <w:bookmarkEnd w:id="267"/>
     </w:p>
     <w:p>
       <w:pPr>
@@ -45858,7 +45868,7 @@
       <w:pPr>
         <w:pStyle w:val="TableCaption0"/>
       </w:pPr>
-      <w:bookmarkStart w:id="268" w:name="_Toc240810608"/>
+      <w:bookmarkStart w:id="268" w:name="_Toc240811590"/>
       <w:r>
         <w:rPr>
           <w:b/>
@@ -46439,12 +46449,12 @@
       <w:pPr>
         <w:pStyle w:val="Heading3"/>
       </w:pPr>
-      <w:bookmarkStart w:id="269" w:name="_Toc240810528"/>
-      <w:bookmarkStart w:id="270" w:name="X525e52a8dbeddb1f7e06d7d875f3071b76d196a"/>
+      <w:bookmarkStart w:id="269" w:name="X525e52a8dbeddb1f7e06d7d875f3071b76d196a"/>
+      <w:bookmarkStart w:id="270" w:name="_Toc240811510"/>
       <w:r>
         <w:t>4.8.1 Du tableau estimé à la mesure : la page Consommation</w:t>
       </w:r>
-      <w:bookmarkEnd w:id="269"/>
+      <w:bookmarkEnd w:id="270"/>
     </w:p>
     <w:p>
       <w:pPr>
@@ -46688,25 +46698,25 @@
       <w:pPr>
         <w:pStyle w:val="Heading2"/>
       </w:pPr>
-      <w:bookmarkStart w:id="271" w:name="_Toc240810529"/>
-      <w:bookmarkStart w:id="272" w:name="statistiques-et-qualité-du-projet"/>
-      <w:bookmarkEnd w:id="267"/>
-      <w:bookmarkEnd w:id="270"/>
+      <w:bookmarkStart w:id="271" w:name="statistiques-et-qualité-du-projet"/>
+      <w:bookmarkStart w:id="272" w:name="_Toc240811511"/>
+      <w:bookmarkEnd w:id="266"/>
+      <w:bookmarkEnd w:id="269"/>
       <w:r>
         <w:t>4.9 Statistiques et qualité du projet</w:t>
       </w:r>
-      <w:bookmarkEnd w:id="271"/>
+      <w:bookmarkEnd w:id="272"/>
     </w:p>
     <w:p>
       <w:pPr>
         <w:pStyle w:val="Heading3"/>
       </w:pPr>
-      <w:bookmarkStart w:id="273" w:name="_Toc240810530"/>
-      <w:bookmarkStart w:id="274" w:name="répartition-du-code"/>
+      <w:bookmarkStart w:id="273" w:name="répartition-du-code"/>
+      <w:bookmarkStart w:id="274" w:name="_Toc240811512"/>
       <w:r>
         <w:t>4.9.1 Répartition du code</w:t>
       </w:r>
-      <w:bookmarkEnd w:id="273"/>
+      <w:bookmarkEnd w:id="274"/>
     </w:p>
     <w:p>
       <w:pPr>
@@ -46740,7 +46750,7 @@
       <w:pPr>
         <w:pStyle w:val="TableCaption0"/>
       </w:pPr>
-      <w:bookmarkStart w:id="275" w:name="_Toc240810609"/>
+      <w:bookmarkStart w:id="275" w:name="_Toc240811591"/>
       <w:r>
         <w:rPr>
           <w:b/>
@@ -47225,13 +47235,13 @@
       <w:pPr>
         <w:pStyle w:val="Heading3"/>
       </w:pPr>
-      <w:bookmarkStart w:id="276" w:name="_Toc240810531"/>
-      <w:bookmarkStart w:id="277" w:name="indicateurs-de-qualité-mesurés"/>
-      <w:bookmarkEnd w:id="274"/>
+      <w:bookmarkStart w:id="276" w:name="indicateurs-de-qualité-mesurés"/>
+      <w:bookmarkStart w:id="277" w:name="_Toc240811513"/>
+      <w:bookmarkEnd w:id="273"/>
       <w:r>
         <w:t>4.9.2 Indicateurs de qualité mesurés</w:t>
       </w:r>
-      <w:bookmarkEnd w:id="276"/>
+      <w:bookmarkEnd w:id="277"/>
     </w:p>
     <w:p>
       <w:pPr>
@@ -47255,7 +47265,7 @@
       <w:pPr>
         <w:pStyle w:val="TableCaption0"/>
       </w:pPr>
-      <w:bookmarkStart w:id="278" w:name="_Toc240810610"/>
+      <w:bookmarkStart w:id="278" w:name="_Toc240811592"/>
       <w:r>
         <w:rPr>
           <w:b/>
@@ -47737,13 +47747,13 @@
       <w:pPr>
         <w:pStyle w:val="Heading3"/>
       </w:pPr>
-      <w:bookmarkStart w:id="279" w:name="_Toc240810532"/>
-      <w:bookmarkStart w:id="280" w:name="la-chaîne-dintégration-continue"/>
-      <w:bookmarkEnd w:id="277"/>
+      <w:bookmarkStart w:id="279" w:name="la-chaîne-dintégration-continue"/>
+      <w:bookmarkStart w:id="280" w:name="_Toc240811514"/>
+      <w:bookmarkEnd w:id="276"/>
       <w:r>
         <w:t>4.9.3 La chaîne d’intégration continue</w:t>
       </w:r>
-      <w:bookmarkEnd w:id="279"/>
+      <w:bookmarkEnd w:id="280"/>
     </w:p>
     <w:p>
       <w:pPr>
@@ -47804,7 +47814,7 @@
       <w:pPr>
         <w:pStyle w:val="TableCaption0"/>
       </w:pPr>
-      <w:bookmarkStart w:id="281" w:name="_Toc240810611"/>
+      <w:bookmarkStart w:id="281" w:name="_Toc240811593"/>
       <w:r>
         <w:rPr>
           <w:b/>
@@ -48522,7 +48532,7 @@
       <w:pPr>
         <w:pStyle w:val="FigureCaption"/>
       </w:pPr>
-      <w:bookmarkStart w:id="282" w:name="_Toc240810572"/>
+      <w:bookmarkStart w:id="282" w:name="_Toc240811554"/>
       <w:r>
         <w:rPr>
           <w:b/>
@@ -48539,13 +48549,13 @@
       <w:pPr>
         <w:pStyle w:val="Heading3"/>
       </w:pPr>
-      <w:bookmarkStart w:id="283" w:name="_Toc240810533"/>
-      <w:bookmarkStart w:id="284" w:name="analyse-statique-externe"/>
-      <w:bookmarkEnd w:id="280"/>
+      <w:bookmarkStart w:id="283" w:name="analyse-statique-externe"/>
+      <w:bookmarkStart w:id="284" w:name="_Toc240811515"/>
+      <w:bookmarkEnd w:id="279"/>
       <w:r>
         <w:t>4.9.4 Analyse statique externe</w:t>
       </w:r>
-      <w:bookmarkEnd w:id="283"/>
+      <w:bookmarkEnd w:id="284"/>
     </w:p>
     <w:p>
       <w:pPr>
@@ -48683,7 +48693,7 @@
       <w:pPr>
         <w:pStyle w:val="TableCaption0"/>
       </w:pPr>
-      <w:bookmarkStart w:id="285" w:name="_Toc240810612"/>
+      <w:bookmarkStart w:id="285" w:name="_Toc240811594"/>
       <w:r>
         <w:rPr>
           <w:b/>
@@ -49752,7 +49762,7 @@
       <w:pPr>
         <w:pStyle w:val="FigureCaption"/>
       </w:pPr>
-      <w:bookmarkStart w:id="286" w:name="_Toc240810573"/>
+      <w:bookmarkStart w:id="286" w:name="_Toc240811555"/>
       <w:r>
         <w:rPr>
           <w:b/>
@@ -49769,13 +49779,13 @@
       <w:pPr>
         <w:pStyle w:val="Heading3"/>
       </w:pPr>
-      <w:bookmarkStart w:id="287" w:name="_Toc240810534"/>
-      <w:bookmarkStart w:id="288" w:name="activité-du-dépôt-rythme-et-volume"/>
-      <w:bookmarkEnd w:id="284"/>
+      <w:bookmarkStart w:id="287" w:name="activité-du-dépôt-rythme-et-volume"/>
+      <w:bookmarkStart w:id="288" w:name="_Toc240811516"/>
+      <w:bookmarkEnd w:id="283"/>
       <w:r>
         <w:t>4.9.5 Activité du dépôt : rythme et volume</w:t>
       </w:r>
-      <w:bookmarkEnd w:id="287"/>
+      <w:bookmarkEnd w:id="288"/>
     </w:p>
     <w:p>
       <w:pPr>
@@ -49955,7 +49965,7 @@
       <w:pPr>
         <w:pStyle w:val="TableCaption0"/>
       </w:pPr>
-      <w:bookmarkStart w:id="289" w:name="_Toc240810613"/>
+      <w:bookmarkStart w:id="289" w:name="_Toc240811595"/>
       <w:r>
         <w:rPr>
           <w:b/>
@@ -50791,14 +50801,14 @@
       <w:pPr>
         <w:pStyle w:val="Heading3"/>
       </w:pPr>
-      <w:bookmarkStart w:id="290" w:name="_Toc240810535"/>
-      <w:bookmarkStart w:id="291" w:name="chronologie-réelle-du-développement"/>
-      <w:bookmarkEnd w:id="288"/>
+      <w:bookmarkStart w:id="290" w:name="chronologie-réelle-du-développement"/>
+      <w:bookmarkStart w:id="291" w:name="_Toc240811517"/>
+      <w:bookmarkEnd w:id="287"/>
       <w:r>
         <w:lastRenderedPageBreak/>
         <w:t>4.9.6 Chronologie réelle du développement</w:t>
       </w:r>
-      <w:bookmarkEnd w:id="290"/>
+      <w:bookmarkEnd w:id="291"/>
     </w:p>
     <w:p>
       <w:pPr>
@@ -50822,7 +50832,7 @@
       <w:pPr>
         <w:pStyle w:val="TableCaption0"/>
       </w:pPr>
-      <w:bookmarkStart w:id="292" w:name="_Toc240810614"/>
+      <w:bookmarkStart w:id="292" w:name="_Toc240811596"/>
       <w:r>
         <w:rPr>
           <w:b/>
@@ -51327,35 +51337,35 @@
       <w:pPr>
         <w:pStyle w:val="Heading2"/>
       </w:pPr>
-      <w:bookmarkStart w:id="293" w:name="_Toc240810536"/>
-      <w:bookmarkStart w:id="294" w:name="conclusion-du-chapitre-3"/>
-      <w:bookmarkEnd w:id="272"/>
-      <w:bookmarkEnd w:id="291"/>
+      <w:bookmarkStart w:id="293" w:name="conclusion-du-chapitre-3"/>
+      <w:bookmarkStart w:id="294" w:name="_Toc240811518"/>
+      <w:bookmarkEnd w:id="271"/>
+      <w:bookmarkEnd w:id="290"/>
       <w:r>
         <w:t>4.10 Conclusion du chapitre</w:t>
       </w:r>
+      <w:bookmarkEnd w:id="294"/>
+    </w:p>
+    <w:p>
+      <w:pPr>
+        <w:pStyle w:val="FirstParagraph"/>
+      </w:pPr>
+      <w:r>
+        <w:t>La réalisation a concrétisé la conception et l’a confrontée au réel. Le banc d’essai, mené sur treize moteurs, a produit un résultat qu’aucune revue de littérature n’aurait donné : le moteur le plus exact pour ce cas d’usage n’est pas le service commercial de référence mais un affinage open-source du darija, et ce constat n’a pu émerger que parce que des contrôles non affinés avaient été inclus et parce que trois bogues de harnais — dont un silencieux et flatteur — ont été débusqués. Six défauts d’intégration invisibles hors ligne ont par ailleurs été diagnostiqués et corrigés. La chaîne complète fonctionne de bout en bout depuis la phase 3, repli compris.</w:t>
+      </w:r>
+    </w:p>
+    <w:p>
+      <w:pPr>
+        <w:pStyle w:val="Heading1"/>
+      </w:pPr>
+      <w:bookmarkStart w:id="295" w:name="bilan-et-compétences-acquises"/>
+      <w:bookmarkStart w:id="296" w:name="_Toc240811519"/>
+      <w:bookmarkEnd w:id="193"/>
       <w:bookmarkEnd w:id="293"/>
-    </w:p>
-    <w:p>
-      <w:pPr>
-        <w:pStyle w:val="FirstParagraph"/>
-      </w:pPr>
-      <w:r>
-        <w:t>La réalisation a concrétisé la conception et l’a confrontée au réel. Le banc d’essai, mené sur treize moteurs, a produit un résultat qu’aucune revue de littérature n’aurait donné : le moteur le plus exact pour ce cas d’usage n’est pas le service commercial de référence mais un affinage open-source du darija, et ce constat n’a pu émerger que parce que des contrôles non affinés avaient été inclus et parce que trois bogues de harnais — dont un silencieux et flatteur — ont été débusqués. Six défauts d’intégration invisibles hors ligne ont par ailleurs été diagnostiqués et corrigés. La chaîne complète fonctionne de bout en bout depuis la phase 3, repli compris.</w:t>
-      </w:r>
-    </w:p>
-    <w:p>
-      <w:pPr>
-        <w:pStyle w:val="Heading1"/>
-      </w:pPr>
-      <w:bookmarkStart w:id="295" w:name="_Toc240810537"/>
-      <w:bookmarkStart w:id="296" w:name="bilan-et-compétences-acquises"/>
-      <w:bookmarkEnd w:id="194"/>
-      <w:bookmarkEnd w:id="294"/>
       <w:r>
         <w:t>Bilan et compétences acquises</w:t>
       </w:r>
-      <w:bookmarkEnd w:id="295"/>
+      <w:bookmarkEnd w:id="296"/>
     </w:p>
     <w:p>
       <w:pPr>
@@ -51497,13 +51507,13 @@
       <w:pPr>
         <w:pStyle w:val="Heading1"/>
       </w:pPr>
-      <w:bookmarkStart w:id="297" w:name="_Toc240810538"/>
-      <w:bookmarkStart w:id="298" w:name="conclusion-générale-et-perspectives"/>
-      <w:bookmarkEnd w:id="296"/>
+      <w:bookmarkStart w:id="297" w:name="conclusion-générale-et-perspectives"/>
+      <w:bookmarkStart w:id="298" w:name="_Toc240811520"/>
+      <w:bookmarkEnd w:id="295"/>
       <w:r>
         <w:t>Conclusion générale et perspectives</w:t>
       </w:r>
-      <w:bookmarkEnd w:id="297"/>
+      <w:bookmarkEnd w:id="298"/>
     </w:p>
     <w:p>
       <w:pPr>
@@ -51716,14 +51726,14 @@
       <w:pPr>
         <w:pStyle w:val="Heading1"/>
       </w:pPr>
-      <w:bookmarkStart w:id="299" w:name="_Toc240810539"/>
-      <w:bookmarkStart w:id="300" w:name="références-bibliographiques"/>
-      <w:bookmarkEnd w:id="298"/>
+      <w:bookmarkStart w:id="299" w:name="références-bibliographiques"/>
+      <w:bookmarkStart w:id="300" w:name="_Toc240811521"/>
+      <w:bookmarkEnd w:id="297"/>
       <w:r>
         <w:lastRenderedPageBreak/>
         <w:t>Références bibliographiques</w:t>
       </w:r>
-      <w:bookmarkEnd w:id="299"/>
+      <w:bookmarkEnd w:id="300"/>
     </w:p>
     <w:p>
       <w:pPr>
@@ -51925,8 +51935,8 @@
       <w:pPr>
         <w:pStyle w:val="Heading1"/>
       </w:pPr>
-      <w:bookmarkStart w:id="301" w:name="_Toc240810540"/>
-      <w:bookmarkEnd w:id="300"/>
+      <w:bookmarkStart w:id="301" w:name="_Toc240811522"/>
+      <w:bookmarkEnd w:id="299"/>
       <w:r>
         <w:lastRenderedPageBreak/>
         <w:t>Annexes</w:t>
@@ -51937,23 +51947,23 @@
       <w:pPr>
         <w:pStyle w:val="Heading2"/>
       </w:pPr>
-      <w:bookmarkStart w:id="302" w:name="_Toc240810541"/>
-      <w:bookmarkStart w:id="303" w:name="annexe-e-documentation-dinstallation"/>
+      <w:bookmarkStart w:id="302" w:name="annexe-e-documentation-dinstallation"/>
+      <w:bookmarkStart w:id="303" w:name="_Toc240811523"/>
       <w:r>
         <w:t>Annexe A : Documentation d’installation</w:t>
       </w:r>
-      <w:bookmarkEnd w:id="302"/>
+      <w:bookmarkEnd w:id="303"/>
     </w:p>
     <w:p>
       <w:pPr>
         <w:pStyle w:val="Heading3"/>
       </w:pPr>
-      <w:bookmarkStart w:id="304" w:name="_Toc240810542"/>
-      <w:bookmarkStart w:id="305" w:name="e.1-prérequis"/>
+      <w:bookmarkStart w:id="304" w:name="e.1-prérequis"/>
+      <w:bookmarkStart w:id="305" w:name="_Toc240811524"/>
       <w:r>
         <w:t>A.1 Prérequis</w:t>
       </w:r>
-      <w:bookmarkEnd w:id="304"/>
+      <w:bookmarkEnd w:id="305"/>
     </w:p>
     <w:p>
       <w:pPr>
@@ -51977,51 +51987,157 @@
       <w:pPr>
         <w:pStyle w:val="Heading3"/>
       </w:pPr>
-      <w:bookmarkStart w:id="306" w:name="_Toc240810543"/>
-      <w:bookmarkStart w:id="307" w:name="e.2-configuration"/>
-      <w:bookmarkEnd w:id="305"/>
+      <w:bookmarkStart w:id="306" w:name="e.2-configuration"/>
+      <w:bookmarkStart w:id="307" w:name="_Toc240811525"/>
+      <w:bookmarkEnd w:id="304"/>
       <w:r>
         <w:t>A.2 Configuration</w:t>
       </w:r>
+      <w:bookmarkEnd w:id="307"/>
+    </w:p>
+    <w:p>
+      <w:pPr>
+        <w:pStyle w:val="FirstParagraph"/>
+      </w:pPr>
+      <w:r>
+        <w:t xml:space="preserve">Toute la configuration est portée par un fichier </w:t>
+      </w:r>
+      <w:r>
+        <w:rPr>
+          <w:rStyle w:val="VerbatimChar"/>
+        </w:rPr>
+        <w:t>.env</w:t>
+      </w:r>
+      <w:r>
+        <w:t xml:space="preserve"> non versionné, dont un modèle documenté (</w:t>
+      </w:r>
+      <w:r>
+        <w:rPr>
+          <w:rStyle w:val="VerbatimChar"/>
+        </w:rPr>
+        <w:t>.env.example</w:t>
+      </w:r>
+      <w:r>
+        <w:t>) accompagne le dépôt. Les clés d’API sont optionnelles au démarrage et vérifiées à l’appel : le service démarre sans secret — ce qui est nécessaire aux tests automatisés — mais échoue avec un message explicite si un appel en requiert un. Le mot de passe de la base n’a délibérément aucune valeur par défaut, afin qu’un déploiement mal configuré échoue bruyamment plutôt que de démarrer avec un mot de passe connu.</w:t>
+      </w:r>
+    </w:p>
+    <w:p>
+      <w:pPr>
+        <w:pStyle w:val="Heading3"/>
+      </w:pPr>
+      <w:bookmarkStart w:id="308" w:name="e.3-démarrage-de-la-pile"/>
+      <w:bookmarkStart w:id="309" w:name="_Toc240811526"/>
       <w:bookmarkEnd w:id="306"/>
+      <w:r>
+        <w:t>A.3 Démarrage de la pile</w:t>
+      </w:r>
+      <w:bookmarkEnd w:id="309"/>
+    </w:p>
+    <w:p>
+      <w:pPr>
+        <w:pStyle w:val="SourceCode"/>
+      </w:pPr>
+      <w:r>
+        <w:rPr>
+          <w:rStyle w:val="ExtensionTok"/>
+        </w:rPr>
+        <w:t>docker</w:t>
+      </w:r>
+      <w:r>
+        <w:rPr>
+          <w:rStyle w:val="NormalTok"/>
+        </w:rPr>
+        <w:t xml:space="preserve"> compose up </w:t>
+      </w:r>
+      <w:r>
+        <w:rPr>
+          <w:rStyle w:val="AttributeTok"/>
+        </w:rPr>
+        <w:t>-d</w:t>
+      </w:r>
     </w:p>
     <w:p>
       <w:pPr>
         <w:pStyle w:val="FirstParagraph"/>
       </w:pPr>
       <w:r>
-        <w:t xml:space="preserve">Toute la configuration est portée par un fichier </w:t>
+        <w:t xml:space="preserve">Cinq services démarrent : </w:t>
       </w:r>
       <w:r>
         <w:rPr>
           <w:rStyle w:val="VerbatimChar"/>
         </w:rPr>
-        <w:t>.env</w:t>
-      </w:r>
-      <w:r>
-        <w:t xml:space="preserve"> non versionné, dont un modèle documenté (</w:t>
+        <w:t>postgres</w:t>
+      </w:r>
+      <w:r>
+        <w:t xml:space="preserve">, </w:t>
       </w:r>
       <w:r>
         <w:rPr>
           <w:rStyle w:val="VerbatimChar"/>
         </w:rPr>
-        <w:t>.env.example</w:t>
-      </w:r>
-      <w:r>
-        <w:t>) accompagne le dépôt. Les clés d’API sont optionnelles au démarrage et vérifiées à l’appel : le service démarre sans secret — ce qui est nécessaire aux tests automatisés — mais échoue avec un message explicite si un appel en requiert un. Le mot de passe de la base n’a délibérément aucune valeur par défaut, afin qu’un déploiement mal configuré échoue bruyamment plutôt que de démarrer avec un mot de passe connu.</w:t>
+        <w:t>n8n</w:t>
+      </w:r>
+      <w:r>
+        <w:t xml:space="preserve">, </w:t>
+      </w:r>
+      <w:r>
+        <w:rPr>
+          <w:rStyle w:val="VerbatimChar"/>
+        </w:rPr>
+        <w:t>api</w:t>
+      </w:r>
+      <w:r>
+        <w:t xml:space="preserve">, </w:t>
+      </w:r>
+      <w:r>
+        <w:rPr>
+          <w:rStyle w:val="VerbatimChar"/>
+        </w:rPr>
+        <w:t>stt-local</w:t>
+      </w:r>
+      <w:r>
+        <w:t xml:space="preserve"> et </w:t>
+      </w:r>
+      <w:r>
+        <w:rPr>
+          <w:rStyle w:val="VerbatimChar"/>
+        </w:rPr>
+        <w:t>web</w:t>
+      </w:r>
+      <w:r>
+        <w:t xml:space="preserve">. Un seul port est publié, celui du proxy, qui sert le tableau de bord, l’API sous </w:t>
+      </w:r>
+      <w:r>
+        <w:rPr>
+          <w:rStyle w:val="VerbatimChar"/>
+        </w:rPr>
+        <w:t>/api/</w:t>
+      </w:r>
+      <w:r>
+        <w:t xml:space="preserve"> et les webhooks sous </w:t>
+      </w:r>
+      <w:r>
+        <w:rPr>
+          <w:rStyle w:val="VerbatimChar"/>
+        </w:rPr>
+        <w:t>/webhook/</w:t>
+      </w:r>
+      <w:r>
+        <w:t>. Les trois services centraux sont en redémarrage automatique, de sorte que la chaîne se rétablit seule après un redémarrage de la machine.</w:t>
       </w:r>
     </w:p>
     <w:p>
       <w:pPr>
         <w:pStyle w:val="Heading3"/>
       </w:pPr>
-      <w:bookmarkStart w:id="308" w:name="_Toc240810544"/>
-      <w:bookmarkStart w:id="309" w:name="e.3-démarrage-de-la-pile"/>
-      <w:bookmarkEnd w:id="307"/>
-      <w:r>
-        <w:t>A.3 Démarrage de la pile</w:t>
-      </w:r>
+      <w:bookmarkStart w:id="310" w:name="e.4-développement-du-service"/>
+      <w:bookmarkStart w:id="311" w:name="_Toc240811527"/>
       <w:bookmarkEnd w:id="308"/>
+      <w:r>
+        <w:t>A.4 Développement du service</w:t>
+      </w:r>
+      <w:bookmarkEnd w:id="311"/>
     </w:p>
     <w:p>
       <w:pPr>
@@ -52029,200 +52145,94 @@
       </w:pPr>
       <w:r>
         <w:rPr>
+          <w:rStyle w:val="BuiltInTok"/>
+        </w:rPr>
+        <w:t>cd</w:t>
+      </w:r>
+      <w:r>
+        <w:rPr>
+          <w:rStyle w:val="NormalTok"/>
+        </w:rPr>
+        <w:t xml:space="preserve"> api</w:t>
+      </w:r>
+      <w:r>
+        <w:br/>
+      </w:r>
+      <w:r>
+        <w:rPr>
           <w:rStyle w:val="ExtensionTok"/>
         </w:rPr>
-        <w:t>docker</w:t>
+        <w:t>.venv/Scripts/python.exe</w:t>
       </w:r>
       <w:r>
         <w:rPr>
           <w:rStyle w:val="NormalTok"/>
         </w:rPr>
-        <w:t xml:space="preserve"> compose up </w:t>
+        <w:t xml:space="preserve"> </w:t>
       </w:r>
       <w:r>
         <w:rPr>
           <w:rStyle w:val="AttributeTok"/>
         </w:rPr>
-        <w:t>-d</w:t>
-      </w:r>
-    </w:p>
-    <w:p>
-      <w:pPr>
-        <w:pStyle w:val="FirstParagraph"/>
-      </w:pPr>
-      <w:r>
-        <w:t xml:space="preserve">Cinq services démarrent : </w:t>
-      </w:r>
-      <w:r>
-        <w:rPr>
-          <w:rStyle w:val="VerbatimChar"/>
-        </w:rPr>
-        <w:t>postgres</w:t>
-      </w:r>
-      <w:r>
-        <w:t xml:space="preserve">, </w:t>
-      </w:r>
-      <w:r>
-        <w:rPr>
-          <w:rStyle w:val="VerbatimChar"/>
-        </w:rPr>
-        <w:t>n8n</w:t>
-      </w:r>
-      <w:r>
-        <w:t xml:space="preserve">, </w:t>
-      </w:r>
-      <w:r>
-        <w:rPr>
-          <w:rStyle w:val="VerbatimChar"/>
-        </w:rPr>
-        <w:t>api</w:t>
-      </w:r>
-      <w:r>
-        <w:t xml:space="preserve">, </w:t>
-      </w:r>
-      <w:r>
-        <w:rPr>
-          <w:rStyle w:val="VerbatimChar"/>
-        </w:rPr>
-        <w:t>stt-local</w:t>
-      </w:r>
-      <w:r>
-        <w:t xml:space="preserve"> et </w:t>
-      </w:r>
-      <w:r>
-        <w:rPr>
-          <w:rStyle w:val="VerbatimChar"/>
-        </w:rPr>
-        <w:t>web</w:t>
-      </w:r>
-      <w:r>
-        <w:t xml:space="preserve">. Un seul port est publié, celui du proxy, qui sert le tableau de bord, l’API sous </w:t>
-      </w:r>
-      <w:r>
-        <w:rPr>
-          <w:rStyle w:val="VerbatimChar"/>
-        </w:rPr>
-        <w:t>/api/</w:t>
-      </w:r>
-      <w:r>
-        <w:t xml:space="preserve"> et les webhooks sous </w:t>
-      </w:r>
-      <w:r>
-        <w:rPr>
-          <w:rStyle w:val="VerbatimChar"/>
-        </w:rPr>
-        <w:t>/webhook/</w:t>
-      </w:r>
-      <w:r>
-        <w:t>. Les trois services centraux sont en redémarrage automatique, de sorte que la chaîne se rétablit seule après un redémarrage de la machine.</w:t>
+        <w:t>-m</w:t>
+      </w:r>
+      <w:r>
+        <w:rPr>
+          <w:rStyle w:val="NormalTok"/>
+        </w:rPr>
+        <w:t xml:space="preserve"> pytest              </w:t>
+      </w:r>
+      <w:r>
+        <w:rPr>
+          <w:rStyle w:val="CommentTok"/>
+        </w:rPr>
+        <w:t># 860 tests (810 hors ligne, 50 marqués integration)</w:t>
+      </w:r>
+      <w:r>
+        <w:br/>
+      </w:r>
+      <w:r>
+        <w:rPr>
+          <w:rStyle w:val="ExtensionTok"/>
+        </w:rPr>
+        <w:t>.venv/Scripts/python.exe</w:t>
+      </w:r>
+      <w:r>
+        <w:rPr>
+          <w:rStyle w:val="NormalTok"/>
+        </w:rPr>
+        <w:t xml:space="preserve"> </w:t>
+      </w:r>
+      <w:r>
+        <w:rPr>
+          <w:rStyle w:val="AttributeTok"/>
+        </w:rPr>
+        <w:t>-m</w:t>
+      </w:r>
+      <w:r>
+        <w:rPr>
+          <w:rStyle w:val="NormalTok"/>
+        </w:rPr>
+        <w:t xml:space="preserve"> uvicorn app.main:app </w:t>
+      </w:r>
+      <w:r>
+        <w:rPr>
+          <w:rStyle w:val="AttributeTok"/>
+        </w:rPr>
+        <w:t>--reload</w:t>
       </w:r>
     </w:p>
     <w:p>
       <w:pPr>
         <w:pStyle w:val="Heading3"/>
       </w:pPr>
-      <w:bookmarkStart w:id="310" w:name="_Toc240810545"/>
-      <w:bookmarkStart w:id="311" w:name="e.4-développement-du-service"/>
-      <w:bookmarkEnd w:id="309"/>
-      <w:r>
-        <w:t>A.4 Développement du service</w:t>
-      </w:r>
+      <w:bookmarkStart w:id="312" w:name="e.5-deux-pièges-de-déploiement"/>
+      <w:bookmarkStart w:id="313" w:name="_Toc240811528"/>
       <w:bookmarkEnd w:id="310"/>
-    </w:p>
-    <w:p>
-      <w:pPr>
-        <w:pStyle w:val="SourceCode"/>
-      </w:pPr>
-      <w:r>
-        <w:rPr>
-          <w:rStyle w:val="BuiltInTok"/>
-        </w:rPr>
-        <w:t>cd</w:t>
-      </w:r>
-      <w:r>
-        <w:rPr>
-          <w:rStyle w:val="NormalTok"/>
-        </w:rPr>
-        <w:t xml:space="preserve"> api</w:t>
-      </w:r>
-      <w:r>
-        <w:br/>
-      </w:r>
-      <w:r>
-        <w:rPr>
-          <w:rStyle w:val="ExtensionTok"/>
-        </w:rPr>
-        <w:t>.venv/Scripts/python.exe</w:t>
-      </w:r>
-      <w:r>
-        <w:rPr>
-          <w:rStyle w:val="NormalTok"/>
-        </w:rPr>
-        <w:t xml:space="preserve"> </w:t>
-      </w:r>
-      <w:r>
-        <w:rPr>
-          <w:rStyle w:val="AttributeTok"/>
-        </w:rPr>
-        <w:t>-m</w:t>
-      </w:r>
-      <w:r>
-        <w:rPr>
-          <w:rStyle w:val="NormalTok"/>
-        </w:rPr>
-        <w:t xml:space="preserve"> pytest              </w:t>
-      </w:r>
-      <w:r>
-        <w:rPr>
-          <w:rStyle w:val="CommentTok"/>
-        </w:rPr>
-        <w:t># 860 tests (810 hors ligne, 50 marqués integration)</w:t>
-      </w:r>
-      <w:r>
-        <w:br/>
-      </w:r>
-      <w:r>
-        <w:rPr>
-          <w:rStyle w:val="ExtensionTok"/>
-        </w:rPr>
-        <w:t>.venv/Scripts/python.exe</w:t>
-      </w:r>
-      <w:r>
-        <w:rPr>
-          <w:rStyle w:val="NormalTok"/>
-        </w:rPr>
-        <w:t xml:space="preserve"> </w:t>
-      </w:r>
-      <w:r>
-        <w:rPr>
-          <w:rStyle w:val="AttributeTok"/>
-        </w:rPr>
-        <w:t>-m</w:t>
-      </w:r>
-      <w:r>
-        <w:rPr>
-          <w:rStyle w:val="NormalTok"/>
-        </w:rPr>
-        <w:t xml:space="preserve"> uvicorn app.main:app </w:t>
-      </w:r>
-      <w:r>
-        <w:rPr>
-          <w:rStyle w:val="AttributeTok"/>
-        </w:rPr>
-        <w:t>--reload</w:t>
-      </w:r>
-    </w:p>
-    <w:p>
-      <w:pPr>
-        <w:pStyle w:val="Heading3"/>
-      </w:pPr>
-      <w:bookmarkStart w:id="312" w:name="_Toc240810546"/>
-      <w:bookmarkStart w:id="313" w:name="e.5-deux-pièges-de-déploiement"/>
-      <w:bookmarkEnd w:id="311"/>
       <w:r>
         <w:t>A.5 Deux pièges de déploiement</w:t>
       </w:r>
-      <w:bookmarkEnd w:id="312"/>
+      <w:bookmarkEnd w:id="313"/>
     </w:p>
     <w:p>
       <w:pPr>
@@ -52290,13 +52300,13 @@
       <w:pPr>
         <w:pStyle w:val="Heading3"/>
       </w:pPr>
-      <w:bookmarkStart w:id="314" w:name="_Toc240810547"/>
-      <w:bookmarkStart w:id="315" w:name="X65830b01ebdcfcc7eda500c35eb5bb24aec32a3"/>
-      <w:bookmarkEnd w:id="313"/>
+      <w:bookmarkStart w:id="314" w:name="X65830b01ebdcfcc7eda500c35eb5bb24aec32a3"/>
+      <w:bookmarkStart w:id="315" w:name="_Toc240811529"/>
+      <w:bookmarkEnd w:id="312"/>
       <w:r>
         <w:t>A.6 Étape manuelle après l’import du workflow</w:t>
       </w:r>
-      <w:bookmarkEnd w:id="314"/>
+      <w:bookmarkEnd w:id="315"/>
     </w:p>
     <w:p>
       <w:pPr>
@@ -52320,26 +52330,26 @@
       <w:pPr>
         <w:pStyle w:val="Heading2"/>
       </w:pPr>
-      <w:bookmarkStart w:id="316" w:name="_Toc240810548"/>
-      <w:bookmarkStart w:id="317" w:name="X4550a81f5e354f33d90846552e6364a3feca980"/>
-      <w:bookmarkEnd w:id="303"/>
-      <w:bookmarkEnd w:id="315"/>
+      <w:bookmarkStart w:id="316" w:name="X4550a81f5e354f33d90846552e6364a3feca980"/>
+      <w:bookmarkStart w:id="317" w:name="_Toc240811530"/>
+      <w:bookmarkEnd w:id="302"/>
+      <w:bookmarkEnd w:id="314"/>
       <w:r>
         <w:lastRenderedPageBreak/>
         <w:t>Annexe B : Protocole et données du banc d’essai</w:t>
       </w:r>
-      <w:bookmarkEnd w:id="316"/>
+      <w:bookmarkEnd w:id="317"/>
     </w:p>
     <w:p>
       <w:pPr>
         <w:pStyle w:val="Heading3"/>
       </w:pPr>
-      <w:bookmarkStart w:id="318" w:name="_Toc240810549"/>
-      <w:bookmarkStart w:id="319" w:name="g.1-protocole"/>
+      <w:bookmarkStart w:id="318" w:name="g.1-protocole"/>
+      <w:bookmarkStart w:id="319" w:name="_Toc240811531"/>
       <w:r>
         <w:t>B.1 Protocole</w:t>
       </w:r>
-      <w:bookmarkEnd w:id="318"/>
+      <w:bookmarkEnd w:id="319"/>
     </w:p>
     <w:p>
       <w:pPr>
@@ -52430,13 +52440,13 @@
       <w:pPr>
         <w:pStyle w:val="Heading3"/>
       </w:pPr>
-      <w:bookmarkStart w:id="320" w:name="_Toc240810550"/>
-      <w:bookmarkStart w:id="321" w:name="g.2-catalogue-des-moteurs-évalués"/>
-      <w:bookmarkEnd w:id="319"/>
+      <w:bookmarkStart w:id="320" w:name="g.2-catalogue-des-moteurs-évalués"/>
+      <w:bookmarkStart w:id="321" w:name="_Toc240811532"/>
+      <w:bookmarkEnd w:id="318"/>
       <w:r>
         <w:t>B.2 Catalogue des moteurs évalués</w:t>
       </w:r>
-      <w:bookmarkEnd w:id="320"/>
+      <w:bookmarkEnd w:id="321"/>
     </w:p>
     <w:tbl>
       <w:tblPr>
@@ -53217,33 +53227,33 @@
       <w:pPr>
         <w:pStyle w:val="Heading3"/>
       </w:pPr>
-      <w:bookmarkStart w:id="322" w:name="_Toc240810551"/>
-      <w:bookmarkStart w:id="323" w:name="g.3-reproductibilité"/>
-      <w:bookmarkEnd w:id="321"/>
+      <w:bookmarkStart w:id="322" w:name="g.3-reproductibilité"/>
+      <w:bookmarkStart w:id="323" w:name="_Toc240811533"/>
+      <w:bookmarkEnd w:id="320"/>
       <w:r>
         <w:t>B.3 Reproductibilité</w:t>
       </w:r>
+      <w:bookmarkEnd w:id="323"/>
+    </w:p>
+    <w:p>
+      <w:pPr>
+        <w:pStyle w:val="FirstParagraph"/>
+      </w:pPr>
+      <w:r>
+        <w:t>Le catalogue des points de contrôle et le harnais d’exécution sont versionnés dans le dépôt ; les poids eux-mêmes ne le sont pas — 5,8 Go, dont un fragment de 4,7 Go, ce qui dépasse la limite par fichier de Git LFS. Le script de téléchargement les reconstitue à l’identique, deux d’entre eux exigeant l’acceptation préalable d’une licence sur la plateforme.</w:t>
+      </w:r>
+    </w:p>
+    <w:p>
+      <w:pPr>
+        <w:pStyle w:val="Heading3"/>
+      </w:pPr>
+      <w:bookmarkStart w:id="324" w:name="g.4-limite-assumée"/>
+      <w:bookmarkStart w:id="325" w:name="_Toc240811534"/>
       <w:bookmarkEnd w:id="322"/>
-    </w:p>
-    <w:p>
-      <w:pPr>
-        <w:pStyle w:val="FirstParagraph"/>
-      </w:pPr>
-      <w:r>
-        <w:t>Le catalogue des points de contrôle et le harnais d’exécution sont versionnés dans le dépôt ; les poids eux-mêmes ne le sont pas — 5,8 Go, dont un fragment de 4,7 Go, ce qui dépasse la limite par fichier de Git LFS. Le script de téléchargement les reconstitue à l’identique, deux d’entre eux exigeant l’acceptation préalable d’une licence sur la plateforme.</w:t>
-      </w:r>
-    </w:p>
-    <w:p>
-      <w:pPr>
-        <w:pStyle w:val="Heading3"/>
-      </w:pPr>
-      <w:bookmarkStart w:id="324" w:name="_Toc240810552"/>
-      <w:bookmarkStart w:id="325" w:name="g.4-limite-assumée"/>
-      <w:bookmarkEnd w:id="323"/>
       <w:r>
         <w:t>B.4 Limite assumée</w:t>
       </w:r>
-      <w:bookmarkEnd w:id="324"/>
+      <w:bookmarkEnd w:id="325"/>
     </w:p>
     <w:p>
       <w:pPr>
@@ -53272,9 +53282,9 @@
       <w:pPr>
         <w:pStyle w:val="Heading2"/>
       </w:pPr>
-      <w:bookmarkStart w:id="326" w:name="_Toc240810553"/>
-      <w:bookmarkEnd w:id="317"/>
-      <w:bookmarkEnd w:id="325"/>
+      <w:bookmarkStart w:id="326" w:name="_Toc240811535"/>
+      <w:bookmarkEnd w:id="316"/>
+      <w:bookmarkEnd w:id="324"/>
       <w:r>
         <w:lastRenderedPageBreak/>
         <w:t>Annexe C : Le tableau de bord, écran par écran</w:t>
@@ -53312,12 +53322,12 @@
       <w:pPr>
         <w:pStyle w:val="Heading3"/>
       </w:pPr>
-      <w:bookmarkStart w:id="327" w:name="_Toc240810554"/>
-      <w:bookmarkStart w:id="328" w:name="h.1-écrans-principaux"/>
+      <w:bookmarkStart w:id="327" w:name="h.1-écrans-principaux"/>
+      <w:bookmarkStart w:id="328" w:name="_Toc240811536"/>
       <w:r>
         <w:t>C.1 Écrans principaux</w:t>
       </w:r>
-      <w:bookmarkEnd w:id="327"/>
+      <w:bookmarkEnd w:id="328"/>
     </w:p>
     <w:p>
       <w:pPr>
@@ -53392,7 +53402,7 @@
       <w:pPr>
         <w:pStyle w:val="FigureCaption"/>
       </w:pPr>
-      <w:bookmarkStart w:id="329" w:name="_Toc240810574"/>
+      <w:bookmarkStart w:id="329" w:name="_Toc240811556"/>
       <w:r>
         <w:rPr>
           <w:b/>
@@ -53478,7 +53488,7 @@
       <w:pPr>
         <w:pStyle w:val="FigureCaption"/>
       </w:pPr>
-      <w:bookmarkStart w:id="330" w:name="_Toc240810575"/>
+      <w:bookmarkStart w:id="330" w:name="_Toc240811557"/>
       <w:r>
         <w:rPr>
           <w:b/>
@@ -53568,7 +53578,7 @@
         <w:pStyle w:val="FigureCaption"/>
         <w:spacing w:line="240" w:lineRule="auto"/>
       </w:pPr>
-      <w:bookmarkStart w:id="331" w:name="_Toc240810576"/>
+      <w:bookmarkStart w:id="331" w:name="_Toc240811558"/>
       <w:r>
         <w:rPr>
           <w:b/>
@@ -53657,7 +53667,7 @@
         <w:pStyle w:val="FigureCaption"/>
         <w:spacing w:line="240" w:lineRule="auto"/>
       </w:pPr>
-      <w:bookmarkStart w:id="332" w:name="_Toc240810577"/>
+      <w:bookmarkStart w:id="332" w:name="_Toc240811559"/>
       <w:r>
         <w:rPr>
           <w:b/>
@@ -53745,7 +53755,7 @@
         <w:pStyle w:val="FigureCaption"/>
       </w:pPr>
       <w:bookmarkStart w:id="333" w:name="_Toc240484516"/>
-      <w:bookmarkStart w:id="334" w:name="_Toc240810578"/>
+      <w:bookmarkStart w:id="334" w:name="_Toc240811560"/>
       <w:r>
         <w:rPr>
           <w:b/>
@@ -53851,7 +53861,7 @@
         </w:rPr>
       </w:pPr>
       <w:bookmarkStart w:id="335" w:name="_Toc240484518"/>
-      <w:bookmarkStart w:id="336" w:name="_Toc240810579"/>
+      <w:bookmarkStart w:id="336" w:name="_Toc240811561"/>
       <w:bookmarkEnd w:id="335"/>
       <w:r>
         <w:rPr>
@@ -53945,7 +53955,7 @@
         </w:rPr>
       </w:pPr>
       <w:bookmarkStart w:id="337" w:name="_Toc240484519"/>
-      <w:bookmarkStart w:id="338" w:name="_Toc240810580"/>
+      <w:bookmarkStart w:id="338" w:name="_Toc240811562"/>
       <w:bookmarkEnd w:id="337"/>
       <w:r>
         <w:rPr>
@@ -54036,7 +54046,7 @@
         <w:spacing w:line="240" w:lineRule="auto"/>
       </w:pPr>
       <w:bookmarkStart w:id="339" w:name="_Toc240484522"/>
-      <w:bookmarkStart w:id="340" w:name="_Toc240810581"/>
+      <w:bookmarkStart w:id="340" w:name="_Toc240811563"/>
       <w:r>
         <w:rPr>
           <w:b/>
@@ -54054,8 +54064,8 @@
       <w:pPr>
         <w:pStyle w:val="Heading3"/>
       </w:pPr>
-      <w:bookmarkStart w:id="341" w:name="_Toc240810555"/>
-      <w:bookmarkEnd w:id="328"/>
+      <w:bookmarkStart w:id="341" w:name="_Toc240811537"/>
+      <w:bookmarkEnd w:id="327"/>
       <w:r>
         <w:lastRenderedPageBreak/>
         <w:t>C.2 Usage mobile</w:t>
@@ -54143,7 +54153,7 @@
       <w:pPr>
         <w:pStyle w:val="FigureCaption"/>
       </w:pPr>
-      <w:bookmarkStart w:id="342" w:name="_Toc240810582"/>
+      <w:bookmarkStart w:id="342" w:name="_Toc240811564"/>
       <w:r>
         <w:rPr>
           <w:b/>
@@ -54286,7 +54296,7 @@
         <w:color w:val="595959"/>
         <w:sz w:val="16"/>
       </w:rPr>
-      <w:t>13</w:t>
+      <w:t>89</w:t>
     </w:r>
     <w:r>
       <w:rPr>
